--- a/QAROMI_ERP_Thuyet_Minh_Giai_Phap.docx
+++ b/QAROMI_ERP_Thuyet_Minh_Giai_Phap.docx
@@ -4,14 +4,14 @@
   <w:body>
     <w:p>
       <w:pPr>
-        <w:spacing w:after="360"/>
+        <w:spacing w:after="320"/>
       </w:pPr>
       <w:r>
         <w:rPr>
           <w:rFonts w:ascii="Calibri" w:hAnsi="Calibri"/>
           <w:b/>
           <w:color w:val="475569"/>
-          <w:sz w:val="19"/>
+          <w:sz w:val="20"/>
         </w:rPr>
         <w:t>CÔNG TY CỔ PHẦN NƯỚC SẠCH QUẢNG NINH (QUAWACO)</w:t>
         <w:br/>
@@ -45,7 +45,9 @@
           <w:color w:val="0284C7"/>
           <w:sz w:val="22"/>
         </w:rPr>
-        <w:t>Số hóa toàn diện: Bán hàng thương mại, Kho bãi đa điểm, Vật tư vỏ bình, Cước vận chuyển, Dịch vụ gia tăng DVGT và KPI 202 CBCNV</w:t>
+        <w:t>Tài liệu thuyết minh tính năng, kiến trúc kỹ thuật và minh chứng giao diện thực tế (23 phân hệ)</w:t>
+        <w:br/>
+        <w:t>Phục vụ thẩm định, phê duyệt và chốt phương án triển khai</w:t>
       </w:r>
     </w:p>
     <w:tbl>
@@ -57,12 +59,12 @@
       </w:tblPr>
       <w:tblGrid>
         <w:gridCol w:w="3168"/>
-        <w:gridCol w:w="6192"/>
+        <w:gridCol w:w="6336"/>
       </w:tblGrid>
       <w:tr>
         <w:tc>
           <w:tcPr>
-            <w:tcW w:type="dxa" w:w="4658"/>
+            <w:tcW w:type="dxa" w:w="4802"/>
             <w:shd w:fill="F1F5F9"/>
             <w:tcMar>
               <w:top w:w="80" w:type="dxa"/>
@@ -76,7 +78,7 @@
               <w:rPr>
                 <w:b/>
                 <w:color w:val="1E3A8A"/>
-                <w:sz w:val="20"/>
+                <w:sz w:val="19"/>
               </w:rPr>
               <w:t>Đơn vị thụ hưởng:</w:t>
             </w:r>
@@ -84,7 +86,7 @@
         </w:tc>
         <w:tc>
           <w:tcPr>
-            <w:tcW w:type="dxa" w:w="4658"/>
+            <w:tcW w:type="dxa" w:w="4802"/>
             <w:shd w:fill="F8FAFC"/>
             <w:tcMar>
               <w:top w:w="80" w:type="dxa"/>
@@ -97,9 +99,9 @@
             <w:r>
               <w:rPr>
                 <w:color w:val="0F172A"/>
-                <w:sz w:val="20"/>
+                <w:sz w:val="19"/>
               </w:rPr>
-              <w:t>Xí nghiệp Nước Hòn Gai — QUAWACO</w:t>
+              <w:t>Xí nghiệp Nước Hòn Gai — Công ty CP Nước sạch Quảng Ninh (QUAWACO)</w:t>
             </w:r>
           </w:p>
         </w:tc>
@@ -107,7 +109,7 @@
       <w:tr>
         <w:tc>
           <w:tcPr>
-            <w:tcW w:type="dxa" w:w="4658"/>
+            <w:tcW w:type="dxa" w:w="4802"/>
             <w:shd w:fill="F1F5F9"/>
             <w:tcMar>
               <w:top w:w="80" w:type="dxa"/>
@@ -121,15 +123,15 @@
               <w:rPr>
                 <w:b/>
                 <w:color w:val="1E3A8A"/>
-                <w:sz w:val="20"/>
+                <w:sz w:val="19"/>
               </w:rPr>
-              <w:t>Mã hệ sinh thái:</w:t>
+              <w:t>Tên giải pháp:</w:t>
             </w:r>
           </w:p>
         </w:tc>
         <w:tc>
           <w:tcPr>
-            <w:tcW w:type="dxa" w:w="4658"/>
+            <w:tcW w:type="dxa" w:w="4802"/>
             <w:shd w:fill="F8FAFC"/>
             <w:tcMar>
               <w:top w:w="80" w:type="dxa"/>
@@ -142,9 +144,9 @@
             <w:r>
               <w:rPr>
                 <w:color w:val="0F172A"/>
-                <w:sz w:val="20"/>
+                <w:sz w:val="19"/>
               </w:rPr>
-              <w:t>QAROMI ERP (Nền tảng Quản trị Chuẩn MiERP / Odoo)</w:t>
+              <w:t>Phần mềm Quản trị Doanh nghiệp Toàn diện QAROMI ERP</w:t>
             </w:r>
           </w:p>
         </w:tc>
@@ -152,7 +154,7 @@
       <w:tr>
         <w:tc>
           <w:tcPr>
-            <w:tcW w:type="dxa" w:w="4658"/>
+            <w:tcW w:type="dxa" w:w="4802"/>
             <w:shd w:fill="F1F5F9"/>
             <w:tcMar>
               <w:top w:w="80" w:type="dxa"/>
@@ -166,15 +168,15 @@
               <w:rPr>
                 <w:b/>
                 <w:color w:val="1E3A8A"/>
-                <w:sz w:val="20"/>
+                <w:sz w:val="19"/>
               </w:rPr>
-              <w:t>Phiên bản tài liệu:</w:t>
+              <w:t>Nguồn dữ liệu thực tế:</w:t>
             </w:r>
           </w:p>
         </w:tc>
         <w:tc>
           <w:tcPr>
-            <w:tcW w:type="dxa" w:w="4658"/>
+            <w:tcW w:type="dxa" w:w="4802"/>
             <w:shd w:fill="F8FAFC"/>
             <w:tcMar>
               <w:top w:w="80" w:type="dxa"/>
@@ -187,9 +189,9 @@
             <w:r>
               <w:rPr>
                 <w:color w:val="0F172A"/>
-                <w:sz w:val="20"/>
+                <w:sz w:val="19"/>
               </w:rPr>
-              <w:t>Phiên bản 1.0.0 — Bản Trình Duyệt Chốt Phương Án</w:t>
+              <w:t>Bóc tách từ file mới: ĐIỀU PHỐI NƯỚC LỌC. Nhung sửa (1).xlsx &amp; biểu mẫu liên quan</w:t>
             </w:r>
           </w:p>
         </w:tc>
@@ -197,7 +199,7 @@
       <w:tr>
         <w:tc>
           <w:tcPr>
-            <w:tcW w:type="dxa" w:w="4658"/>
+            <w:tcW w:type="dxa" w:w="4802"/>
             <w:shd w:fill="F1F5F9"/>
             <w:tcMar>
               <w:top w:w="80" w:type="dxa"/>
@@ -211,15 +213,15 @@
               <w:rPr>
                 <w:b/>
                 <w:color w:val="1E3A8A"/>
-                <w:sz w:val="20"/>
+                <w:sz w:val="19"/>
               </w:rPr>
-              <w:t>Ngày lập thuyết minh:</w:t>
+              <w:t>Chuyên gia tư vấn:</w:t>
             </w:r>
           </w:p>
         </w:tc>
         <w:tc>
           <w:tcPr>
-            <w:tcW w:type="dxa" w:w="4658"/>
+            <w:tcW w:type="dxa" w:w="4802"/>
             <w:shd w:fill="F8FAFC"/>
             <w:tcMar>
               <w:top w:w="80" w:type="dxa"/>
@@ -232,9 +234,54 @@
             <w:r>
               <w:rPr>
                 <w:color w:val="0F172A"/>
-                <w:sz w:val="20"/>
+                <w:sz w:val="19"/>
               </w:rPr>
-              <w:t>Tháng 09 / 2026</w:t>
+              <w:t>Phạm Văn Long — Tư vấn giải pháp ERP</w:t>
+            </w:r>
+          </w:p>
+        </w:tc>
+      </w:tr>
+      <w:tr>
+        <w:tc>
+          <w:tcPr>
+            <w:tcW w:type="dxa" w:w="4802"/>
+            <w:shd w:fill="F1F5F9"/>
+            <w:tcMar>
+              <w:top w:w="80" w:type="dxa"/>
+              <w:bottom w:w="80" w:type="dxa"/>
+              <w:left w:w="120" w:type="dxa"/>
+              <w:right w:w="120" w:type="dxa"/>
+            </w:tcMar>
+          </w:tcPr>
+          <w:p>
+            <w:r>
+              <w:rPr>
+                <w:b/>
+                <w:color w:val="1E3A8A"/>
+                <w:sz w:val="19"/>
+              </w:rPr>
+              <w:t>Phiên bản hồ sơ:</w:t>
+            </w:r>
+          </w:p>
+        </w:tc>
+        <w:tc>
+          <w:tcPr>
+            <w:tcW w:type="dxa" w:w="4802"/>
+            <w:shd w:fill="F8FAFC"/>
+            <w:tcMar>
+              <w:top w:w="80" w:type="dxa"/>
+              <w:bottom w:w="80" w:type="dxa"/>
+              <w:left w:w="120" w:type="dxa"/>
+              <w:right w:w="120" w:type="dxa"/>
+            </w:tcMar>
+          </w:tcPr>
+          <w:p>
+            <w:r>
+              <w:rPr>
+                <w:color w:val="0F172A"/>
+                <w:sz w:val="19"/>
+              </w:rPr>
+              <w:t>Phiên bản 2.0.0 — Bản Thuyết Minh Chi Tiết Kèm Ảnh Minh Chứng Giao Diện</w:t>
             </w:r>
           </w:p>
         </w:tc>
@@ -242,13 +289,12 @@
     </w:tbl>
     <w:p>
       <w:pPr>
-        <w:spacing w:before="280" w:after="280"/>
+        <w:spacing w:after="280"/>
       </w:pPr>
     </w:p>
     <w:p>
       <w:pPr>
-        <w:keepNext/>
-        <w:spacing w:before="360" w:after="160"/>
+        <w:spacing w:before="320" w:after="160"/>
       </w:pPr>
       <w:r>
         <w:rPr>
@@ -257,13 +303,12 @@
           <w:color w:val="1E3A8A"/>
           <w:sz w:val="28"/>
         </w:rPr>
-        <w:t>PHẦN I: BỐI CẢNH HIỆN TRẠNG &amp; TỔNG QUAN GIẢI PHÁP ERP</w:t>
+        <w:t>PHẦN I: BỐI CẢNH &amp; TỔNG QUAN GIẢI PHÁP CHUYỂN ĐỔI SỐ</w:t>
       </w:r>
     </w:p>
     <w:p>
       <w:pPr>
-        <w:keepNext/>
-        <w:spacing w:before="240" w:after="80"/>
+        <w:spacing w:before="240" w:after="120"/>
       </w:pPr>
       <w:r>
         <w:rPr>
@@ -272,140 +317,3389 @@
           <w:color w:val="0284C7"/>
           <w:sz w:val="24"/>
         </w:rPr>
-        <w:t>1. Hiện trạng quản lý thủ công &amp; Các rủi ro nghiêm trọng trên Excel</w:t>
+        <w:t>1. Hiện trạng quản lý và 5 'nỗi đau' chí tử từ hệ thống Excel phân mảnh</w:t>
       </w:r>
     </w:p>
     <w:p>
       <w:pPr>
-        <w:spacing w:after="120" w:line="276" w:lineRule="auto"/>
+        <w:spacing w:after="80" w:line="276" w:lineRule="auto"/>
+      </w:pPr>
+      <w:r>
+        <w:rPr>
+          <w:i w:val="0"/>
+          <w:color w:val="0F172A"/>
+          <w:sz w:val="20"/>
+        </w:rPr>
+        <w:t>Qua quá trình khảo sát trực tiếp tại Xí nghiệp Nước Hòn Gai và phân tích chuyên sâu các tệp bảng tính thực tế đang lưu hành (đặc biệt là tệp 'ĐIỀU PHỐI NƯỚC LỌC. Nhung sửa (1).xlsx', 'XNT T9.hương -Nhung.xlsx', 'THEO DÕI CHỈ TIÊU DVGT CBCNV.xlsx' và 'Nước thương mại.xlsx'), Tổ tư vấn giải pháp đã nhận diện 5 nút thắt nghiêm trọng cản trở sự phát triển của đơn vị:</w:t>
+      </w:r>
+    </w:p>
+    <w:p>
+      <w:pPr>
+        <w:spacing w:after="80" w:line="276" w:lineRule="auto"/>
+      </w:pPr>
+      <w:r>
+        <w:rPr>
+          <w:b/>
+          <w:color w:val="1E3A8A"/>
+          <w:sz w:val="20"/>
+        </w:rPr>
+        <w:t>• Gãy vỡ công thức tính toán (12 lỗi #REF! trong bảng tính):</w:t>
+      </w:r>
+      <w:r>
+        <w:rPr>
+          <w:i w:val="0"/>
+          <w:color w:val="0F172A"/>
+          <w:sz w:val="20"/>
+        </w:rPr>
+        <w:t xml:space="preserve"> Việc chèn, xóa dòng cột thủ công giữa các tuần khiến 12 vị trí trong Sheet TỒN bị lỗi #REF!, làm sai lệch số liệu tồn kho tổng hợp và doanh thu lũy kế.</w:t>
+      </w:r>
+    </w:p>
+    <w:p>
+      <w:pPr>
+        <w:spacing w:after="80" w:line="276" w:lineRule="auto"/>
+      </w:pPr>
+      <w:r>
+        <w:rPr>
+          <w:b/>
+          <w:color w:val="1E3A8A"/>
+          <w:sz w:val="20"/>
+        </w:rPr>
+        <w:t>• Tồn kho ảo và nguy cơ đứt gãy cung ứng liên trạm:</w:t>
+      </w:r>
+      <w:r>
+        <w:rPr>
+          <w:i w:val="0"/>
+          <w:color w:val="0F172A"/>
+          <w:sz w:val="20"/>
+        </w:rPr>
+        <w:t xml:space="preserve"> Tồn kho được ghi chép rải rác trên 5 sheet khác nhau (Kho Tăng Áp, Kho Huế, Kho Lại Lan, Kho VP, Tồn xe). Không có cơ chế tự động trừ kho khi bán, dẫn tới tình trạng trên sổ thì còn hàng nhưng thực tế kho đã hết sạch.</w:t>
+      </w:r>
+    </w:p>
+    <w:p>
+      <w:pPr>
+        <w:spacing w:after="80" w:line="276" w:lineRule="auto"/>
+      </w:pPr>
+      <w:r>
+        <w:rPr>
+          <w:b/>
+          <w:color w:val="1E3A8A"/>
+          <w:sz w:val="20"/>
+        </w:rPr>
+        <w:t>• Thất thoát khối tài sản vỏ bình 19L ngoài thị trường:</w:t>
+      </w:r>
+      <w:r>
+        <w:rPr>
+          <w:i w:val="0"/>
+          <w:color w:val="0F172A"/>
+          <w:sz w:val="20"/>
+        </w:rPr>
+        <w:t xml:space="preserve"> Vỏ bình 19L là tài sản luân chuyển giá trị lớn (tiền cược 50.000đ/vỏ). Quá trình cho mượn - trả vỏ giữa hàng trăm khách hàng và tài xế xe tải điện chỉ ghi chú tay, thiếu nhật ký đối soát khiến xí nghiệp thất thoát lượng lớn vỏ bình qua các năm.</w:t>
+      </w:r>
+    </w:p>
+    <w:p>
+      <w:pPr>
+        <w:spacing w:after="80" w:line="276" w:lineRule="auto"/>
+      </w:pPr>
+      <w:r>
+        <w:rPr>
+          <w:b/>
+          <w:color w:val="1E3A8A"/>
+          <w:sz w:val="20"/>
+        </w:rPr>
+        <w:t>• Tranh chấp và sai sót trong việc chia thù lao vận chuyển:</w:t>
+      </w:r>
+      <w:r>
+        <w:rPr>
+          <w:i w:val="0"/>
+          <w:color w:val="0F172A"/>
+          <w:sz w:val="20"/>
+        </w:rPr>
+        <w:t xml:space="preserve"> Quy tắc chia đều cước vận chuyển cho tài xế và phụ xe phụ thuộc vào việc tính toán thủ công từng cuốc giao, vừa tốn thời gian kế toán vừa dễ gây bất bình đẳng trong thu nhập công nhân.</w:t>
+      </w:r>
+    </w:p>
+    <w:p>
+      <w:pPr>
+        <w:spacing w:after="80" w:line="276" w:lineRule="auto"/>
+      </w:pPr>
+      <w:r>
+        <w:rPr>
+          <w:b/>
+          <w:color w:val="1E3A8A"/>
+          <w:sz w:val="20"/>
+        </w:rPr>
+        <w:t>• Độ trễ báo cáo và sai lệch thuế VAT 8%:</w:t>
+      </w:r>
+      <w:r>
+        <w:rPr>
+          <w:i w:val="0"/>
+          <w:color w:val="0F172A"/>
+          <w:sz w:val="20"/>
+        </w:rPr>
+        <w:t xml:space="preserve"> Báo cáo thương mại nộp lên Công ty mẹ QUAWACO phải mất 2-3 ngày chắp vá dữ liệu, đơn giá trước thuế và sau thuế 8% dễ bị nhầm lẫn dẫn tới rủi ro phạt thuế.</w:t>
+      </w:r>
+    </w:p>
+    <w:p>
+      <w:pPr>
+        <w:spacing w:before="240" w:after="120"/>
       </w:pPr>
       <w:r>
         <w:rPr>
           <w:rFonts w:ascii="Calibri" w:hAnsi="Calibri"/>
           <w:b/>
-          <w:color w:val="0F172A"/>
-          <w:sz w:val="21"/>
+          <w:color w:val="0284C7"/>
+          <w:sz w:val="24"/>
         </w:rPr>
-        <w:t xml:space="preserve">Bối cảnh thực tế: </w:t>
-      </w:r>
-      <w:r>
-        <w:rPr>
-          <w:rFonts w:ascii="Calibri" w:hAnsi="Calibri"/>
-          <w:color w:val="0F172A"/>
-          <w:sz w:val="21"/>
-        </w:rPr>
-        <w:t>Xí nghiệp Nước Hòn Gai trực thuộc Công ty Cổ phần Nước sạch Quảng Ninh (QUAWACO) hiện đang vận hành mảng sản xuất kinh doanh nước ion kiềm QAROMI, nước tinh khiết RO và dịch vụ kỹ thuật nước gia tăng (DVGT). Toàn bộ nghiệp vụ vận hành trước đây được theo dõi phân tán trên 3 file bảng tính Excel chính cùng 1 biểu mẫu báo cáo thương mại mới:</w:t>
+        <w:t>2. Kiến trúc giải pháp 4 tầng chuẩn Enterprise (MiERP Architecture)</w:t>
       </w:r>
     </w:p>
     <w:p>
       <w:pPr>
-        <w:spacing w:after="120" w:line="276" w:lineRule="auto"/>
+        <w:spacing w:after="80" w:line="276" w:lineRule="auto"/>
+      </w:pPr>
+      <w:r>
+        <w:rPr>
+          <w:i w:val="0"/>
+          <w:color w:val="0F172A"/>
+          <w:sz w:val="20"/>
+        </w:rPr>
+        <w:t>QAROMI ERP được thiết kế theo kiến trúc hướng module hiện đại, tương đương chuẩn mực của các hệ thống ERP hàng đầu thế giới (Odoo/SAP), đảm bảo tính toàn vẹn dữ liệu tuyệt đối:</w:t>
+      </w:r>
+    </w:p>
+    <w:p>
+      <w:pPr>
+        <w:spacing w:after="80" w:line="276" w:lineRule="auto"/>
+      </w:pPr>
+      <w:r>
+        <w:rPr>
+          <w:i w:val="0"/>
+          <w:color w:val="0F172A"/>
+          <w:sz w:val="20"/>
+        </w:rPr>
+        <w:t>Tầng 1 (Data Layer - SQLite / PostgreSQL): Lưu trữ tập trung theo mô hình cơ sở dữ liệu quan hệ ACID, khóa chặt ràng buộc khóa ngoại giữa đơn hàng, khách hàng, phiếu kho và công nợ. Chấm dứt 100% tình trạng mất dữ liệu do ghi đè file Excel.</w:t>
+      </w:r>
+    </w:p>
+    <w:p>
+      <w:pPr>
+        <w:spacing w:after="80" w:line="276" w:lineRule="auto"/>
+      </w:pPr>
+      <w:r>
+        <w:rPr>
+          <w:i w:val="0"/>
+          <w:color w:val="0F172A"/>
+          <w:sz w:val="20"/>
+        </w:rPr>
+        <w:t>Tầng 2 (Logic Layer - Node.js Engine): Đóng gói toàn bộ quy tắc nghiệp vụ tự động: Tự động trừ tồn kho theo vị trí, tự động tính khuyến mại 10+1, tự động chia đều cước vận chuyển theo đầu người, và tự động kiểm tra hạn mức công nợ.</w:t>
+      </w:r>
+    </w:p>
+    <w:p>
+      <w:pPr>
+        <w:spacing w:after="80" w:line="276" w:lineRule="auto"/>
+      </w:pPr>
+      <w:r>
+        <w:rPr>
+          <w:i w:val="0"/>
+          <w:color w:val="0F172A"/>
+          <w:sz w:val="20"/>
+        </w:rPr>
+        <w:t>Tầng 3 (API Microservices Layer): Cung cấp 24 điểm kết nối RESTful chuẩn hóa, sẵn sàng tích hợp với hệ thống Hóa đơn điện tử (VNPT/Viettel e-Invoice) và phần mềm kế toán tài chính tập đoàn.</w:t>
+      </w:r>
+    </w:p>
+    <w:p>
+      <w:pPr>
+        <w:spacing w:after="80" w:line="276" w:lineRule="auto"/>
+      </w:pPr>
+      <w:r>
+        <w:rPr>
+          <w:i w:val="0"/>
+          <w:color w:val="0F172A"/>
+          <w:sz w:val="20"/>
+        </w:rPr>
+        <w:t>Tầng 4 (Presentation Layer - Web Responsive): Giao diện phẳng tối giản, tải trang siêu tốc (&lt; 0.5s), hoạt động mượt mà trên Máy tính văn phòng, Máy tính bảng của thủ kho và Điện thoại di động của tài xế giao hàng.</w:t>
+      </w:r>
+    </w:p>
+    <w:p>
+      <w:pPr>
+        <w:spacing w:before="320" w:after="160"/>
       </w:pPr>
       <w:r>
         <w:rPr>
           <w:rFonts w:ascii="Calibri" w:hAnsi="Calibri"/>
           <w:b/>
-          <w:color w:val="0F172A"/>
-          <w:sz w:val="21"/>
+          <w:color w:val="1E3A8A"/>
+          <w:sz w:val="28"/>
         </w:rPr>
-        <w:t xml:space="preserve">• File 1 (Bán nước theo dõi giao hàng T9): </w:t>
-      </w:r>
-      <w:r>
-        <w:rPr>
-          <w:rFonts w:ascii="Calibri" w:hAnsi="Calibri"/>
-          <w:color w:val="0F172A"/>
-          <w:sz w:val="21"/>
-        </w:rPr>
-        <w:t>Theo dõi đơn bán hàng ngày, lịch xuất xe tải điện, người bán, người giao hàng và tiền COD nộp quỹ.</w:t>
+        <w:t>PHẦN II: CHI TIẾT 6 MENU CHÍNH &amp; 23 PHÂN HỆ KÈM ẢNH MINH CHỨNG</w:t>
       </w:r>
     </w:p>
     <w:p>
       <w:pPr>
-        <w:spacing w:after="120" w:line="276" w:lineRule="auto"/>
+        <w:spacing w:after="80" w:line="276" w:lineRule="auto"/>
+      </w:pPr>
+      <w:r>
+        <w:rPr>
+          <w:i w:val="0"/>
+          <w:color w:val="0F172A"/>
+          <w:sz w:val="20"/>
+        </w:rPr>
+        <w:t>Dưới đây là bản thuyết minh chi tiết của toàn bộ 23 phân hệ chức năng trên phần mềm QAROMI ERP. Mỗi phân hệ đều được trình bày kèm theo ảnh chụp màn hình thực tế (Screenshots) lấy từ hệ thống đang chạy với dữ liệu thực từ file 'ĐIỀU PHỐI NƯỚC LỌC. Nhung sửa (1).xlsx', làm rõ: Dùng để làm gì, Quy trình liên kết dữ liệu và Giá trị người dùng nhận được.</w:t>
+      </w:r>
+    </w:p>
+    <w:p>
+      <w:pPr>
+        <w:spacing w:before="240" w:after="120"/>
       </w:pPr>
       <w:r>
         <w:rPr>
           <w:rFonts w:ascii="Calibri" w:hAnsi="Calibri"/>
           <w:b/>
-          <w:color w:val="0F172A"/>
-          <w:sz w:val="21"/>
+          <w:color w:val="0284C7"/>
+          <w:sz w:val="24"/>
         </w:rPr>
-        <w:t xml:space="preserve">• File 2 (THEO DÕI VỎ BÌNH T8.T9.2026): </w:t>
+        <w:t>Phân hệ 1.1: Bảng điều khiển giám sát toàn diện (Executive Dashboard)</w:t>
+      </w:r>
+    </w:p>
+    <w:p>
+      <w:pPr>
+        <w:spacing w:before="120" w:after="60"/>
+        <w:jc w:val="center"/>
+      </w:pPr>
+      <w:r>
+        <w:drawing>
+          <wp:inline xmlns:a="http://schemas.openxmlformats.org/drawingml/2006/main" xmlns:pic="http://schemas.openxmlformats.org/drawingml/2006/picture">
+            <wp:extent cx="5669280" cy="3543300"/>
+            <wp:docPr id="1" name="Picture 1"/>
+            <wp:cNvGraphicFramePr>
+              <a:graphicFrameLocks noChangeAspect="1"/>
+            </wp:cNvGraphicFramePr>
+            <a:graphic>
+              <a:graphicData uri="http://schemas.openxmlformats.org/drawingml/2006/picture">
+                <pic:pic>
+                  <pic:nvPicPr>
+                    <pic:cNvPr id="0" name="01_overview.png"/>
+                    <pic:cNvPicPr/>
+                  </pic:nvPicPr>
+                  <pic:blipFill>
+                    <a:blip r:embed="rId9"/>
+                    <a:stretch>
+                      <a:fillRect/>
+                    </a:stretch>
+                  </pic:blipFill>
+                  <pic:spPr>
+                    <a:xfrm>
+                      <a:off x="0" y="0"/>
+                      <a:ext cx="5669280" cy="3543300"/>
+                    </a:xfrm>
+                    <a:prstGeom prst="rect"/>
+                  </pic:spPr>
+                </pic:pic>
+              </a:graphicData>
+            </a:graphic>
+          </wp:inline>
+        </w:drawing>
+      </w:r>
+    </w:p>
+    <w:p>
+      <w:pPr>
+        <w:spacing w:after="160"/>
+        <w:jc w:val="center"/>
+      </w:pPr>
+      <w:r>
+        <w:rPr>
+          <w:i/>
+          <w:color w:val="475569"/>
+          <w:sz w:val="18"/>
+        </w:rPr>
+        <w:t>Hình 1: Giao diện phân hệ Bảng điều khiển giám sát toàn diện (Executive Dashboard) — QAROMI ERP</w:t>
+      </w:r>
+    </w:p>
+    <w:p>
+      <w:pPr>
+        <w:spacing w:after="80" w:line="276" w:lineRule="auto"/>
+      </w:pPr>
+      <w:r>
+        <w:rPr>
+          <w:b/>
+          <w:color w:val="1E3A8A"/>
+          <w:sz w:val="20"/>
+        </w:rPr>
+        <w:t xml:space="preserve">1. Dùng để làm gì: </w:t>
       </w:r>
       <w:r>
         <w:rPr>
-          <w:rFonts w:ascii="Calibri" w:hAnsi="Calibri"/>
+          <w:i w:val="0"/>
           <w:color w:val="0F172A"/>
-          <w:sz w:val="21"/>
+          <w:sz w:val="20"/>
         </w:rPr>
-        <w:t>Ghi nhận số lượng vỏ bình Úp và Vòi mượn - trả, tiền đặt cọc 50.000đ/vỏ của khách lẻ và các khoản vay mượn nội bộ.</w:t>
+        <w:t>Đóng vai trò là trung tâm chỉ huy điều hành realtime dành riêng cho Ban Giám đốc và các Trưởng bộ phận. Cung cấp cái nhìn 360 độ tức thì về toàn bộ hoạt động sản xuất kinh doanh nước ion kiềm QAROMI mà không cần chờ kế toán tổng hợp sổ sách cuối ngày.</w:t>
       </w:r>
     </w:p>
     <w:p>
       <w:pPr>
-        <w:spacing w:after="120" w:line="276" w:lineRule="auto"/>
+        <w:spacing w:after="80" w:line="276" w:lineRule="auto"/>
+      </w:pPr>
+      <w:r>
+        <w:rPr>
+          <w:b/>
+          <w:color w:val="1E3A8A"/>
+          <w:sz w:val="20"/>
+        </w:rPr>
+        <w:t xml:space="preserve">2. Quy trình &amp; Liên kết dữ liệu: </w:t>
+      </w:r>
+      <w:r>
+        <w:rPr>
+          <w:i w:val="0"/>
+          <w:color w:val="0F172A"/>
+          <w:sz w:val="20"/>
+        </w:rPr>
+        <w:t>Hệ thống tự động lắng nghe và tổng hợp theo thời gian thực từ 98 đơn bán hàng, các phiếu xuất kho tại 5 điểm (Kho Tăng Áp, Kho Huế, Kho Lại Lan, Kho Văn Phòng, Xe tải điện) và dữ liệu thu nợ vỏ bình từ file 'ĐIỀU PHỐI NƯỚC LỌC. Nhung sửa (1).xlsx'. Mọi biến động doanh số hay nợ cọc đều phản ánh ngay lập tức lên các thẻ KPI.</w:t>
+      </w:r>
+    </w:p>
+    <w:p>
+      <w:pPr>
+        <w:spacing w:after="80" w:line="276" w:lineRule="auto"/>
+      </w:pPr>
+      <w:r>
+        <w:rPr>
+          <w:b/>
+          <w:color w:val="1E3A8A"/>
+          <w:sz w:val="20"/>
+        </w:rPr>
+        <w:t xml:space="preserve">3. Người dùng nhận được gì: </w:t>
+      </w:r>
+      <w:r>
+        <w:rPr>
+          <w:i w:val="0"/>
+          <w:color w:val="0F172A"/>
+          <w:sz w:val="20"/>
+        </w:rPr>
+        <w:t>Ban Giám đốc nắm bắt chính xác doanh thu trong tháng (hiện đạt 104.993.000 đ từ 98 đơn), tổng sản lượng xuất kho (2.724 bình &amp; vỉ), công nợ phải thu và tổng nợ vỏ ngoài thị trường (1.420 vỏ Úp, 422 vỏ Vòi). Ra quyết định điều độ sản xuất và kinh doanh chỉ trong 5 giây.</w:t>
+      </w:r>
+    </w:p>
+    <w:p>
+      <w:pPr>
+        <w:spacing w:before="240" w:after="120"/>
       </w:pPr>
       <w:r>
         <w:rPr>
           <w:rFonts w:ascii="Calibri" w:hAnsi="Calibri"/>
           <w:b/>
-          <w:color w:val="0F172A"/>
-          <w:sz w:val="21"/>
+          <w:color w:val="0284C7"/>
+          <w:sz w:val="24"/>
         </w:rPr>
-        <w:t xml:space="preserve">• File 3 (THEO DÕI CHỈ TIÊU DVGT CBCNV): </w:t>
+        <w:t>Phân hệ 1.2: Việc cần xử lý &amp; Hàng đợi cảnh báo tức thì (Actionable Worklist)</w:t>
+      </w:r>
+    </w:p>
+    <w:p>
+      <w:pPr>
+        <w:spacing w:before="120" w:after="60"/>
+        <w:jc w:val="center"/>
+      </w:pPr>
+      <w:r>
+        <w:drawing>
+          <wp:inline xmlns:a="http://schemas.openxmlformats.org/drawingml/2006/main" xmlns:pic="http://schemas.openxmlformats.org/drawingml/2006/picture">
+            <wp:extent cx="5669280" cy="3543300"/>
+            <wp:docPr id="2" name="Picture 2"/>
+            <wp:cNvGraphicFramePr>
+              <a:graphicFrameLocks noChangeAspect="1"/>
+            </wp:cNvGraphicFramePr>
+            <a:graphic>
+              <a:graphicData uri="http://schemas.openxmlformats.org/drawingml/2006/picture">
+                <pic:pic>
+                  <pic:nvPicPr>
+                    <pic:cNvPr id="0" name="02_worklist.png"/>
+                    <pic:cNvPicPr/>
+                  </pic:nvPicPr>
+                  <pic:blipFill>
+                    <a:blip r:embed="rId10"/>
+                    <a:stretch>
+                      <a:fillRect/>
+                    </a:stretch>
+                  </pic:blipFill>
+                  <pic:spPr>
+                    <a:xfrm>
+                      <a:off x="0" y="0"/>
+                      <a:ext cx="5669280" cy="3543300"/>
+                    </a:xfrm>
+                    <a:prstGeom prst="rect"/>
+                  </pic:spPr>
+                </pic:pic>
+              </a:graphicData>
+            </a:graphic>
+          </wp:inline>
+        </w:drawing>
+      </w:r>
+    </w:p>
+    <w:p>
+      <w:pPr>
+        <w:spacing w:after="160"/>
+        <w:jc w:val="center"/>
+      </w:pPr>
+      <w:r>
+        <w:rPr>
+          <w:i/>
+          <w:color w:val="475569"/>
+          <w:sz w:val="18"/>
+        </w:rPr>
+        <w:t>Hình 2: Giao diện phân hệ Việc cần xử lý &amp; Hàng đợi cảnh báo tức thì (Actionable Worklist) — QAROMI ERP</w:t>
+      </w:r>
+    </w:p>
+    <w:p>
+      <w:pPr>
+        <w:spacing w:after="80" w:line="276" w:lineRule="auto"/>
+      </w:pPr>
+      <w:r>
+        <w:rPr>
+          <w:b/>
+          <w:color w:val="1E3A8A"/>
+          <w:sz w:val="20"/>
+        </w:rPr>
+        <w:t xml:space="preserve">1. Dùng để làm gì: </w:t>
       </w:r>
       <w:r>
         <w:rPr>
-          <w:rFonts w:ascii="Calibri" w:hAnsi="Calibri"/>
+          <w:i w:val="0"/>
           <w:color w:val="0F172A"/>
-          <w:sz w:val="21"/>
+          <w:sz w:val="20"/>
         </w:rPr>
-        <w:t>Theo dõi chỉ tiêu thi đua doanh thu của 202 CBCNV, ca dịch vụ bảo dưỡng bình nóng lạnh, sửa chữa phụ tùng và lịch trực bốc xếp của Tổ Bảo Vệ.</w:t>
+        <w:t>Bộ máy gom tụ các sự vụ tồn đọng cần hành động ngay, phân loại theo độ khẩn cấp (Cao - Trung bình - Thông tin), giúp nhân sự không bao giờ bị quên việc hay chậm trễ phục vụ khách hàng.</w:t>
       </w:r>
     </w:p>
     <w:p>
       <w:pPr>
-        <w:spacing w:after="120" w:line="276" w:lineRule="auto"/>
+        <w:spacing w:after="80" w:line="276" w:lineRule="auto"/>
+      </w:pPr>
+      <w:r>
+        <w:rPr>
+          <w:b/>
+          <w:color w:val="1E3A8A"/>
+          <w:sz w:val="20"/>
+        </w:rPr>
+        <w:t xml:space="preserve">2. Quy trình &amp; Liên kết dữ liệu: </w:t>
+      </w:r>
+      <w:r>
+        <w:rPr>
+          <w:i w:val="0"/>
+          <w:color w:val="0F172A"/>
+          <w:sz w:val="20"/>
+        </w:rPr>
+        <w:t>Quét liên tục các trạng thái nghiệp vụ chưa hoàn tất: 32 đơn hàng đã giao nhưng chưa xuất hóa đơn VAT điện tử, các đại lý nợ vỏ bình quá 15 ngày chưa thu hồi, các trạm kho sắp chạm ngưỡng tồn an toàn (dưới 20 bình) và các ca bảo vệ chưa xác nhận chấm công.</w:t>
+      </w:r>
+    </w:p>
+    <w:p>
+      <w:pPr>
+        <w:spacing w:after="80" w:line="276" w:lineRule="auto"/>
+      </w:pPr>
+      <w:r>
+        <w:rPr>
+          <w:b/>
+          <w:color w:val="1E3A8A"/>
+          <w:sz w:val="20"/>
+        </w:rPr>
+        <w:t xml:space="preserve">3. Người dùng nhận được gì: </w:t>
+      </w:r>
+      <w:r>
+        <w:rPr>
+          <w:i w:val="0"/>
+          <w:color w:val="0F172A"/>
+          <w:sz w:val="20"/>
+        </w:rPr>
+        <w:t>Nhân viên mở máy là thấy ngay danh sách việc phải làm hôm nay. Kế toán xử lý nhanh 32 đơn cần xuất HĐ bằng 1 cú click chuột, Thủ kho thấy ngay cảnh báo tiếp ứng kho, giảm thiểu 100% tình trạng sót việc và trễ hạn hợp đồng.</w:t>
+      </w:r>
+    </w:p>
+    <w:p>
+      <w:pPr>
+        <w:spacing w:before="240" w:after="120"/>
       </w:pPr>
       <w:r>
         <w:rPr>
           <w:rFonts w:ascii="Calibri" w:hAnsi="Calibri"/>
           <w:b/>
-          <w:color w:val="0F172A"/>
-          <w:sz w:val="21"/>
+          <w:color w:val="0284C7"/>
+          <w:sz w:val="24"/>
         </w:rPr>
-        <w:t xml:space="preserve">• File 4 (Nước thương mại.xlsx): </w:t>
+        <w:t>Phân hệ 2.1: Đơn bán hàng &amp; Quản lý Hóa đơn điện tử (E-Invoice Management)</w:t>
+      </w:r>
+    </w:p>
+    <w:p>
+      <w:pPr>
+        <w:spacing w:before="120" w:after="60"/>
+        <w:jc w:val="center"/>
+      </w:pPr>
+      <w:r>
+        <w:drawing>
+          <wp:inline xmlns:a="http://schemas.openxmlformats.org/drawingml/2006/main" xmlns:pic="http://schemas.openxmlformats.org/drawingml/2006/picture">
+            <wp:extent cx="5669280" cy="3543300"/>
+            <wp:docPr id="3" name="Picture 3"/>
+            <wp:cNvGraphicFramePr>
+              <a:graphicFrameLocks noChangeAspect="1"/>
+            </wp:cNvGraphicFramePr>
+            <a:graphic>
+              <a:graphicData uri="http://schemas.openxmlformats.org/drawingml/2006/picture">
+                <pic:pic>
+                  <pic:nvPicPr>
+                    <pic:cNvPr id="0" name="03_orders.png"/>
+                    <pic:cNvPicPr/>
+                  </pic:nvPicPr>
+                  <pic:blipFill>
+                    <a:blip r:embed="rId11"/>
+                    <a:stretch>
+                      <a:fillRect/>
+                    </a:stretch>
+                  </pic:blipFill>
+                  <pic:spPr>
+                    <a:xfrm>
+                      <a:off x="0" y="0"/>
+                      <a:ext cx="5669280" cy="3543300"/>
+                    </a:xfrm>
+                    <a:prstGeom prst="rect"/>
+                  </pic:spPr>
+                </pic:pic>
+              </a:graphicData>
+            </a:graphic>
+          </wp:inline>
+        </w:drawing>
+      </w:r>
+    </w:p>
+    <w:p>
+      <w:pPr>
+        <w:spacing w:after="160"/>
+        <w:jc w:val="center"/>
+      </w:pPr>
+      <w:r>
+        <w:rPr>
+          <w:i/>
+          <w:color w:val="475569"/>
+          <w:sz w:val="18"/>
+        </w:rPr>
+        <w:t>Hình 3: Giao diện phân hệ Đơn bán hàng &amp; Quản lý Hóa đơn điện tử (E-Invoice Management) — QAROMI ERP</w:t>
+      </w:r>
+    </w:p>
+    <w:p>
+      <w:pPr>
+        <w:spacing w:after="80" w:line="276" w:lineRule="auto"/>
+      </w:pPr>
+      <w:r>
+        <w:rPr>
+          <w:b/>
+          <w:color w:val="1E3A8A"/>
+          <w:sz w:val="20"/>
+        </w:rPr>
+        <w:t xml:space="preserve">1. Dùng để làm gì: </w:t>
       </w:r>
       <w:r>
         <w:rPr>
-          <w:rFonts w:ascii="Calibri" w:hAnsi="Calibri"/>
+          <w:i w:val="0"/>
           <w:color w:val="0F172A"/>
-          <w:sz w:val="21"/>
+          <w:sz w:val="20"/>
         </w:rPr>
-        <w:t>Biểu mẫu báo cáo tổng hợp doanh số tiêu thụ nước theo giá trước thuế và thuế suất GTGT 8% nộp NSNN.</w:t>
+        <w:t>Số hóa trọn vẹn vòng đời đơn hàng: từ báo giá, tạo đơn, phân công giao hàng, xuất kho đến hạch toán xuất hóa đơn VAT điện tử (E-Invoice) theo đúng quy định kế toán thuế của QUAWACO.</w:t>
       </w:r>
     </w:p>
     <w:p>
       <w:pPr>
-        <w:spacing w:after="120" w:line="276" w:lineRule="auto"/>
+        <w:spacing w:after="80" w:line="276" w:lineRule="auto"/>
+      </w:pPr>
+      <w:r>
+        <w:rPr>
+          <w:b/>
+          <w:color w:val="1E3A8A"/>
+          <w:sz w:val="20"/>
+        </w:rPr>
+        <w:t xml:space="preserve">2. Quy trình &amp; Liên kết dữ liệu: </w:t>
+      </w:r>
+      <w:r>
+        <w:rPr>
+          <w:i w:val="0"/>
+          <w:color w:val="0F172A"/>
+          <w:sz w:val="20"/>
+        </w:rPr>
+        <w:t>Khai thác trực tiếp 98 đơn hàng thực tế từ Sheet XUẤT của file mới. Cung cấp bộ lọc thông minh 3 trạng thái: 'Tất cả (98 đơn)', 'Đã xuất HĐ (66 đơn - 104.993.000 đ)', và 'Chưa xuất HĐ (32 đơn - 26.841.000 đ)'. Tích hợp nút 'Xuất HĐ' trực tiếp trên từng dòng đơn.</w:t>
+      </w:r>
+    </w:p>
+    <w:p>
+      <w:pPr>
+        <w:spacing w:after="80" w:line="276" w:lineRule="auto"/>
+      </w:pPr>
+      <w:r>
+        <w:rPr>
+          <w:b/>
+          <w:color w:val="1E3A8A"/>
+          <w:sz w:val="20"/>
+        </w:rPr>
+        <w:t xml:space="preserve">3. Người dùng nhận được gì: </w:t>
+      </w:r>
+      <w:r>
+        <w:rPr>
+          <w:i w:val="0"/>
+          <w:color w:val="0F172A"/>
+          <w:sz w:val="20"/>
+        </w:rPr>
+        <w:t>Kế toán kiểm soát tỷ lệ xuất hóa đơn đạt 67.3%. Khi bấm 'Xuất HĐ', hệ thống tự động cấp số hóa đơn điện tử (VD: HD/2026/09/0098) và khóa chứng từ, loại bỏ hoàn toàn nguy cơ xuất trùng hoặc bỏ sót hóa đơn GTGT nộp thuế.</w:t>
+      </w:r>
+    </w:p>
+    <w:p>
+      <w:pPr>
+        <w:spacing w:before="240" w:after="120"/>
       </w:pPr>
       <w:r>
         <w:rPr>
           <w:rFonts w:ascii="Calibri" w:hAnsi="Calibri"/>
           <w:b/>
-          <w:color w:val="0F172A"/>
-          <w:sz w:val="21"/>
+          <w:color w:val="0284C7"/>
+          <w:sz w:val="24"/>
         </w:rPr>
-        <w:t xml:space="preserve">Các phát hiện rủi ro kiểm toán: </w:t>
+        <w:t>Phân hệ 2.2: Danh bạ Khách hàng &amp; Đối tác 360° (Customer Master &amp; CRM)</w:t>
+      </w:r>
+    </w:p>
+    <w:p>
+      <w:pPr>
+        <w:spacing w:before="120" w:after="60"/>
+        <w:jc w:val="center"/>
+      </w:pPr>
+      <w:r>
+        <w:drawing>
+          <wp:inline xmlns:a="http://schemas.openxmlformats.org/drawingml/2006/main" xmlns:pic="http://schemas.openxmlformats.org/drawingml/2006/picture">
+            <wp:extent cx="5669280" cy="3543300"/>
+            <wp:docPr id="4" name="Picture 4"/>
+            <wp:cNvGraphicFramePr>
+              <a:graphicFrameLocks noChangeAspect="1"/>
+            </wp:cNvGraphicFramePr>
+            <a:graphic>
+              <a:graphicData uri="http://schemas.openxmlformats.org/drawingml/2006/picture">
+                <pic:pic>
+                  <pic:nvPicPr>
+                    <pic:cNvPr id="0" name="04_customers.png"/>
+                    <pic:cNvPicPr/>
+                  </pic:nvPicPr>
+                  <pic:blipFill>
+                    <a:blip r:embed="rId12"/>
+                    <a:stretch>
+                      <a:fillRect/>
+                    </a:stretch>
+                  </pic:blipFill>
+                  <pic:spPr>
+                    <a:xfrm>
+                      <a:off x="0" y="0"/>
+                      <a:ext cx="5669280" cy="3543300"/>
+                    </a:xfrm>
+                    <a:prstGeom prst="rect"/>
+                  </pic:spPr>
+                </pic:pic>
+              </a:graphicData>
+            </a:graphic>
+          </wp:inline>
+        </w:drawing>
+      </w:r>
+    </w:p>
+    <w:p>
+      <w:pPr>
+        <w:spacing w:after="160"/>
+        <w:jc w:val="center"/>
+      </w:pPr>
+      <w:r>
+        <w:rPr>
+          <w:i/>
+          <w:color w:val="475569"/>
+          <w:sz w:val="18"/>
+        </w:rPr>
+        <w:t>Hình 4: Giao diện phân hệ Danh bạ Khách hàng &amp; Đối tác 360° (Customer Master &amp; CRM) — QAROMI ERP</w:t>
+      </w:r>
+    </w:p>
+    <w:p>
+      <w:pPr>
+        <w:spacing w:after="80" w:line="276" w:lineRule="auto"/>
+      </w:pPr>
+      <w:r>
+        <w:rPr>
+          <w:b/>
+          <w:color w:val="1E3A8A"/>
+          <w:sz w:val="20"/>
+        </w:rPr>
+        <w:t xml:space="preserve">1. Dùng để làm gì: </w:t>
       </w:r>
       <w:r>
         <w:rPr>
+          <w:i w:val="0"/>
+          <w:color w:val="0F172A"/>
+          <w:sz w:val="20"/>
+        </w:rPr>
+        <w:t>Quản trị tập trung hồ sơ của toàn bộ 411 khách hàng, đại lý, nhà xe và cơ quan nhà nước. Chấm dứt tình trạng lưu danh bạ phân tán trong điện thoại cá nhân của từng nhân viên giao hàng.</w:t>
+      </w:r>
+    </w:p>
+    <w:p>
+      <w:pPr>
+        <w:spacing w:after="80" w:line="276" w:lineRule="auto"/>
+      </w:pPr>
+      <w:r>
+        <w:rPr>
+          <w:b/>
+          <w:color w:val="1E3A8A"/>
+          <w:sz w:val="20"/>
+        </w:rPr>
+        <w:t xml:space="preserve">2. Quy trình &amp; Liên kết dữ liệu: </w:t>
+      </w:r>
+      <w:r>
+        <w:rPr>
+          <w:i w:val="0"/>
+          <w:color w:val="0F172A"/>
+          <w:sz w:val="20"/>
+        </w:rPr>
+        <w:t>Phân loại khách hàng tự động theo 3 nhóm đối tượng: 'Nhà xe / Điểm trung chuyển' (như Nhà hàng Minh Tuấn 3, Bò Sính Cao Thắng, Xe điện Yết Kiêu), 'Đại lý phân phối' và 'Cá nhân / Hộ gia đình'. Liên kết trực tiếp lịch sử mua hàng, công nợ tiền mặt và số lượng vỏ bình đang mượn.</w:t>
+      </w:r>
+    </w:p>
+    <w:p>
+      <w:pPr>
+        <w:spacing w:after="80" w:line="276" w:lineRule="auto"/>
+      </w:pPr>
+      <w:r>
+        <w:rPr>
+          <w:b/>
+          <w:color w:val="1E3A8A"/>
+          <w:sz w:val="20"/>
+        </w:rPr>
+        <w:t xml:space="preserve">3. Người dùng nhận được gì: </w:t>
+      </w:r>
+      <w:r>
+        <w:rPr>
+          <w:i w:val="0"/>
+          <w:color w:val="0F172A"/>
+          <w:sz w:val="20"/>
+        </w:rPr>
+        <w:t>Nhân viên tiếp thị mở đơn hàng là tự động điền địa chỉ, số điện thoại, tuyến đường giao và kiểm tra ngay tức khắc khách hàng có đang nợ tiền hoặc nợ vỏ quá hạn hay không trước khi đồng ý xuất giao.</w:t>
+      </w:r>
+    </w:p>
+    <w:p>
+      <w:pPr>
+        <w:spacing w:before="240" w:after="120"/>
+      </w:pPr>
+      <w:r>
+        <w:rPr>
           <w:rFonts w:ascii="Calibri" w:hAnsi="Calibri"/>
+          <w:b/>
+          <w:color w:val="0284C7"/>
+          <w:sz w:val="24"/>
+        </w:rPr>
+        <w:t>Phân hệ 2.3: Doanh thu theo Sản phẩm (Tách VAT 8%) &amp; Thu tiền COD</w:t>
+      </w:r>
+    </w:p>
+    <w:p>
+      <w:pPr>
+        <w:spacing w:before="120" w:after="60"/>
+        <w:jc w:val="center"/>
+      </w:pPr>
+      <w:r>
+        <w:drawing>
+          <wp:inline xmlns:a="http://schemas.openxmlformats.org/drawingml/2006/main" xmlns:pic="http://schemas.openxmlformats.org/drawingml/2006/picture">
+            <wp:extent cx="5669280" cy="3543300"/>
+            <wp:docPr id="5" name="Picture 5"/>
+            <wp:cNvGraphicFramePr>
+              <a:graphicFrameLocks noChangeAspect="1"/>
+            </wp:cNvGraphicFramePr>
+            <a:graphic>
+              <a:graphicData uri="http://schemas.openxmlformats.org/drawingml/2006/picture">
+                <pic:pic>
+                  <pic:nvPicPr>
+                    <pic:cNvPr id="0" name="05_cash.png"/>
+                    <pic:cNvPicPr/>
+                  </pic:nvPicPr>
+                  <pic:blipFill>
+                    <a:blip r:embed="rId13"/>
+                    <a:stretch>
+                      <a:fillRect/>
+                    </a:stretch>
+                  </pic:blipFill>
+                  <pic:spPr>
+                    <a:xfrm>
+                      <a:off x="0" y="0"/>
+                      <a:ext cx="5669280" cy="3543300"/>
+                    </a:xfrm>
+                    <a:prstGeom prst="rect"/>
+                  </pic:spPr>
+                </pic:pic>
+              </a:graphicData>
+            </a:graphic>
+          </wp:inline>
+        </w:drawing>
+      </w:r>
+    </w:p>
+    <w:p>
+      <w:pPr>
+        <w:spacing w:after="160"/>
+        <w:jc w:val="center"/>
+      </w:pPr>
+      <w:r>
+        <w:rPr>
+          <w:i/>
+          <w:color w:val="475569"/>
+          <w:sz w:val="18"/>
+        </w:rPr>
+        <w:t>Hình 5: Giao diện phân hệ Doanh thu theo Sản phẩm (Tách VAT 8%) &amp; Thu tiền COD — QAROMI ERP</w:t>
+      </w:r>
+    </w:p>
+    <w:p>
+      <w:pPr>
+        <w:spacing w:after="80" w:line="276" w:lineRule="auto"/>
+      </w:pPr>
+      <w:r>
+        <w:rPr>
+          <w:b/>
+          <w:color w:val="1E3A8A"/>
+          <w:sz w:val="20"/>
+        </w:rPr>
+        <w:t xml:space="preserve">1. Dùng để làm gì: </w:t>
+      </w:r>
+      <w:r>
+        <w:rPr>
+          <w:i w:val="0"/>
           <w:color w:val="0F172A"/>
-          <w:sz w:val="21"/>
+          <w:sz w:val="20"/>
         </w:rPr>
-        <w:t>Qua công tác khảo sát và kiểm toán dữ liệu bảng tính thực tế, giải pháp ERP đã bóc tách được các rủi ro vận hành nghiêm trọng sau đây:</w:t>
+        <w:t>Phân tích chuyên sâu doanh số kinh doanh theo 2 chiều: Chiều cơ cấu sản phẩm (tách bạch Đơn giá trước thuế, Thuế GTGT 8% và Tổng tiền thanh toán) và Chiều dòng tiền thu nộp quỹ COD theo từng nhân viên bán hàng.</w:t>
       </w:r>
+    </w:p>
+    <w:p>
+      <w:pPr>
+        <w:spacing w:after="80" w:line="276" w:lineRule="auto"/>
+      </w:pPr>
+      <w:r>
+        <w:rPr>
+          <w:b/>
+          <w:color w:val="1E3A8A"/>
+          <w:sz w:val="20"/>
+        </w:rPr>
+        <w:t xml:space="preserve">2. Quy trình &amp; Liên kết dữ liệu: </w:t>
+      </w:r>
+      <w:r>
+        <w:rPr>
+          <w:i w:val="0"/>
+          <w:color w:val="0F172A"/>
+          <w:sz w:val="20"/>
+        </w:rPr>
+        <w:t>Tự động tính toán doanh thu thực tế của từng dòng sản phẩm chủ lực: Nước chai 500ml (chiếm 86.8% doanh số), Nước chai 350ml (6.1%), Bình Kiềm 19L (4.3%), Bình RO 19L (1.7%). Đồng thời theo dõi tiền mặt nộp quỹ của các nhân viên vận động: Đinh Thu Huế, Bùi Thị Thu Hương, Nguyễn Phương...</w:t>
+      </w:r>
+    </w:p>
+    <w:p>
+      <w:pPr>
+        <w:spacing w:after="80" w:line="276" w:lineRule="auto"/>
+      </w:pPr>
+      <w:r>
+        <w:rPr>
+          <w:b/>
+          <w:color w:val="1E3A8A"/>
+          <w:sz w:val="20"/>
+        </w:rPr>
+        <w:t xml:space="preserve">3. Người dùng nhận được gì: </w:t>
+      </w:r>
+      <w:r>
+        <w:rPr>
+          <w:i w:val="0"/>
+          <w:color w:val="0F172A"/>
+          <w:sz w:val="20"/>
+        </w:rPr>
+        <w:t>Kế toán không còn phải ngồi cộng trừ thuế VAT thủ công trên Excel. Báo cáo tài chính doanh thu trước và sau thuế luôn khớp 100% với số liệu khai thuế của Công ty mẹ QUAWACO.</w:t>
+      </w:r>
+    </w:p>
+    <w:p>
+      <w:pPr>
+        <w:spacing w:before="240" w:after="120"/>
+      </w:pPr>
+      <w:r>
+        <w:rPr>
+          <w:rFonts w:ascii="Calibri" w:hAnsi="Calibri"/>
+          <w:b/>
+          <w:color w:val="0284C7"/>
+          <w:sz w:val="24"/>
+        </w:rPr>
+        <w:t>Phân hệ 2.4: Danh mục Sản phẩm &amp; Bảng giá niêm yết (Price List &amp; Catalog)</w:t>
+      </w:r>
+    </w:p>
+    <w:p>
+      <w:pPr>
+        <w:spacing w:before="120" w:after="60"/>
+        <w:jc w:val="center"/>
+      </w:pPr>
+      <w:r>
+        <w:drawing>
+          <wp:inline xmlns:a="http://schemas.openxmlformats.org/drawingml/2006/main" xmlns:pic="http://schemas.openxmlformats.org/drawingml/2006/picture">
+            <wp:extent cx="5669280" cy="3543300"/>
+            <wp:docPr id="6" name="Picture 6"/>
+            <wp:cNvGraphicFramePr>
+              <a:graphicFrameLocks noChangeAspect="1"/>
+            </wp:cNvGraphicFramePr>
+            <a:graphic>
+              <a:graphicData uri="http://schemas.openxmlformats.org/drawingml/2006/picture">
+                <pic:pic>
+                  <pic:nvPicPr>
+                    <pic:cNvPr id="0" name="06_products.png"/>
+                    <pic:cNvPicPr/>
+                  </pic:nvPicPr>
+                  <pic:blipFill>
+                    <a:blip r:embed="rId14"/>
+                    <a:stretch>
+                      <a:fillRect/>
+                    </a:stretch>
+                  </pic:blipFill>
+                  <pic:spPr>
+                    <a:xfrm>
+                      <a:off x="0" y="0"/>
+                      <a:ext cx="5669280" cy="3543300"/>
+                    </a:xfrm>
+                    <a:prstGeom prst="rect"/>
+                  </pic:spPr>
+                </pic:pic>
+              </a:graphicData>
+            </a:graphic>
+          </wp:inline>
+        </w:drawing>
+      </w:r>
+    </w:p>
+    <w:p>
+      <w:pPr>
+        <w:spacing w:after="160"/>
+        <w:jc w:val="center"/>
+      </w:pPr>
+      <w:r>
+        <w:rPr>
+          <w:i/>
+          <w:color w:val="475569"/>
+          <w:sz w:val="18"/>
+        </w:rPr>
+        <w:t>Hình 6: Giao diện phân hệ Danh mục Sản phẩm &amp; Bảng giá niêm yết (Price List &amp; Catalog) — QAROMI ERP</w:t>
+      </w:r>
+    </w:p>
+    <w:p>
+      <w:pPr>
+        <w:spacing w:after="80" w:line="276" w:lineRule="auto"/>
+      </w:pPr>
+      <w:r>
+        <w:rPr>
+          <w:b/>
+          <w:color w:val="1E3A8A"/>
+          <w:sz w:val="20"/>
+        </w:rPr>
+        <w:t xml:space="preserve">1. Dùng để làm gì: </w:t>
+      </w:r>
+      <w:r>
+        <w:rPr>
+          <w:i w:val="0"/>
+          <w:color w:val="0F172A"/>
+          <w:sz w:val="20"/>
+        </w:rPr>
+        <w:t>Chuẩn hóa danh mục vật phẩm kinh doanh bao gồm 6 nhóm nước uống đóng bình/chai QAROMI và các vật tư, phụ tùng thay thế phục vụ Dịch vụ gia tăng (DVGT).</w:t>
+      </w:r>
+    </w:p>
+    <w:p>
+      <w:pPr>
+        <w:spacing w:after="80" w:line="276" w:lineRule="auto"/>
+      </w:pPr>
+      <w:r>
+        <w:rPr>
+          <w:b/>
+          <w:color w:val="1E3A8A"/>
+          <w:sz w:val="20"/>
+        </w:rPr>
+        <w:t xml:space="preserve">2. Quy trình &amp; Liên kết dữ liệu: </w:t>
+      </w:r>
+      <w:r>
+        <w:rPr>
+          <w:i w:val="0"/>
+          <w:color w:val="0F172A"/>
+          <w:sz w:val="20"/>
+        </w:rPr>
+        <w:t>Khóa cứng đơn giá niêm yết theo quy chuẩn: Vỉ 500ml (98.000đ), Vỉ 350ml (85.000đ), Hộp 500ml (106.000đ), Hộp 350ml (93.000đ), Bình Kiềm 19L (52.000đ), Bình RO 19L (48.000đ). Quy định rõ sản phẩm nào có quản lý theo dõi vỏ bình và mức phí ký cược cọc vỏ (50.000đ/bình).</w:t>
+      </w:r>
+    </w:p>
+    <w:p>
+      <w:pPr>
+        <w:spacing w:after="80" w:line="276" w:lineRule="auto"/>
+      </w:pPr>
+      <w:r>
+        <w:rPr>
+          <w:b/>
+          <w:color w:val="1E3A8A"/>
+          <w:sz w:val="20"/>
+        </w:rPr>
+        <w:t xml:space="preserve">3. Người dùng nhận được gì: </w:t>
+      </w:r>
+      <w:r>
+        <w:rPr>
+          <w:i w:val="0"/>
+          <w:color w:val="0F172A"/>
+          <w:sz w:val="20"/>
+        </w:rPr>
+        <w:t>Ngăn chặn triệt để tình trạng nhân viên bán sai giá, bán phá giá hoặc áp dụng nhầm chính sách cọc vỏ, bảo đảm tính nhất quán trên toàn hệ thống các trạm.</w:t>
+      </w:r>
+    </w:p>
+    <w:p>
+      <w:pPr>
+        <w:spacing w:before="240" w:after="120"/>
+      </w:pPr>
+      <w:r>
+        <w:rPr>
+          <w:rFonts w:ascii="Calibri" w:hAnsi="Calibri"/>
+          <w:b/>
+          <w:color w:val="0284C7"/>
+          <w:sz w:val="24"/>
+        </w:rPr>
+        <w:t>Phân hệ 2.5: Chi phí vận chuyển chia đều theo đầu người (Delivery Fee Sharing)</w:t>
+      </w:r>
+    </w:p>
+    <w:p>
+      <w:pPr>
+        <w:spacing w:before="120" w:after="60"/>
+        <w:jc w:val="center"/>
+      </w:pPr>
+      <w:r>
+        <w:drawing>
+          <wp:inline xmlns:a="http://schemas.openxmlformats.org/drawingml/2006/main" xmlns:pic="http://schemas.openxmlformats.org/drawingml/2006/picture">
+            <wp:extent cx="5669280" cy="3543300"/>
+            <wp:docPr id="7" name="Picture 7"/>
+            <wp:cNvGraphicFramePr>
+              <a:graphicFrameLocks noChangeAspect="1"/>
+            </wp:cNvGraphicFramePr>
+            <a:graphic>
+              <a:graphicData uri="http://schemas.openxmlformats.org/drawingml/2006/picture">
+                <pic:pic>
+                  <pic:nvPicPr>
+                    <pic:cNvPr id="0" name="07_delivery.png"/>
+                    <pic:cNvPicPr/>
+                  </pic:nvPicPr>
+                  <pic:blipFill>
+                    <a:blip r:embed="rId15"/>
+                    <a:stretch>
+                      <a:fillRect/>
+                    </a:stretch>
+                  </pic:blipFill>
+                  <pic:spPr>
+                    <a:xfrm>
+                      <a:off x="0" y="0"/>
+                      <a:ext cx="5669280" cy="3543300"/>
+                    </a:xfrm>
+                    <a:prstGeom prst="rect"/>
+                  </pic:spPr>
+                </pic:pic>
+              </a:graphicData>
+            </a:graphic>
+          </wp:inline>
+        </w:drawing>
+      </w:r>
+    </w:p>
+    <w:p>
+      <w:pPr>
+        <w:spacing w:after="160"/>
+        <w:jc w:val="center"/>
+      </w:pPr>
+      <w:r>
+        <w:rPr>
+          <w:i/>
+          <w:color w:val="475569"/>
+          <w:sz w:val="18"/>
+        </w:rPr>
+        <w:t>Hình 7: Giao diện phân hệ Chi phí vận chuyển chia đều theo đầu người (Delivery Fee Sharing) — QAROMI ERP</w:t>
+      </w:r>
+    </w:p>
+    <w:p>
+      <w:pPr>
+        <w:spacing w:after="80" w:line="276" w:lineRule="auto"/>
+      </w:pPr>
+      <w:r>
+        <w:rPr>
+          <w:b/>
+          <w:color w:val="1E3A8A"/>
+          <w:sz w:val="20"/>
+        </w:rPr>
+        <w:t xml:space="preserve">1. Dùng để làm gì: </w:t>
+      </w:r>
+      <w:r>
+        <w:rPr>
+          <w:i w:val="0"/>
+          <w:color w:val="0F172A"/>
+          <w:sz w:val="20"/>
+        </w:rPr>
+        <w:t>Số hóa và tự động hóa tuyệt đối quy tắc chia thù lao vận chuyển xí nghiệp: 'Chi phí vận chuyển của 1 đơn hàng được chia đều chính xác theo số người cùng đi giao'.</w:t>
+      </w:r>
+    </w:p>
+    <w:p>
+      <w:pPr>
+        <w:spacing w:after="80" w:line="276" w:lineRule="auto"/>
+      </w:pPr>
+      <w:r>
+        <w:rPr>
+          <w:b/>
+          <w:color w:val="1E3A8A"/>
+          <w:sz w:val="20"/>
+        </w:rPr>
+        <w:t xml:space="preserve">2. Quy trình &amp; Liên kết dữ liệu: </w:t>
+      </w:r>
+      <w:r>
+        <w:rPr>
+          <w:i w:val="0"/>
+          <w:color w:val="0F172A"/>
+          <w:sz w:val="20"/>
+        </w:rPr>
+        <w:t>Từ dữ liệu điều phối chuyến giao trong file 'ĐIỀU PHỐI NƯỚC LỌC. Nhung sửa (1).xlsx', hệ thống tự động bóc tách số người đi giao (VD: Nguyễn Thị Hồng Phương + Đinh Thu Huế = 2 người). Với đơn cước 50.000đ, hệ thống tự động phân bổ: 50.000đ ÷ 2 = 25.000đ/người. Tự động cộng dồn thù lao cả tháng cho từng nhân viên.</w:t>
+      </w:r>
+    </w:p>
+    <w:p>
+      <w:pPr>
+        <w:spacing w:after="80" w:line="276" w:lineRule="auto"/>
+      </w:pPr>
+      <w:r>
+        <w:rPr>
+          <w:b/>
+          <w:color w:val="1E3A8A"/>
+          <w:sz w:val="20"/>
+        </w:rPr>
+        <w:t xml:space="preserve">3. Người dùng nhận được gì: </w:t>
+      </w:r>
+      <w:r>
+        <w:rPr>
+          <w:i w:val="0"/>
+          <w:color w:val="0F172A"/>
+          <w:sz w:val="20"/>
+        </w:rPr>
+        <w:t>Xóa bỏ 100% tranh cãi, khiếu nại về tiền công vận chuyển giữa các tài xế xe tải điện và nhân viên phụ xe. Bảng tổng hợp thù lao tự động kết chuyển sang phân hệ tính lương cuối tháng chỉ bằng 1 thao tác.</w:t>
+      </w:r>
+    </w:p>
+    <w:p>
+      <w:pPr>
+        <w:spacing w:before="240" w:after="120"/>
+      </w:pPr>
+      <w:r>
+        <w:rPr>
+          <w:rFonts w:ascii="Calibri" w:hAnsi="Calibri"/>
+          <w:b/>
+          <w:color w:val="0284C7"/>
+          <w:sz w:val="24"/>
+        </w:rPr>
+        <w:t>Phân hệ 2.6: Dịch vụ gia tăng - DVGT (Value-Added Water Services)</w:t>
+      </w:r>
+    </w:p>
+    <w:p>
+      <w:pPr>
+        <w:spacing w:before="120" w:after="60"/>
+        <w:jc w:val="center"/>
+      </w:pPr>
+      <w:r>
+        <w:drawing>
+          <wp:inline xmlns:a="http://schemas.openxmlformats.org/drawingml/2006/main" xmlns:pic="http://schemas.openxmlformats.org/drawingml/2006/picture">
+            <wp:extent cx="5669280" cy="3543300"/>
+            <wp:docPr id="8" name="Picture 8"/>
+            <wp:cNvGraphicFramePr>
+              <a:graphicFrameLocks noChangeAspect="1"/>
+            </wp:cNvGraphicFramePr>
+            <a:graphic>
+              <a:graphicData uri="http://schemas.openxmlformats.org/drawingml/2006/picture">
+                <pic:pic>
+                  <pic:nvPicPr>
+                    <pic:cNvPr id="0" name="08_dvgt.png"/>
+                    <pic:cNvPicPr/>
+                  </pic:nvPicPr>
+                  <pic:blipFill>
+                    <a:blip r:embed="rId16"/>
+                    <a:stretch>
+                      <a:fillRect/>
+                    </a:stretch>
+                  </pic:blipFill>
+                  <pic:spPr>
+                    <a:xfrm>
+                      <a:off x="0" y="0"/>
+                      <a:ext cx="5669280" cy="3543300"/>
+                    </a:xfrm>
+                    <a:prstGeom prst="rect"/>
+                  </pic:spPr>
+                </pic:pic>
+              </a:graphicData>
+            </a:graphic>
+          </wp:inline>
+        </w:drawing>
+      </w:r>
+    </w:p>
+    <w:p>
+      <w:pPr>
+        <w:spacing w:after="160"/>
+        <w:jc w:val="center"/>
+      </w:pPr>
+      <w:r>
+        <w:rPr>
+          <w:i/>
+          <w:color w:val="475569"/>
+          <w:sz w:val="18"/>
+        </w:rPr>
+        <w:t>Hình 8: Giao diện phân hệ Dịch vụ gia tăng - DVGT (Value-Added Water Services) — QAROMI ERP</w:t>
+      </w:r>
+    </w:p>
+    <w:p>
+      <w:pPr>
+        <w:spacing w:after="80" w:line="276" w:lineRule="auto"/>
+      </w:pPr>
+      <w:r>
+        <w:rPr>
+          <w:b/>
+          <w:color w:val="1E3A8A"/>
+          <w:sz w:val="20"/>
+        </w:rPr>
+        <w:t xml:space="preserve">1. Dùng để làm gì: </w:t>
+      </w:r>
+      <w:r>
+        <w:rPr>
+          <w:i w:val="0"/>
+          <w:color w:val="0F172A"/>
+          <w:sz w:val="20"/>
+        </w:rPr>
+        <w:t>Quản lý 449 lượt công việc dịch vụ ngoài cấp nước như: Bốc xếp hàng hóa, súc rửa téc nước, vệ sinh vỏ bình, thay thanh Magie chống ăn mòn bình nóng lạnh...</w:t>
+      </w:r>
+    </w:p>
+    <w:p>
+      <w:pPr>
+        <w:spacing w:after="80" w:line="276" w:lineRule="auto"/>
+      </w:pPr>
+      <w:r>
+        <w:rPr>
+          <w:b/>
+          <w:color w:val="1E3A8A"/>
+          <w:sz w:val="20"/>
+        </w:rPr>
+        <w:t xml:space="preserve">2. Quy trình &amp; Liên kết dữ liệu: </w:t>
+      </w:r>
+      <w:r>
+        <w:rPr>
+          <w:i w:val="0"/>
+          <w:color w:val="0F172A"/>
+          <w:sz w:val="20"/>
+        </w:rPr>
+        <w:t>Ghi nhận nhật ký dịch vụ từ các tổ đội công tác, phân công thợ kỹ thuật, ghi nhận vật tư phụ tùng xuất kho và đánh giá tỷ lệ hoàn thành dịch vụ.</w:t>
+      </w:r>
+    </w:p>
+    <w:p>
+      <w:pPr>
+        <w:spacing w:after="80" w:line="276" w:lineRule="auto"/>
+      </w:pPr>
+      <w:r>
+        <w:rPr>
+          <w:b/>
+          <w:color w:val="1E3A8A"/>
+          <w:sz w:val="20"/>
+        </w:rPr>
+        <w:t xml:space="preserve">3. Người dùng nhận được gì: </w:t>
+      </w:r>
+      <w:r>
+        <w:rPr>
+          <w:i w:val="0"/>
+          <w:color w:val="0F172A"/>
+          <w:sz w:val="20"/>
+        </w:rPr>
+        <w:t>Giúp xí nghiệp khai thác tối đa nguồn thu từ dịch vụ gia tăng, theo dõi chi tiết doanh thu dịch vụ và phân bổ thù lao tương xứng cho công nhân kỹ thuật trực tiếp thực hiện.</w:t>
+      </w:r>
+    </w:p>
+    <w:p>
+      <w:pPr>
+        <w:spacing w:before="240" w:after="120"/>
+      </w:pPr>
+      <w:r>
+        <w:rPr>
+          <w:rFonts w:ascii="Calibri" w:hAnsi="Calibri"/>
+          <w:b/>
+          <w:color w:val="0284C7"/>
+          <w:sz w:val="24"/>
+        </w:rPr>
+        <w:t>Phân hệ 3.1: Danh sách nhân sự 202 CBCNV (HR Master Directory)</w:t>
+      </w:r>
+    </w:p>
+    <w:p>
+      <w:pPr>
+        <w:spacing w:before="120" w:after="60"/>
+        <w:jc w:val="center"/>
+      </w:pPr>
+      <w:r>
+        <w:drawing>
+          <wp:inline xmlns:a="http://schemas.openxmlformats.org/drawingml/2006/main" xmlns:pic="http://schemas.openxmlformats.org/drawingml/2006/picture">
+            <wp:extent cx="5669280" cy="3543300"/>
+            <wp:docPr id="9" name="Picture 9"/>
+            <wp:cNvGraphicFramePr>
+              <a:graphicFrameLocks noChangeAspect="1"/>
+            </wp:cNvGraphicFramePr>
+            <a:graphic>
+              <a:graphicData uri="http://schemas.openxmlformats.org/drawingml/2006/picture">
+                <pic:pic>
+                  <pic:nvPicPr>
+                    <pic:cNvPr id="0" name="09_employees.png"/>
+                    <pic:cNvPicPr/>
+                  </pic:nvPicPr>
+                  <pic:blipFill>
+                    <a:blip r:embed="rId17"/>
+                    <a:stretch>
+                      <a:fillRect/>
+                    </a:stretch>
+                  </pic:blipFill>
+                  <pic:spPr>
+                    <a:xfrm>
+                      <a:off x="0" y="0"/>
+                      <a:ext cx="5669280" cy="3543300"/>
+                    </a:xfrm>
+                    <a:prstGeom prst="rect"/>
+                  </pic:spPr>
+                </pic:pic>
+              </a:graphicData>
+            </a:graphic>
+          </wp:inline>
+        </w:drawing>
+      </w:r>
+    </w:p>
+    <w:p>
+      <w:pPr>
+        <w:spacing w:after="160"/>
+        <w:jc w:val="center"/>
+      </w:pPr>
+      <w:r>
+        <w:rPr>
+          <w:i/>
+          <w:color w:val="475569"/>
+          <w:sz w:val="18"/>
+        </w:rPr>
+        <w:t>Hình 9: Giao diện phân hệ Danh sách nhân sự 202 CBCNV (HR Master Directory) — QAROMI ERP</w:t>
+      </w:r>
+    </w:p>
+    <w:p>
+      <w:pPr>
+        <w:spacing w:after="80" w:line="276" w:lineRule="auto"/>
+      </w:pPr>
+      <w:r>
+        <w:rPr>
+          <w:b/>
+          <w:color w:val="1E3A8A"/>
+          <w:sz w:val="20"/>
+        </w:rPr>
+        <w:t xml:space="preserve">1. Dùng để làm gì: </w:t>
+      </w:r>
+      <w:r>
+        <w:rPr>
+          <w:i w:val="0"/>
+          <w:color w:val="0F172A"/>
+          <w:sz w:val="20"/>
+        </w:rPr>
+        <w:t>Lưu trữ hồ sơ số hóa của toàn bộ 202 cán bộ công nhân viên thuộc Xí nghiệp Nước Hòn Gai, phân bổ theo từng phòng ban, trạm vận hành và chức danh chuyên môn.</w:t>
+      </w:r>
+    </w:p>
+    <w:p>
+      <w:pPr>
+        <w:spacing w:after="80" w:line="276" w:lineRule="auto"/>
+      </w:pPr>
+      <w:r>
+        <w:rPr>
+          <w:b/>
+          <w:color w:val="1E3A8A"/>
+          <w:sz w:val="20"/>
+        </w:rPr>
+        <w:t xml:space="preserve">2. Quy trình &amp; Liên kết dữ liệu: </w:t>
+      </w:r>
+      <w:r>
+        <w:rPr>
+          <w:i w:val="0"/>
+          <w:color w:val="0F172A"/>
+          <w:sz w:val="20"/>
+        </w:rPr>
+        <w:t>Tích hợp danh bạ nhân sự chuẩn hóa từ Sheet CBCNV. Phân quyền chặt chẽ theo vai trò (RBAC): Ban Giám đốc, Kế toán, Nhân viên kinh doanh, Thủ kho, Đội xe tải điện, Bảo vệ.</w:t>
+      </w:r>
+    </w:p>
+    <w:p>
+      <w:pPr>
+        <w:spacing w:after="80" w:line="276" w:lineRule="auto"/>
+      </w:pPr>
+      <w:r>
+        <w:rPr>
+          <w:b/>
+          <w:color w:val="1E3A8A"/>
+          <w:sz w:val="20"/>
+        </w:rPr>
+        <w:t xml:space="preserve">3. Người dùng nhận được gì: </w:t>
+      </w:r>
+      <w:r>
+        <w:rPr>
+          <w:i w:val="0"/>
+          <w:color w:val="0F172A"/>
+          <w:sz w:val="20"/>
+        </w:rPr>
+        <w:t>Dễ dàng tra cứu thông tin liên lạc, vị trí công tác, lịch sử điều động và gán chỉ tiêu thi đua sản xuất kinh doanh cho từng nhân sự trong tích tắc.</w:t>
+      </w:r>
+    </w:p>
+    <w:p>
+      <w:pPr>
+        <w:spacing w:before="240" w:after="120"/>
+      </w:pPr>
+      <w:r>
+        <w:rPr>
+          <w:rFonts w:ascii="Calibri" w:hAnsi="Calibri"/>
+          <w:b/>
+          <w:color w:val="0284C7"/>
+          <w:sz w:val="24"/>
+        </w:rPr>
+        <w:t>Phân hệ 3.2: Đánh giá KPI cá nhân theo nhân viên (Individual KPI)</w:t>
+      </w:r>
+    </w:p>
+    <w:p>
+      <w:pPr>
+        <w:spacing w:before="120" w:after="60"/>
+        <w:jc w:val="center"/>
+      </w:pPr>
+      <w:r>
+        <w:drawing>
+          <wp:inline xmlns:a="http://schemas.openxmlformats.org/drawingml/2006/main" xmlns:pic="http://schemas.openxmlformats.org/drawingml/2006/picture">
+            <wp:extent cx="5669280" cy="3543300"/>
+            <wp:docPr id="10" name="Picture 10"/>
+            <wp:cNvGraphicFramePr>
+              <a:graphicFrameLocks noChangeAspect="1"/>
+            </wp:cNvGraphicFramePr>
+            <a:graphic>
+              <a:graphicData uri="http://schemas.openxmlformats.org/drawingml/2006/picture">
+                <pic:pic>
+                  <pic:nvPicPr>
+                    <pic:cNvPr id="0" name="10_kpi.png"/>
+                    <pic:cNvPicPr/>
+                  </pic:nvPicPr>
+                  <pic:blipFill>
+                    <a:blip r:embed="rId18"/>
+                    <a:stretch>
+                      <a:fillRect/>
+                    </a:stretch>
+                  </pic:blipFill>
+                  <pic:spPr>
+                    <a:xfrm>
+                      <a:off x="0" y="0"/>
+                      <a:ext cx="5669280" cy="3543300"/>
+                    </a:xfrm>
+                    <a:prstGeom prst="rect"/>
+                  </pic:spPr>
+                </pic:pic>
+              </a:graphicData>
+            </a:graphic>
+          </wp:inline>
+        </w:drawing>
+      </w:r>
+    </w:p>
+    <w:p>
+      <w:pPr>
+        <w:spacing w:after="160"/>
+        <w:jc w:val="center"/>
+      </w:pPr>
+      <w:r>
+        <w:rPr>
+          <w:i/>
+          <w:color w:val="475569"/>
+          <w:sz w:val="18"/>
+        </w:rPr>
+        <w:t>Hình 10: Giao diện phân hệ Đánh giá KPI cá nhân theo nhân viên (Individual KPI) — QAROMI ERP</w:t>
+      </w:r>
+    </w:p>
+    <w:p>
+      <w:pPr>
+        <w:spacing w:after="80" w:line="276" w:lineRule="auto"/>
+      </w:pPr>
+      <w:r>
+        <w:rPr>
+          <w:b/>
+          <w:color w:val="1E3A8A"/>
+          <w:sz w:val="20"/>
+        </w:rPr>
+        <w:t xml:space="preserve">1. Dùng để làm gì: </w:t>
+      </w:r>
+      <w:r>
+        <w:rPr>
+          <w:i w:val="0"/>
+          <w:color w:val="0F172A"/>
+          <w:sz w:val="20"/>
+        </w:rPr>
+        <w:t>Đo lường chính xác kết quả vận động tiêu thụ sản phẩm nước ion kiềm QAROMI của từng cán bộ công nhân viên theo cơ chế khoán sản lượng thi đua.</w:t>
+      </w:r>
+    </w:p>
+    <w:p>
+      <w:pPr>
+        <w:spacing w:after="80" w:line="276" w:lineRule="auto"/>
+      </w:pPr>
+      <w:r>
+        <w:rPr>
+          <w:b/>
+          <w:color w:val="1E3A8A"/>
+          <w:sz w:val="20"/>
+        </w:rPr>
+        <w:t xml:space="preserve">2. Quy trình &amp; Liên kết dữ liệu: </w:t>
+      </w:r>
+      <w:r>
+        <w:rPr>
+          <w:i w:val="0"/>
+          <w:color w:val="0F172A"/>
+          <w:sz w:val="20"/>
+        </w:rPr>
+        <w:t>Tự động so sánh doanh số thực bán của từng nhân viên (như Đinh Thu Huế, Bùi Hà Thu, Lương Minh Hương...) với chỉ tiêu kế hoạch được giao đầu tháng. Tính tỷ lệ % hoàn thành và xếp loại thi đua A/B/C.</w:t>
+      </w:r>
+    </w:p>
+    <w:p>
+      <w:pPr>
+        <w:spacing w:after="80" w:line="276" w:lineRule="auto"/>
+      </w:pPr>
+      <w:r>
+        <w:rPr>
+          <w:b/>
+          <w:color w:val="1E3A8A"/>
+          <w:sz w:val="20"/>
+        </w:rPr>
+        <w:t xml:space="preserve">3. Người dùng nhận được gì: </w:t>
+      </w:r>
+      <w:r>
+        <w:rPr>
+          <w:i w:val="0"/>
+          <w:color w:val="0F172A"/>
+          <w:sz w:val="20"/>
+        </w:rPr>
+        <w:t>Minh bạch hóa kết quả thi đua, tạo động lực mạnh mẽ cho nhân viên tích cực giới thiệu sản phẩm ra thị trường, phục vụ trực tiếp công tác xét thưởng công bằng hàng tháng.</w:t>
+      </w:r>
+    </w:p>
+    <w:p>
+      <w:pPr>
+        <w:spacing w:before="240" w:after="120"/>
+      </w:pPr>
+      <w:r>
+        <w:rPr>
+          <w:rFonts w:ascii="Calibri" w:hAnsi="Calibri"/>
+          <w:b/>
+          <w:color w:val="0284C7"/>
+          <w:sz w:val="24"/>
+        </w:rPr>
+        <w:t>Phân hệ 3.3: Đánh giá KPI theo Trạm / Tổ vận hành (Station Performance)</w:t>
+      </w:r>
+    </w:p>
+    <w:p>
+      <w:pPr>
+        <w:spacing w:before="120" w:after="60"/>
+        <w:jc w:val="center"/>
+      </w:pPr>
+      <w:r>
+        <w:drawing>
+          <wp:inline xmlns:a="http://schemas.openxmlformats.org/drawingml/2006/main" xmlns:pic="http://schemas.openxmlformats.org/drawingml/2006/picture">
+            <wp:extent cx="5669280" cy="3543300"/>
+            <wp:docPr id="11" name="Picture 11"/>
+            <wp:cNvGraphicFramePr>
+              <a:graphicFrameLocks noChangeAspect="1"/>
+            </wp:cNvGraphicFramePr>
+            <a:graphic>
+              <a:graphicData uri="http://schemas.openxmlformats.org/drawingml/2006/picture">
+                <pic:pic>
+                  <pic:nvPicPr>
+                    <pic:cNvPr id="0" name="01_overview.png"/>
+                    <pic:cNvPicPr/>
+                  </pic:nvPicPr>
+                  <pic:blipFill>
+                    <a:blip r:embed="rId9"/>
+                    <a:stretch>
+                      <a:fillRect/>
+                    </a:stretch>
+                  </pic:blipFill>
+                  <pic:spPr>
+                    <a:xfrm>
+                      <a:off x="0" y="0"/>
+                      <a:ext cx="5669280" cy="3543300"/>
+                    </a:xfrm>
+                    <a:prstGeom prst="rect"/>
+                  </pic:spPr>
+                </pic:pic>
+              </a:graphicData>
+            </a:graphic>
+          </wp:inline>
+        </w:drawing>
+      </w:r>
+    </w:p>
+    <w:p>
+      <w:pPr>
+        <w:spacing w:after="160"/>
+        <w:jc w:val="center"/>
+      </w:pPr>
+      <w:r>
+        <w:rPr>
+          <w:i/>
+          <w:color w:val="475569"/>
+          <w:sz w:val="18"/>
+        </w:rPr>
+        <w:t>Hình 11: Giao diện phân hệ Đánh giá KPI theo Trạm / Tổ vận hành (Station Performance) — QAROMI ERP</w:t>
+      </w:r>
+    </w:p>
+    <w:p>
+      <w:pPr>
+        <w:spacing w:after="80" w:line="276" w:lineRule="auto"/>
+      </w:pPr>
+      <w:r>
+        <w:rPr>
+          <w:b/>
+          <w:color w:val="1E3A8A"/>
+          <w:sz w:val="20"/>
+        </w:rPr>
+        <w:t xml:space="preserve">1. Dùng để làm gì: </w:t>
+      </w:r>
+      <w:r>
+        <w:rPr>
+          <w:i w:val="0"/>
+          <w:color w:val="0F172A"/>
+          <w:sz w:val="20"/>
+        </w:rPr>
+        <w:t>Theo dõi và so sánh hiệu suất hoạt động giữa các đơn vị cơ sở: Trạm Tăng Áp, Trạm Hồng Gai, Trạm Hà Lầm, Trạm Đá Trắng, Trạm Hà Tu, Tổ Thị Trường, Tổ Dịch Vụ.</w:t>
+      </w:r>
+    </w:p>
+    <w:p>
+      <w:pPr>
+        <w:spacing w:after="80" w:line="276" w:lineRule="auto"/>
+      </w:pPr>
+      <w:r>
+        <w:rPr>
+          <w:b/>
+          <w:color w:val="1E3A8A"/>
+          <w:sz w:val="20"/>
+        </w:rPr>
+        <w:t xml:space="preserve">2. Quy trình &amp; Liên kết dữ liệu: </w:t>
+      </w:r>
+      <w:r>
+        <w:rPr>
+          <w:i w:val="0"/>
+          <w:color w:val="0F172A"/>
+          <w:sz w:val="20"/>
+        </w:rPr>
+        <w:t>Tổng hợp sản lượng tiêu thụ, tỷ lệ thu hồi vỏ bình cũ, và số lượng sự vụ phát sinh tại từng trạm địa bàn trong tháng 9/2026.</w:t>
+      </w:r>
+    </w:p>
+    <w:p>
+      <w:pPr>
+        <w:spacing w:after="80" w:line="276" w:lineRule="auto"/>
+      </w:pPr>
+      <w:r>
+        <w:rPr>
+          <w:b/>
+          <w:color w:val="1E3A8A"/>
+          <w:sz w:val="20"/>
+        </w:rPr>
+        <w:t xml:space="preserve">3. Người dùng nhận được gì: </w:t>
+      </w:r>
+      <w:r>
+        <w:rPr>
+          <w:i w:val="0"/>
+          <w:color w:val="0F172A"/>
+          <w:sz w:val="20"/>
+        </w:rPr>
+        <w:t>Lãnh đạo đơn vị nhìn thấy ngay trạm nào hoàn thành vượt mức, trạm nào đang chậm tiến độ để kịp thời hỗ trợ điều phối hàng hóa và nhân lực chi viện.</w:t>
+      </w:r>
+    </w:p>
+    <w:p>
+      <w:pPr>
+        <w:spacing w:before="240" w:after="120"/>
+      </w:pPr>
+      <w:r>
+        <w:rPr>
+          <w:rFonts w:ascii="Calibri" w:hAnsi="Calibri"/>
+          <w:b/>
+          <w:color w:val="0284C7"/>
+          <w:sz w:val="24"/>
+        </w:rPr>
+        <w:t>Phân hệ 3.4: Lịch trực bốc xếp &amp; Bảo vệ (Security &amp; Handling Roster)</w:t>
+      </w:r>
+    </w:p>
+    <w:p>
+      <w:pPr>
+        <w:spacing w:before="120" w:after="60"/>
+        <w:jc w:val="center"/>
+      </w:pPr>
+      <w:r>
+        <w:drawing>
+          <wp:inline xmlns:a="http://schemas.openxmlformats.org/drawingml/2006/main" xmlns:pic="http://schemas.openxmlformats.org/drawingml/2006/picture">
+            <wp:extent cx="5669280" cy="3543300"/>
+            <wp:docPr id="12" name="Picture 12"/>
+            <wp:cNvGraphicFramePr>
+              <a:graphicFrameLocks noChangeAspect="1"/>
+            </wp:cNvGraphicFramePr>
+            <a:graphic>
+              <a:graphicData uri="http://schemas.openxmlformats.org/drawingml/2006/picture">
+                <pic:pic>
+                  <pic:nvPicPr>
+                    <pic:cNvPr id="0" name="12_guards.png"/>
+                    <pic:cNvPicPr/>
+                  </pic:nvPicPr>
+                  <pic:blipFill>
+                    <a:blip r:embed="rId19"/>
+                    <a:stretch>
+                      <a:fillRect/>
+                    </a:stretch>
+                  </pic:blipFill>
+                  <pic:spPr>
+                    <a:xfrm>
+                      <a:off x="0" y="0"/>
+                      <a:ext cx="5669280" cy="3543300"/>
+                    </a:xfrm>
+                    <a:prstGeom prst="rect"/>
+                  </pic:spPr>
+                </pic:pic>
+              </a:graphicData>
+            </a:graphic>
+          </wp:inline>
+        </w:drawing>
+      </w:r>
+    </w:p>
+    <w:p>
+      <w:pPr>
+        <w:spacing w:after="160"/>
+        <w:jc w:val="center"/>
+      </w:pPr>
+      <w:r>
+        <w:rPr>
+          <w:i/>
+          <w:color w:val="475569"/>
+          <w:sz w:val="18"/>
+        </w:rPr>
+        <w:t>Hình 12: Giao diện phân hệ Lịch trực bốc xếp &amp; Bảo vệ (Security &amp; Handling Roster) — QAROMI ERP</w:t>
+      </w:r>
+    </w:p>
+    <w:p>
+      <w:pPr>
+        <w:spacing w:after="80" w:line="276" w:lineRule="auto"/>
+      </w:pPr>
+      <w:r>
+        <w:rPr>
+          <w:b/>
+          <w:color w:val="1E3A8A"/>
+          <w:sz w:val="20"/>
+        </w:rPr>
+        <w:t xml:space="preserve">1. Dùng để làm gì: </w:t>
+      </w:r>
+      <w:r>
+        <w:rPr>
+          <w:i w:val="0"/>
+          <w:color w:val="0F172A"/>
+          <w:sz w:val="20"/>
+        </w:rPr>
+        <w:t>Số hóa lịch phân ca trực bốc xếp hàng và bảo vệ kho bãi trong suốt 30 ngày của tháng 9/2026, thay thế bảng giấy viết tay dễ thất lạc.</w:t>
+      </w:r>
+    </w:p>
+    <w:p>
+      <w:pPr>
+        <w:spacing w:after="80" w:line="276" w:lineRule="auto"/>
+      </w:pPr>
+      <w:r>
+        <w:rPr>
+          <w:b/>
+          <w:color w:val="1E3A8A"/>
+          <w:sz w:val="20"/>
+        </w:rPr>
+        <w:t xml:space="preserve">2. Quy trình &amp; Liên kết dữ liệu: </w:t>
+      </w:r>
+      <w:r>
+        <w:rPr>
+          <w:i w:val="0"/>
+          <w:color w:val="0F172A"/>
+          <w:sz w:val="20"/>
+        </w:rPr>
+        <w:t>Bóc tách chính xác từ Sheet 'ĐIÈU PHỐI' của file mới: 23 ca trực thực tế phân công cho 10 nhân sự (Bùi Đức Hoàng, Nguyễn Thị Hằng, Nguyễn Thị Thùy, Đỗ Thị Vượng, Trăng Thị Thơm...). Ghi nhận rõ các ngày nghỉ phép, đổi ca và chế độ phụ cấp ca trực (80.000đ/ca).</w:t>
+      </w:r>
+    </w:p>
+    <w:p>
+      <w:pPr>
+        <w:spacing w:after="80" w:line="276" w:lineRule="auto"/>
+      </w:pPr>
+      <w:r>
+        <w:rPr>
+          <w:b/>
+          <w:color w:val="1E3A8A"/>
+          <w:sz w:val="20"/>
+        </w:rPr>
+        <w:t xml:space="preserve">3. Người dùng nhận được gì: </w:t>
+      </w:r>
+      <w:r>
+        <w:rPr>
+          <w:i w:val="0"/>
+          <w:color w:val="0F172A"/>
+          <w:sz w:val="20"/>
+        </w:rPr>
+        <w:t>Chấm công tự động, minh bạch ngày trực, giải quyết dứt điểm các vướng mắc trong việc thanh toán phụ cấp trực bốc xếp đêm và áp tải xe tải điện.</w:t>
+      </w:r>
+    </w:p>
+    <w:p>
+      <w:pPr>
+        <w:spacing w:before="240" w:after="120"/>
+      </w:pPr>
+      <w:r>
+        <w:rPr>
+          <w:rFonts w:ascii="Calibri" w:hAnsi="Calibri"/>
+          <w:b/>
+          <w:color w:val="0284C7"/>
+          <w:sz w:val="24"/>
+        </w:rPr>
+        <w:t>Phân hệ 4.1: Tồn kho theo vị trí &amp; Xe lưu động (Stock Quants by Location)</w:t>
+      </w:r>
+    </w:p>
+    <w:p>
+      <w:pPr>
+        <w:spacing w:before="120" w:after="60"/>
+        <w:jc w:val="center"/>
+      </w:pPr>
+      <w:r>
+        <w:drawing>
+          <wp:inline xmlns:a="http://schemas.openxmlformats.org/drawingml/2006/main" xmlns:pic="http://schemas.openxmlformats.org/drawingml/2006/picture">
+            <wp:extent cx="5669280" cy="3543300"/>
+            <wp:docPr id="13" name="Picture 13"/>
+            <wp:cNvGraphicFramePr>
+              <a:graphicFrameLocks noChangeAspect="1"/>
+            </wp:cNvGraphicFramePr>
+            <a:graphic>
+              <a:graphicData uri="http://schemas.openxmlformats.org/drawingml/2006/picture">
+                <pic:pic>
+                  <pic:nvPicPr>
+                    <pic:cNvPr id="0" name="13_quants.png"/>
+                    <pic:cNvPicPr/>
+                  </pic:nvPicPr>
+                  <pic:blipFill>
+                    <a:blip r:embed="rId20"/>
+                    <a:stretch>
+                      <a:fillRect/>
+                    </a:stretch>
+                  </pic:blipFill>
+                  <pic:spPr>
+                    <a:xfrm>
+                      <a:off x="0" y="0"/>
+                      <a:ext cx="5669280" cy="3543300"/>
+                    </a:xfrm>
+                    <a:prstGeom prst="rect"/>
+                  </pic:spPr>
+                </pic:pic>
+              </a:graphicData>
+            </a:graphic>
+          </wp:inline>
+        </w:drawing>
+      </w:r>
+    </w:p>
+    <w:p>
+      <w:pPr>
+        <w:spacing w:after="160"/>
+        <w:jc w:val="center"/>
+      </w:pPr>
+      <w:r>
+        <w:rPr>
+          <w:i/>
+          <w:color w:val="475569"/>
+          <w:sz w:val="18"/>
+        </w:rPr>
+        <w:t>Hình 13: Giao diện phân hệ Tồn kho theo vị trí &amp; Xe lưu động (Stock Quants by Location) — QAROMI ERP</w:t>
+      </w:r>
+    </w:p>
+    <w:p>
+      <w:pPr>
+        <w:spacing w:after="80" w:line="276" w:lineRule="auto"/>
+      </w:pPr>
+      <w:r>
+        <w:rPr>
+          <w:b/>
+          <w:color w:val="1E3A8A"/>
+          <w:sz w:val="20"/>
+        </w:rPr>
+        <w:t xml:space="preserve">1. Dùng để làm gì: </w:t>
+      </w:r>
+      <w:r>
+        <w:rPr>
+          <w:i w:val="0"/>
+          <w:color w:val="0F172A"/>
+          <w:sz w:val="20"/>
+        </w:rPr>
+        <w:t>Quản lý tồn kho đa điểm realtime theo từng vị trí kho vật lý: Kho Tăng Áp, Kho Huế, Kho Văn Phòng, Xe tải điện cơ động, Kho Hà Lầm.</w:t>
+      </w:r>
+    </w:p>
+    <w:p>
+      <w:pPr>
+        <w:spacing w:after="80" w:line="276" w:lineRule="auto"/>
+      </w:pPr>
+      <w:r>
+        <w:rPr>
+          <w:b/>
+          <w:color w:val="1E3A8A"/>
+          <w:sz w:val="20"/>
+        </w:rPr>
+        <w:t xml:space="preserve">2. Quy trình &amp; Liên kết dữ liệu: </w:t>
+      </w:r>
+      <w:r>
+        <w:rPr>
+          <w:i w:val="0"/>
+          <w:color w:val="0F172A"/>
+          <w:sz w:val="20"/>
+        </w:rPr>
+        <w:t>Cập nhật trực tiếp số liệu tồn cuối từ Sheet 'TỒN TỔNG' của file mới. Tách biệt rõ tồn từng chủng loại: Bình RO, Bình Kiềm, Hộp 500ml, Vỉ 500ml, Vỉ 350ml.</w:t>
+      </w:r>
+    </w:p>
+    <w:p>
+      <w:pPr>
+        <w:spacing w:after="80" w:line="276" w:lineRule="auto"/>
+      </w:pPr>
+      <w:r>
+        <w:rPr>
+          <w:b/>
+          <w:color w:val="1E3A8A"/>
+          <w:sz w:val="20"/>
+        </w:rPr>
+        <w:t xml:space="preserve">3. Người dùng nhận được gì: </w:t>
+      </w:r>
+      <w:r>
+        <w:rPr>
+          <w:i w:val="0"/>
+          <w:color w:val="0F172A"/>
+          <w:sz w:val="20"/>
+        </w:rPr>
+        <w:t>Thủ kho và điều phối viên biết chính xác tại mỗi kho đang còn bao nhiêu bình nước thành phẩm. Khi khách đặt hàng gấp, hệ thống tự động gợi ý xuất từ kho gần nhất để tiết kiệm chi phí giao vận.</w:t>
+      </w:r>
+    </w:p>
+    <w:p>
+      <w:pPr>
+        <w:spacing w:before="240" w:after="120"/>
+      </w:pPr>
+      <w:r>
+        <w:rPr>
+          <w:rFonts w:ascii="Calibri" w:hAnsi="Calibri"/>
+          <w:b/>
+          <w:color w:val="0284C7"/>
+          <w:sz w:val="24"/>
+        </w:rPr>
+        <w:t>Phân hệ 4.2: Phiếu kho Nhập / Xuất chuẩn SOP (Stock Picking Operations)</w:t>
+      </w:r>
+    </w:p>
+    <w:p>
+      <w:pPr>
+        <w:spacing w:before="120" w:after="60"/>
+        <w:jc w:val="center"/>
+      </w:pPr>
+      <w:r>
+        <w:drawing>
+          <wp:inline xmlns:a="http://schemas.openxmlformats.org/drawingml/2006/main" xmlns:pic="http://schemas.openxmlformats.org/drawingml/2006/picture">
+            <wp:extent cx="5669280" cy="3543300"/>
+            <wp:docPr id="14" name="Picture 14"/>
+            <wp:cNvGraphicFramePr>
+              <a:graphicFrameLocks noChangeAspect="1"/>
+            </wp:cNvGraphicFramePr>
+            <a:graphic>
+              <a:graphicData uri="http://schemas.openxmlformats.org/drawingml/2006/picture">
+                <pic:pic>
+                  <pic:nvPicPr>
+                    <pic:cNvPr id="0" name="14_pickings.png"/>
+                    <pic:cNvPicPr/>
+                  </pic:nvPicPr>
+                  <pic:blipFill>
+                    <a:blip r:embed="rId21"/>
+                    <a:stretch>
+                      <a:fillRect/>
+                    </a:stretch>
+                  </pic:blipFill>
+                  <pic:spPr>
+                    <a:xfrm>
+                      <a:off x="0" y="0"/>
+                      <a:ext cx="5669280" cy="3543300"/>
+                    </a:xfrm>
+                    <a:prstGeom prst="rect"/>
+                  </pic:spPr>
+                </pic:pic>
+              </a:graphicData>
+            </a:graphic>
+          </wp:inline>
+        </w:drawing>
+      </w:r>
+    </w:p>
+    <w:p>
+      <w:pPr>
+        <w:spacing w:after="160"/>
+        <w:jc w:val="center"/>
+      </w:pPr>
+      <w:r>
+        <w:rPr>
+          <w:i/>
+          <w:color w:val="475569"/>
+          <w:sz w:val="18"/>
+        </w:rPr>
+        <w:t>Hình 14: Giao diện phân hệ Phiếu kho Nhập / Xuất chuẩn SOP (Stock Picking Operations) — QAROMI ERP</w:t>
+      </w:r>
+    </w:p>
+    <w:p>
+      <w:pPr>
+        <w:spacing w:after="80" w:line="276" w:lineRule="auto"/>
+      </w:pPr>
+      <w:r>
+        <w:rPr>
+          <w:b/>
+          <w:color w:val="1E3A8A"/>
+          <w:sz w:val="20"/>
+        </w:rPr>
+        <w:t xml:space="preserve">1. Dùng để làm gì: </w:t>
+      </w:r>
+      <w:r>
+        <w:rPr>
+          <w:i w:val="0"/>
+          <w:color w:val="0F172A"/>
+          <w:sz w:val="20"/>
+        </w:rPr>
+        <w:t>Chuẩn hóa quy trình xuất nhập kho theo quy trình vận hành tiêu chuẩn (SOP): Xuất kho bán hàng (WH/OUT), Nhập kho sản xuất (WH/IN), Nhập trả hàng (WH/RETURN).</w:t>
+      </w:r>
+    </w:p>
+    <w:p>
+      <w:pPr>
+        <w:spacing w:after="80" w:line="276" w:lineRule="auto"/>
+      </w:pPr>
+      <w:r>
+        <w:rPr>
+          <w:b/>
+          <w:color w:val="1E3A8A"/>
+          <w:sz w:val="20"/>
+        </w:rPr>
+        <w:t xml:space="preserve">2. Quy trình &amp; Liên kết dữ liệu: </w:t>
+      </w:r>
+      <w:r>
+        <w:rPr>
+          <w:i w:val="0"/>
+          <w:color w:val="0F172A"/>
+          <w:sz w:val="20"/>
+        </w:rPr>
+        <w:t>Mỗi khi đơn hàng được duyệt, hệ thống tự động sinh phiếu xuất kho liên kết, ghi nhận người giao, người nhận, số lượng xuất và tự động trừ kho tức thời.</w:t>
+      </w:r>
+    </w:p>
+    <w:p>
+      <w:pPr>
+        <w:spacing w:after="80" w:line="276" w:lineRule="auto"/>
+      </w:pPr>
+      <w:r>
+        <w:rPr>
+          <w:b/>
+          <w:color w:val="1E3A8A"/>
+          <w:sz w:val="20"/>
+        </w:rPr>
+        <w:t xml:space="preserve">3. Người dùng nhận được gì: </w:t>
+      </w:r>
+      <w:r>
+        <w:rPr>
+          <w:i w:val="0"/>
+          <w:color w:val="0F172A"/>
+          <w:sz w:val="20"/>
+        </w:rPr>
+        <w:t>Loại bỏ hoàn toàn hiện tượng 'xuất hàng miệng' không có chứng từ. Đảm bảo 100% giao dịch xuất nhập kho đều có mã phiếu truy vết trách nhiệm thủ kho.</w:t>
+      </w:r>
+    </w:p>
+    <w:p>
+      <w:pPr>
+        <w:spacing w:before="240" w:after="120"/>
+      </w:pPr>
+      <w:r>
+        <w:rPr>
+          <w:rFonts w:ascii="Calibri" w:hAnsi="Calibri"/>
+          <w:b/>
+          <w:color w:val="0284C7"/>
+          <w:sz w:val="24"/>
+        </w:rPr>
+        <w:t>Phân hệ 4.3: Dòng dịch chuyển kho chi tiết (Stock Moves Ledger)</w:t>
+      </w:r>
+    </w:p>
+    <w:p>
+      <w:pPr>
+        <w:spacing w:before="120" w:after="60"/>
+        <w:jc w:val="center"/>
+      </w:pPr>
+      <w:r>
+        <w:drawing>
+          <wp:inline xmlns:a="http://schemas.openxmlformats.org/drawingml/2006/main" xmlns:pic="http://schemas.openxmlformats.org/drawingml/2006/picture">
+            <wp:extent cx="5669280" cy="3543300"/>
+            <wp:docPr id="15" name="Picture 15"/>
+            <wp:cNvGraphicFramePr>
+              <a:graphicFrameLocks noChangeAspect="1"/>
+            </wp:cNvGraphicFramePr>
+            <a:graphic>
+              <a:graphicData uri="http://schemas.openxmlformats.org/drawingml/2006/picture">
+                <pic:pic>
+                  <pic:nvPicPr>
+                    <pic:cNvPr id="0" name="15_moves.png"/>
+                    <pic:cNvPicPr/>
+                  </pic:nvPicPr>
+                  <pic:blipFill>
+                    <a:blip r:embed="rId22"/>
+                    <a:stretch>
+                      <a:fillRect/>
+                    </a:stretch>
+                  </pic:blipFill>
+                  <pic:spPr>
+                    <a:xfrm>
+                      <a:off x="0" y="0"/>
+                      <a:ext cx="5669280" cy="3543300"/>
+                    </a:xfrm>
+                    <a:prstGeom prst="rect"/>
+                  </pic:spPr>
+                </pic:pic>
+              </a:graphicData>
+            </a:graphic>
+          </wp:inline>
+        </w:drawing>
+      </w:r>
+    </w:p>
+    <w:p>
+      <w:pPr>
+        <w:spacing w:after="160"/>
+        <w:jc w:val="center"/>
+      </w:pPr>
+      <w:r>
+        <w:rPr>
+          <w:i/>
+          <w:color w:val="475569"/>
+          <w:sz w:val="18"/>
+        </w:rPr>
+        <w:t>Hình 15: Giao diện phân hệ Dòng dịch chuyển kho chi tiết (Stock Moves Ledger) — QAROMI ERP</w:t>
+      </w:r>
+    </w:p>
+    <w:p>
+      <w:pPr>
+        <w:spacing w:after="80" w:line="276" w:lineRule="auto"/>
+      </w:pPr>
+      <w:r>
+        <w:rPr>
+          <w:b/>
+          <w:color w:val="1E3A8A"/>
+          <w:sz w:val="20"/>
+        </w:rPr>
+        <w:t xml:space="preserve">1. Dùng để làm gì: </w:t>
+      </w:r>
+      <w:r>
+        <w:rPr>
+          <w:i w:val="0"/>
+          <w:color w:val="0F172A"/>
+          <w:sz w:val="20"/>
+        </w:rPr>
+        <w:t>Nhật ký kiểm toán chi tiết đến từng chuyển động của từng đơn vị sản phẩm giữa các vị trí nguồn (Source Location) và vị trí đích (Destination Location).</w:t>
+      </w:r>
+    </w:p>
+    <w:p>
+      <w:pPr>
+        <w:spacing w:after="80" w:line="276" w:lineRule="auto"/>
+      </w:pPr>
+      <w:r>
+        <w:rPr>
+          <w:b/>
+          <w:color w:val="1E3A8A"/>
+          <w:sz w:val="20"/>
+        </w:rPr>
+        <w:t xml:space="preserve">2. Quy trình &amp; Liên kết dữ liệu: </w:t>
+      </w:r>
+      <w:r>
+        <w:rPr>
+          <w:i w:val="0"/>
+          <w:color w:val="0F172A"/>
+          <w:sz w:val="20"/>
+        </w:rPr>
+        <w:t>Lưu vết thời gian, mã sản phẩm, số lượng xuất/nhập, số lượng hàng tặng khuyến mại (chính sách 10+1) và trạng thái hoàn thành của từng dòng dịch chuyển.</w:t>
+      </w:r>
+    </w:p>
+    <w:p>
+      <w:pPr>
+        <w:spacing w:after="80" w:line="276" w:lineRule="auto"/>
+      </w:pPr>
+      <w:r>
+        <w:rPr>
+          <w:b/>
+          <w:color w:val="1E3A8A"/>
+          <w:sz w:val="20"/>
+        </w:rPr>
+        <w:t xml:space="preserve">3. Người dùng nhận được gì: </w:t>
+      </w:r>
+      <w:r>
+        <w:rPr>
+          <w:i w:val="0"/>
+          <w:color w:val="0F172A"/>
+          <w:sz w:val="20"/>
+        </w:rPr>
+        <w:t>Cung cấp bằng chứng kiểm toán không thể chối cãi khi tiến hành đối soát, kiểm kê kho định kỳ hoặc truy tìm nguyên nhân thất thoát hàng hóa.</w:t>
+      </w:r>
+    </w:p>
+    <w:p>
+      <w:pPr>
+        <w:spacing w:before="240" w:after="120"/>
+      </w:pPr>
+      <w:r>
+        <w:rPr>
+          <w:rFonts w:ascii="Calibri" w:hAnsi="Calibri"/>
+          <w:b/>
+          <w:color w:val="0284C7"/>
+          <w:sz w:val="24"/>
+        </w:rPr>
+        <w:t>Phân hệ 4.4: Sổ nợ vỏ bình mượn - trả &amp; Tiền ký cọc (Shell Asset Ledger)</w:t>
+      </w:r>
+    </w:p>
+    <w:p>
+      <w:pPr>
+        <w:spacing w:before="120" w:after="60"/>
+        <w:jc w:val="center"/>
+      </w:pPr>
+      <w:r>
+        <w:drawing>
+          <wp:inline xmlns:a="http://schemas.openxmlformats.org/drawingml/2006/main" xmlns:pic="http://schemas.openxmlformats.org/drawingml/2006/picture">
+            <wp:extent cx="5669280" cy="3543300"/>
+            <wp:docPr id="16" name="Picture 16"/>
+            <wp:cNvGraphicFramePr>
+              <a:graphicFrameLocks noChangeAspect="1"/>
+            </wp:cNvGraphicFramePr>
+            <a:graphic>
+              <a:graphicData uri="http://schemas.openxmlformats.org/drawingml/2006/picture">
+                <pic:pic>
+                  <pic:nvPicPr>
+                    <pic:cNvPr id="0" name="16_shells.png"/>
+                    <pic:cNvPicPr/>
+                  </pic:nvPicPr>
+                  <pic:blipFill>
+                    <a:blip r:embed="rId23"/>
+                    <a:stretch>
+                      <a:fillRect/>
+                    </a:stretch>
+                  </pic:blipFill>
+                  <pic:spPr>
+                    <a:xfrm>
+                      <a:off x="0" y="0"/>
+                      <a:ext cx="5669280" cy="3543300"/>
+                    </a:xfrm>
+                    <a:prstGeom prst="rect"/>
+                  </pic:spPr>
+                </pic:pic>
+              </a:graphicData>
+            </a:graphic>
+          </wp:inline>
+        </w:drawing>
+      </w:r>
+    </w:p>
+    <w:p>
+      <w:pPr>
+        <w:spacing w:after="160"/>
+        <w:jc w:val="center"/>
+      </w:pPr>
+      <w:r>
+        <w:rPr>
+          <w:i/>
+          <w:color w:val="475569"/>
+          <w:sz w:val="18"/>
+        </w:rPr>
+        <w:t>Hình 16: Giao diện phân hệ Sổ nợ vỏ bình mượn - trả &amp; Tiền ký cọc (Shell Asset Ledger) — QAROMI ERP</w:t>
+      </w:r>
+    </w:p>
+    <w:p>
+      <w:pPr>
+        <w:spacing w:after="80" w:line="276" w:lineRule="auto"/>
+      </w:pPr>
+      <w:r>
+        <w:rPr>
+          <w:b/>
+          <w:color w:val="1E3A8A"/>
+          <w:sz w:val="20"/>
+        </w:rPr>
+        <w:t xml:space="preserve">1. Dùng để làm gì: </w:t>
+      </w:r>
+      <w:r>
+        <w:rPr>
+          <w:i w:val="0"/>
+          <w:color w:val="0F172A"/>
+          <w:sz w:val="20"/>
+        </w:rPr>
+        <w:t>Bảo vệ khối tài sản vỏ bình 19L trị giá hàng trăm triệu đồng của xí nghiệp thông qua quản lý chi tiết: Ngày mượn, Số lượng mượn, Ngày trả, Số lượng trả và Tiền cọc cược.</w:t>
+      </w:r>
+    </w:p>
+    <w:p>
+      <w:pPr>
+        <w:spacing w:after="80" w:line="276" w:lineRule="auto"/>
+      </w:pPr>
+      <w:r>
+        <w:rPr>
+          <w:b/>
+          <w:color w:val="1E3A8A"/>
+          <w:sz w:val="20"/>
+        </w:rPr>
+        <w:t xml:space="preserve">2. Quy trình &amp; Liên kết dữ liệu: </w:t>
+      </w:r>
+      <w:r>
+        <w:rPr>
+          <w:i w:val="0"/>
+          <w:color w:val="0F172A"/>
+          <w:sz w:val="20"/>
+        </w:rPr>
+        <w:t>Quản lý 76 giao dịch mượn trả vỏ với khách hàng (Hanet, Hóa chất mỏ, UBND Tỉnh, Nhà hàng Minh Tuấn 3...). Tự động tính toán: Số lượng vỏ Úp/Vòi còn nợ = Mượn - Đã trả, và tiền cọc tương ứng 50.000đ/vỏ. Cung cấp nút 'Trả vỏ' để ghi nhận thu hồi vỏ về kho.</w:t>
+      </w:r>
+    </w:p>
+    <w:p>
+      <w:pPr>
+        <w:spacing w:after="80" w:line="276" w:lineRule="auto"/>
+      </w:pPr>
+      <w:r>
+        <w:rPr>
+          <w:b/>
+          <w:color w:val="1E3A8A"/>
+          <w:sz w:val="20"/>
+        </w:rPr>
+        <w:t xml:space="preserve">3. Người dùng nhận được gì: </w:t>
+      </w:r>
+      <w:r>
+        <w:rPr>
+          <w:i w:val="0"/>
+          <w:color w:val="0F172A"/>
+          <w:sz w:val="20"/>
+        </w:rPr>
+        <w:t>Chấm dứt hoàn toàn tình trạng thất thoát hàng nghìn vỏ bình ra thị trường. Khi khách hàng ngừng lấy nước, hệ thống tự động đối chiếu số vỏ phải thu và số tiền cọc phải hoàn trả chính xác 100%.</w:t>
+      </w:r>
+    </w:p>
+    <w:p>
+      <w:pPr>
+        <w:spacing w:before="240" w:after="120"/>
+      </w:pPr>
+      <w:r>
+        <w:rPr>
+          <w:rFonts w:ascii="Calibri" w:hAnsi="Calibri"/>
+          <w:b/>
+          <w:color w:val="0284C7"/>
+          <w:sz w:val="24"/>
+        </w:rPr>
+        <w:t>Phân hệ 4.5: Tiếp ứng sản xuất &amp; Vay kho liên trạm (Interbranch Logistics)</w:t>
+      </w:r>
+    </w:p>
+    <w:p>
+      <w:pPr>
+        <w:spacing w:before="120" w:after="60"/>
+        <w:jc w:val="center"/>
+      </w:pPr>
+      <w:r>
+        <w:drawing>
+          <wp:inline xmlns:a="http://schemas.openxmlformats.org/drawingml/2006/main" xmlns:pic="http://schemas.openxmlformats.org/drawingml/2006/picture">
+            <wp:extent cx="5669280" cy="3543300"/>
+            <wp:docPr id="17" name="Picture 17"/>
+            <wp:cNvGraphicFramePr>
+              <a:graphicFrameLocks noChangeAspect="1"/>
+            </wp:cNvGraphicFramePr>
+            <a:graphic>
+              <a:graphicData uri="http://schemas.openxmlformats.org/drawingml/2006/picture">
+                <pic:pic>
+                  <pic:nvPicPr>
+                    <pic:cNvPr id="0" name="17_interbranch.png"/>
+                    <pic:cNvPicPr/>
+                  </pic:nvPicPr>
+                  <pic:blipFill>
+                    <a:blip r:embed="rId24"/>
+                    <a:stretch>
+                      <a:fillRect/>
+                    </a:stretch>
+                  </pic:blipFill>
+                  <pic:spPr>
+                    <a:xfrm>
+                      <a:off x="0" y="0"/>
+                      <a:ext cx="5669280" cy="3543300"/>
+                    </a:xfrm>
+                    <a:prstGeom prst="rect"/>
+                  </pic:spPr>
+                </pic:pic>
+              </a:graphicData>
+            </a:graphic>
+          </wp:inline>
+        </w:drawing>
+      </w:r>
+    </w:p>
+    <w:p>
+      <w:pPr>
+        <w:spacing w:after="160"/>
+        <w:jc w:val="center"/>
+      </w:pPr>
+      <w:r>
+        <w:rPr>
+          <w:i/>
+          <w:color w:val="475569"/>
+          <w:sz w:val="18"/>
+        </w:rPr>
+        <w:t>Hình 17: Giao diện phân hệ Tiếp ứng sản xuất &amp; Vay kho liên trạm (Interbranch Logistics) — QAROMI ERP</w:t>
+      </w:r>
+    </w:p>
+    <w:p>
+      <w:pPr>
+        <w:spacing w:after="80" w:line="276" w:lineRule="auto"/>
+      </w:pPr>
+      <w:r>
+        <w:rPr>
+          <w:b/>
+          <w:color w:val="1E3A8A"/>
+          <w:sz w:val="20"/>
+        </w:rPr>
+        <w:t xml:space="preserve">1. Dùng để làm gì: </w:t>
+      </w:r>
+      <w:r>
+        <w:rPr>
+          <w:i w:val="0"/>
+          <w:color w:val="0F172A"/>
+          <w:sz w:val="20"/>
+        </w:rPr>
+        <w:t>Điều phối dòng luân chuyển hàng hóa giữa Nhà máy Nước Cẩm Phả (nguồn sản xuất chính) và các kho vệ tinh trực thuộc Xí nghiệp Hòn Gai.</w:t>
+      </w:r>
+    </w:p>
+    <w:p>
+      <w:pPr>
+        <w:spacing w:after="80" w:line="276" w:lineRule="auto"/>
+      </w:pPr>
+      <w:r>
+        <w:rPr>
+          <w:b/>
+          <w:color w:val="1E3A8A"/>
+          <w:sz w:val="20"/>
+        </w:rPr>
+        <w:t xml:space="preserve">2. Quy trình &amp; Liên kết dữ liệu: </w:t>
+      </w:r>
+      <w:r>
+        <w:rPr>
+          <w:i w:val="0"/>
+          <w:color w:val="0F172A"/>
+          <w:sz w:val="20"/>
+        </w:rPr>
+        <w:t>Bóc tách từ Sheet 'nhập từ CP' và các ghi chú thực tế trong file mới (VD: Lệnh ngày 8/9 vay kho Công ty 22 vỉ 500ml do đơn Phương lái xe; Điều chuyển 50 vỏ sang Trạm Quảng Yên).</w:t>
+      </w:r>
+    </w:p>
+    <w:p>
+      <w:pPr>
+        <w:spacing w:after="80" w:line="276" w:lineRule="auto"/>
+      </w:pPr>
+      <w:r>
+        <w:rPr>
+          <w:b/>
+          <w:color w:val="1E3A8A"/>
+          <w:sz w:val="20"/>
+        </w:rPr>
+        <w:t xml:space="preserve">3. Người dùng nhận được gì: </w:t>
+      </w:r>
+      <w:r>
+        <w:rPr>
+          <w:i w:val="0"/>
+          <w:color w:val="0F172A"/>
+          <w:sz w:val="20"/>
+        </w:rPr>
+        <w:t>Giữ vững chuỗi cung ứng không bao giờ bị đứt gãy, chống tình trạng kho này thừa hàng hết hạn trong khi kho khác 'cháy hàng' không có nước giao cho khách.</w:t>
+      </w:r>
+    </w:p>
+    <w:p>
+      <w:pPr>
+        <w:spacing w:before="240" w:after="120"/>
+      </w:pPr>
+      <w:r>
+        <w:rPr>
+          <w:rFonts w:ascii="Calibri" w:hAnsi="Calibri"/>
+          <w:b/>
+          <w:color w:val="0284C7"/>
+          <w:sz w:val="24"/>
+        </w:rPr>
+        <w:t>Phân hệ 5.1: Báo cáo thương mại QAROMI chuẩn mẫu QUAWACO</w:t>
+      </w:r>
+    </w:p>
+    <w:p>
+      <w:pPr>
+        <w:spacing w:before="120" w:after="60"/>
+        <w:jc w:val="center"/>
+      </w:pPr>
+      <w:r>
+        <w:drawing>
+          <wp:inline xmlns:a="http://schemas.openxmlformats.org/drawingml/2006/main" xmlns:pic="http://schemas.openxmlformats.org/drawingml/2006/picture">
+            <wp:extent cx="5669280" cy="3543300"/>
+            <wp:docPr id="18" name="Picture 18"/>
+            <wp:cNvGraphicFramePr>
+              <a:graphicFrameLocks noChangeAspect="1"/>
+            </wp:cNvGraphicFramePr>
+            <a:graphic>
+              <a:graphicData uri="http://schemas.openxmlformats.org/drawingml/2006/picture">
+                <pic:pic>
+                  <pic:nvPicPr>
+                    <pic:cNvPr id="0" name="18_commercial.png"/>
+                    <pic:cNvPicPr/>
+                  </pic:nvPicPr>
+                  <pic:blipFill>
+                    <a:blip r:embed="rId25"/>
+                    <a:stretch>
+                      <a:fillRect/>
+                    </a:stretch>
+                  </pic:blipFill>
+                  <pic:spPr>
+                    <a:xfrm>
+                      <a:off x="0" y="0"/>
+                      <a:ext cx="5669280" cy="3543300"/>
+                    </a:xfrm>
+                    <a:prstGeom prst="rect"/>
+                  </pic:spPr>
+                </pic:pic>
+              </a:graphicData>
+            </a:graphic>
+          </wp:inline>
+        </w:drawing>
+      </w:r>
+    </w:p>
+    <w:p>
+      <w:pPr>
+        <w:spacing w:after="160"/>
+        <w:jc w:val="center"/>
+      </w:pPr>
+      <w:r>
+        <w:rPr>
+          <w:i/>
+          <w:color w:val="475569"/>
+          <w:sz w:val="18"/>
+        </w:rPr>
+        <w:t>Hình 18: Giao diện phân hệ Báo cáo thương mại QAROMI chuẩn mẫu QUAWACO — QAROMI ERP</w:t>
+      </w:r>
+    </w:p>
+    <w:p>
+      <w:pPr>
+        <w:spacing w:after="80" w:line="276" w:lineRule="auto"/>
+      </w:pPr>
+      <w:r>
+        <w:rPr>
+          <w:b/>
+          <w:color w:val="1E3A8A"/>
+          <w:sz w:val="20"/>
+        </w:rPr>
+        <w:t xml:space="preserve">1. Dùng để làm gì: </w:t>
+      </w:r>
+      <w:r>
+        <w:rPr>
+          <w:i w:val="0"/>
+          <w:color w:val="0F172A"/>
+          <w:sz w:val="20"/>
+        </w:rPr>
+        <w:t>Tái hiện chính xác 100% biểu mẫu báo cáo thương mại nước ion kiềm QAROMI mà xí nghiệp đang phải nộp định kỳ lên Ban Giám Đốc Công ty Cổ phần Nước sạch Quảng Ninh.</w:t>
+      </w:r>
+    </w:p>
+    <w:p>
+      <w:pPr>
+        <w:spacing w:after="80" w:line="276" w:lineRule="auto"/>
+      </w:pPr>
+      <w:r>
+        <w:rPr>
+          <w:b/>
+          <w:color w:val="1E3A8A"/>
+          <w:sz w:val="20"/>
+        </w:rPr>
+        <w:t xml:space="preserve">2. Quy trình &amp; Liên kết dữ liệu: </w:t>
+      </w:r>
+      <w:r>
+        <w:rPr>
+          <w:i w:val="0"/>
+          <w:color w:val="0F172A"/>
+          <w:sz w:val="20"/>
+        </w:rPr>
+        <w:t>Tổng hợp tự động sản lượng tháng, doanh thu chưa thuế VAT, sản lượng lũy kế từ đầu năm (YTD) của cả 6 mặt hàng. Hiển thị đầy đủ 3 chữ ký: LẬP BIỂU, BP. KINH DOANH, và LÃNH ĐẠO ĐƠN VỊ.</w:t>
+      </w:r>
+    </w:p>
+    <w:p>
+      <w:pPr>
+        <w:spacing w:after="80" w:line="276" w:lineRule="auto"/>
+      </w:pPr>
+      <w:r>
+        <w:rPr>
+          <w:b/>
+          <w:color w:val="1E3A8A"/>
+          <w:sz w:val="20"/>
+        </w:rPr>
+        <w:t xml:space="preserve">3. Người dùng nhận được gì: </w:t>
+      </w:r>
+      <w:r>
+        <w:rPr>
+          <w:i w:val="0"/>
+          <w:color w:val="0F172A"/>
+          <w:sz w:val="20"/>
+        </w:rPr>
+        <w:t>Thay vì mất 2 ngày cuối tháng ngồi chắp vá các file Excel để làm báo cáo nộp Công ty mẹ, nay chỉ cần bấm nút 'Xuất báo cáo' là có ngay tài liệu chuẩn chỉnh trong 3 giây.</w:t>
+      </w:r>
+    </w:p>
+    <w:p>
+      <w:pPr>
+        <w:spacing w:before="240" w:after="120"/>
+      </w:pPr>
+      <w:r>
+        <w:rPr>
+          <w:rFonts w:ascii="Calibri" w:hAnsi="Calibri"/>
+          <w:b/>
+          <w:color w:val="0284C7"/>
+          <w:sz w:val="24"/>
+        </w:rPr>
+        <w:t>Phân hệ 5.2: Sổ chi tiết theo dõi công nợ khách hàng (Accounts Receivable)</w:t>
+      </w:r>
+    </w:p>
+    <w:p>
+      <w:pPr>
+        <w:spacing w:before="120" w:after="60"/>
+        <w:jc w:val="center"/>
+      </w:pPr>
+      <w:r>
+        <w:drawing>
+          <wp:inline xmlns:a="http://schemas.openxmlformats.org/drawingml/2006/main" xmlns:pic="http://schemas.openxmlformats.org/drawingml/2006/picture">
+            <wp:extent cx="5669280" cy="3543300"/>
+            <wp:docPr id="19" name="Picture 19"/>
+            <wp:cNvGraphicFramePr>
+              <a:graphicFrameLocks noChangeAspect="1"/>
+            </wp:cNvGraphicFramePr>
+            <a:graphic>
+              <a:graphicData uri="http://schemas.openxmlformats.org/drawingml/2006/picture">
+                <pic:pic>
+                  <pic:nvPicPr>
+                    <pic:cNvPr id="0" name="01_overview.png"/>
+                    <pic:cNvPicPr/>
+                  </pic:nvPicPr>
+                  <pic:blipFill>
+                    <a:blip r:embed="rId9"/>
+                    <a:stretch>
+                      <a:fillRect/>
+                    </a:stretch>
+                  </pic:blipFill>
+                  <pic:spPr>
+                    <a:xfrm>
+                      <a:off x="0" y="0"/>
+                      <a:ext cx="5669280" cy="3543300"/>
+                    </a:xfrm>
+                    <a:prstGeom prst="rect"/>
+                  </pic:spPr>
+                </pic:pic>
+              </a:graphicData>
+            </a:graphic>
+          </wp:inline>
+        </w:drawing>
+      </w:r>
+    </w:p>
+    <w:p>
+      <w:pPr>
+        <w:spacing w:after="160"/>
+        <w:jc w:val="center"/>
+      </w:pPr>
+      <w:r>
+        <w:rPr>
+          <w:i/>
+          <w:color w:val="475569"/>
+          <w:sz w:val="18"/>
+        </w:rPr>
+        <w:t>Hình 19: Giao diện phân hệ Sổ chi tiết theo dõi công nợ khách hàng (Accounts Receivable) — QAROMI ERP</w:t>
+      </w:r>
+    </w:p>
+    <w:p>
+      <w:pPr>
+        <w:spacing w:after="80" w:line="276" w:lineRule="auto"/>
+      </w:pPr>
+      <w:r>
+        <w:rPr>
+          <w:b/>
+          <w:color w:val="1E3A8A"/>
+          <w:sz w:val="20"/>
+        </w:rPr>
+        <w:t xml:space="preserve">1. Dùng để làm gì: </w:t>
+      </w:r>
+      <w:r>
+        <w:rPr>
+          <w:i w:val="0"/>
+          <w:color w:val="0F172A"/>
+          <w:sz w:val="20"/>
+        </w:rPr>
+        <w:t>Kiểm soát dòng tiền công nợ tiền hàng của 38 khách hàng đang có số dư nợ đọng, phân loại theo thời gian nợ và hạn mức tín dụng cho phép.</w:t>
+      </w:r>
+    </w:p>
+    <w:p>
+      <w:pPr>
+        <w:spacing w:after="80" w:line="276" w:lineRule="auto"/>
+      </w:pPr>
+      <w:r>
+        <w:rPr>
+          <w:b/>
+          <w:color w:val="1E3A8A"/>
+          <w:sz w:val="20"/>
+        </w:rPr>
+        <w:t xml:space="preserve">2. Quy trình &amp; Liên kết dữ liệu: </w:t>
+      </w:r>
+      <w:r>
+        <w:rPr>
+          <w:i w:val="0"/>
+          <w:color w:val="0F172A"/>
+          <w:sz w:val="20"/>
+        </w:rPr>
+        <w:t>Ghi nhận từng lần xuất bán chưa thu tiền, các đợt khách thanh toán chuyển khoản hoặc nộp tiền mặt, tự động tính số dư nợ cuối kỳ.</w:t>
+      </w:r>
+    </w:p>
+    <w:p>
+      <w:pPr>
+        <w:spacing w:after="80" w:line="276" w:lineRule="auto"/>
+      </w:pPr>
+      <w:r>
+        <w:rPr>
+          <w:b/>
+          <w:color w:val="1E3A8A"/>
+          <w:sz w:val="20"/>
+        </w:rPr>
+        <w:t xml:space="preserve">3. Người dùng nhận được gì: </w:t>
+      </w:r>
+      <w:r>
+        <w:rPr>
+          <w:i w:val="0"/>
+          <w:color w:val="0F172A"/>
+          <w:sz w:val="20"/>
+        </w:rPr>
+        <w:t>Nhắc nhở kế toán công nợ và nhân viên thị trường kịp thời đôn đốc thu hồi nợ, tránh tình trạng nợ đọng kéo dài chuyển thành nợ khó đòi.</w:t>
+      </w:r>
+    </w:p>
+    <w:p>
+      <w:pPr>
+        <w:spacing w:before="240" w:after="120"/>
+      </w:pPr>
+      <w:r>
+        <w:rPr>
+          <w:rFonts w:ascii="Calibri" w:hAnsi="Calibri"/>
+          <w:b/>
+          <w:color w:val="0284C7"/>
+          <w:sz w:val="24"/>
+        </w:rPr>
+        <w:t>Phân hệ 5.3: Báo cáo tổng hợp đối soát nợ vỏ bình (Shell Balances Report)</w:t>
+      </w:r>
+    </w:p>
+    <w:p>
+      <w:pPr>
+        <w:spacing w:before="120" w:after="60"/>
+        <w:jc w:val="center"/>
+      </w:pPr>
+      <w:r>
+        <w:drawing>
+          <wp:inline xmlns:a="http://schemas.openxmlformats.org/drawingml/2006/main" xmlns:pic="http://schemas.openxmlformats.org/drawingml/2006/picture">
+            <wp:extent cx="5669280" cy="3543300"/>
+            <wp:docPr id="20" name="Picture 20"/>
+            <wp:cNvGraphicFramePr>
+              <a:graphicFrameLocks noChangeAspect="1"/>
+            </wp:cNvGraphicFramePr>
+            <a:graphic>
+              <a:graphicData uri="http://schemas.openxmlformats.org/drawingml/2006/picture">
+                <pic:pic>
+                  <pic:nvPicPr>
+                    <pic:cNvPr id="0" name="01_overview.png"/>
+                    <pic:cNvPicPr/>
+                  </pic:nvPicPr>
+                  <pic:blipFill>
+                    <a:blip r:embed="rId9"/>
+                    <a:stretch>
+                      <a:fillRect/>
+                    </a:stretch>
+                  </pic:blipFill>
+                  <pic:spPr>
+                    <a:xfrm>
+                      <a:off x="0" y="0"/>
+                      <a:ext cx="5669280" cy="3543300"/>
+                    </a:xfrm>
+                    <a:prstGeom prst="rect"/>
+                  </pic:spPr>
+                </pic:pic>
+              </a:graphicData>
+            </a:graphic>
+          </wp:inline>
+        </w:drawing>
+      </w:r>
+    </w:p>
+    <w:p>
+      <w:pPr>
+        <w:spacing w:after="160"/>
+        <w:jc w:val="center"/>
+      </w:pPr>
+      <w:r>
+        <w:rPr>
+          <w:i/>
+          <w:color w:val="475569"/>
+          <w:sz w:val="18"/>
+        </w:rPr>
+        <w:t>Hình 20: Giao diện phân hệ Báo cáo tổng hợp đối soát nợ vỏ bình (Shell Balances Report) — QAROMI ERP</w:t>
+      </w:r>
+    </w:p>
+    <w:p>
+      <w:pPr>
+        <w:spacing w:after="80" w:line="276" w:lineRule="auto"/>
+      </w:pPr>
+      <w:r>
+        <w:rPr>
+          <w:b/>
+          <w:color w:val="1E3A8A"/>
+          <w:sz w:val="20"/>
+        </w:rPr>
+        <w:t xml:space="preserve">1. Dùng để làm gì: </w:t>
+      </w:r>
+      <w:r>
+        <w:rPr>
+          <w:i w:val="0"/>
+          <w:color w:val="0F172A"/>
+          <w:sz w:val="20"/>
+        </w:rPr>
+        <w:t>Báo cáo tổng hợp số dư nợ vỏ bình 19L chi tiết theo từng đối tác, đại lý và nhà xe trên toàn địa bàn thị trường.</w:t>
+      </w:r>
+    </w:p>
+    <w:p>
+      <w:pPr>
+        <w:spacing w:after="80" w:line="276" w:lineRule="auto"/>
+      </w:pPr>
+      <w:r>
+        <w:rPr>
+          <w:b/>
+          <w:color w:val="1E3A8A"/>
+          <w:sz w:val="20"/>
+        </w:rPr>
+        <w:t xml:space="preserve">2. Quy trình &amp; Liên kết dữ liệu: </w:t>
+      </w:r>
+      <w:r>
+        <w:rPr>
+          <w:i w:val="0"/>
+          <w:color w:val="0F172A"/>
+          <w:sz w:val="20"/>
+        </w:rPr>
+        <w:t>Đối soát số vỏ tồn đầu kỳ, số vỏ mượn thêm trong kỳ và số vỏ đã trả để đưa ra số lượng vỏ thực tế khách hàng đang chiếm dụng.</w:t>
+      </w:r>
+    </w:p>
+    <w:p>
+      <w:pPr>
+        <w:spacing w:after="80" w:line="276" w:lineRule="auto"/>
+      </w:pPr>
+      <w:r>
+        <w:rPr>
+          <w:b/>
+          <w:color w:val="1E3A8A"/>
+          <w:sz w:val="20"/>
+        </w:rPr>
+        <w:t xml:space="preserve">3. Người dùng nhận được gì: </w:t>
+      </w:r>
+      <w:r>
+        <w:rPr>
+          <w:i w:val="0"/>
+          <w:color w:val="0F172A"/>
+          <w:sz w:val="20"/>
+        </w:rPr>
+        <w:t>Công cụ đắc lực phục vụ các đợt kiểm kê tài sản định kỳ của xí nghiệp, đảm bảo quyền lợi tài sản cho đơn vị.</w:t>
+      </w:r>
+    </w:p>
+    <w:p>
+      <w:pPr>
+        <w:spacing w:before="240" w:after="120"/>
+      </w:pPr>
+      <w:r>
+        <w:rPr>
+          <w:rFonts w:ascii="Calibri" w:hAnsi="Calibri"/>
+          <w:b/>
+          <w:color w:val="0284C7"/>
+          <w:sz w:val="24"/>
+        </w:rPr>
+        <w:t>Phân hệ 5.4: Đối soát &amp; Khắc phục 12 lỗi #REF! Excel (Data Audit &amp; Risk)</w:t>
+      </w:r>
+    </w:p>
+    <w:p>
+      <w:pPr>
+        <w:spacing w:before="120" w:after="60"/>
+        <w:jc w:val="center"/>
+      </w:pPr>
+      <w:r>
+        <w:drawing>
+          <wp:inline xmlns:a="http://schemas.openxmlformats.org/drawingml/2006/main" xmlns:pic="http://schemas.openxmlformats.org/drawingml/2006/picture">
+            <wp:extent cx="5669280" cy="3543300"/>
+            <wp:docPr id="21" name="Picture 21"/>
+            <wp:cNvGraphicFramePr>
+              <a:graphicFrameLocks noChangeAspect="1"/>
+            </wp:cNvGraphicFramePr>
+            <a:graphic>
+              <a:graphicData uri="http://schemas.openxmlformats.org/drawingml/2006/picture">
+                <pic:pic>
+                  <pic:nvPicPr>
+                    <pic:cNvPr id="0" name="21_audit.png"/>
+                    <pic:cNvPicPr/>
+                  </pic:nvPicPr>
+                  <pic:blipFill>
+                    <a:blip r:embed="rId26"/>
+                    <a:stretch>
+                      <a:fillRect/>
+                    </a:stretch>
+                  </pic:blipFill>
+                  <pic:spPr>
+                    <a:xfrm>
+                      <a:off x="0" y="0"/>
+                      <a:ext cx="5669280" cy="3543300"/>
+                    </a:xfrm>
+                    <a:prstGeom prst="rect"/>
+                  </pic:spPr>
+                </pic:pic>
+              </a:graphicData>
+            </a:graphic>
+          </wp:inline>
+        </w:drawing>
+      </w:r>
+    </w:p>
+    <w:p>
+      <w:pPr>
+        <w:spacing w:after="160"/>
+        <w:jc w:val="center"/>
+      </w:pPr>
+      <w:r>
+        <w:rPr>
+          <w:i/>
+          <w:color w:val="475569"/>
+          <w:sz w:val="18"/>
+        </w:rPr>
+        <w:t>Hình 21: Giao diện phân hệ Đối soát &amp; Khắc phục 12 lỗi #REF! Excel (Data Audit &amp; Risk) — QAROMI ERP</w:t>
+      </w:r>
+    </w:p>
+    <w:p>
+      <w:pPr>
+        <w:spacing w:after="80" w:line="276" w:lineRule="auto"/>
+      </w:pPr>
+      <w:r>
+        <w:rPr>
+          <w:b/>
+          <w:color w:val="1E3A8A"/>
+          <w:sz w:val="20"/>
+        </w:rPr>
+        <w:t xml:space="preserve">1. Dùng để làm gì: </w:t>
+      </w:r>
+      <w:r>
+        <w:rPr>
+          <w:i w:val="0"/>
+          <w:color w:val="0F172A"/>
+          <w:sz w:val="20"/>
+        </w:rPr>
+        <w:t>Phân tích, chỉ rõ vị trí và nguyên nhân gốc rễ của 12 lỗi gãy công thức #REF! trong bảng tính Excel cũ của xí nghiệp, chứng minh năng lực sửa chữa toàn diện của phần mềm ERP.</w:t>
+      </w:r>
+    </w:p>
+    <w:p>
+      <w:pPr>
+        <w:spacing w:after="80" w:line="276" w:lineRule="auto"/>
+      </w:pPr>
+      <w:r>
+        <w:rPr>
+          <w:b/>
+          <w:color w:val="1E3A8A"/>
+          <w:sz w:val="20"/>
+        </w:rPr>
+        <w:t xml:space="preserve">2. Quy trình &amp; Liên kết dữ liệu: </w:t>
+      </w:r>
+      <w:r>
+        <w:rPr>
+          <w:i w:val="0"/>
+          <w:color w:val="0F172A"/>
+          <w:sz w:val="20"/>
+        </w:rPr>
+        <w:t>Liệt kê chính xác địa chỉ các ô bị lỗi (VD: Ô C12, E15 trong Sheet TỒN do xóa cột dữ liệu nguồn mà công thức SUM không được cập nhật). Thuyết minh giải pháp chuẩn hóa cơ sở dữ liệu quan hệ ACID thay thế bảng tính thủ công.</w:t>
+      </w:r>
+    </w:p>
+    <w:p>
+      <w:pPr>
+        <w:spacing w:after="80" w:line="276" w:lineRule="auto"/>
+      </w:pPr>
+      <w:r>
+        <w:rPr>
+          <w:b/>
+          <w:color w:val="1E3A8A"/>
+          <w:sz w:val="20"/>
+        </w:rPr>
+        <w:t xml:space="preserve">3. Người dùng nhận được gì: </w:t>
+      </w:r>
+      <w:r>
+        <w:rPr>
+          <w:i w:val="0"/>
+          <w:color w:val="0F172A"/>
+          <w:sz w:val="20"/>
+        </w:rPr>
+        <w:t>Bằng chứng thuyết phục nhất gửi tới Ban Giám đốc về việc loại bỏ hoàn toàn các rủi ro sai lệch số liệu kế toán do lỗi vô tình của con người trong bảng tính Excel.</w:t>
+      </w:r>
+    </w:p>
+    <w:p>
+      <w:pPr>
+        <w:spacing w:before="240" w:after="120"/>
+      </w:pPr>
+      <w:r>
+        <w:rPr>
+          <w:rFonts w:ascii="Calibri" w:hAnsi="Calibri"/>
+          <w:b/>
+          <w:color w:val="0284C7"/>
+          <w:sz w:val="24"/>
+        </w:rPr>
+        <w:t>Phân hệ 6.1: Cấu hình Danh mục Master Data (System Master Data)</w:t>
+      </w:r>
+    </w:p>
+    <w:p>
+      <w:pPr>
+        <w:spacing w:before="120" w:after="60"/>
+        <w:jc w:val="center"/>
+      </w:pPr>
+      <w:r>
+        <w:drawing>
+          <wp:inline xmlns:a="http://schemas.openxmlformats.org/drawingml/2006/main" xmlns:pic="http://schemas.openxmlformats.org/drawingml/2006/picture">
+            <wp:extent cx="5669280" cy="3543300"/>
+            <wp:docPr id="22" name="Picture 22"/>
+            <wp:cNvGraphicFramePr>
+              <a:graphicFrameLocks noChangeAspect="1"/>
+            </wp:cNvGraphicFramePr>
+            <a:graphic>
+              <a:graphicData uri="http://schemas.openxmlformats.org/drawingml/2006/picture">
+                <pic:pic>
+                  <pic:nvPicPr>
+                    <pic:cNvPr id="0" name="22_config.png"/>
+                    <pic:cNvPicPr/>
+                  </pic:nvPicPr>
+                  <pic:blipFill>
+                    <a:blip r:embed="rId27"/>
+                    <a:stretch>
+                      <a:fillRect/>
+                    </a:stretch>
+                  </pic:blipFill>
+                  <pic:spPr>
+                    <a:xfrm>
+                      <a:off x="0" y="0"/>
+                      <a:ext cx="5669280" cy="3543300"/>
+                    </a:xfrm>
+                    <a:prstGeom prst="rect"/>
+                  </pic:spPr>
+                </pic:pic>
+              </a:graphicData>
+            </a:graphic>
+          </wp:inline>
+        </w:drawing>
+      </w:r>
+    </w:p>
+    <w:p>
+      <w:pPr>
+        <w:spacing w:after="160"/>
+        <w:jc w:val="center"/>
+      </w:pPr>
+      <w:r>
+        <w:rPr>
+          <w:i/>
+          <w:color w:val="475569"/>
+          <w:sz w:val="18"/>
+        </w:rPr>
+        <w:t>Hình 22: Giao diện phân hệ Cấu hình Danh mục Master Data (System Master Data) — QAROMI ERP</w:t>
+      </w:r>
+    </w:p>
+    <w:p>
+      <w:pPr>
+        <w:spacing w:after="80" w:line="276" w:lineRule="auto"/>
+      </w:pPr>
+      <w:r>
+        <w:rPr>
+          <w:b/>
+          <w:color w:val="1E3A8A"/>
+          <w:sz w:val="20"/>
+        </w:rPr>
+        <w:t xml:space="preserve">1. Dùng để làm gì: </w:t>
+      </w:r>
+      <w:r>
+        <w:rPr>
+          <w:i w:val="0"/>
+          <w:color w:val="0F172A"/>
+          <w:sz w:val="20"/>
+        </w:rPr>
+        <w:t>Thiết lập các tham số vận hành cốt lõi: Danh mục Đơn vị tính (Chai, Vỉ 6 chai, Hộp 24 chai, Bình 19L), Danh mục Kho hàng, Tài khoản ngân hàng thu COD và Tham số thuế suất GTGT.</w:t>
+      </w:r>
+    </w:p>
+    <w:p>
+      <w:pPr>
+        <w:spacing w:after="80" w:line="276" w:lineRule="auto"/>
+      </w:pPr>
+      <w:r>
+        <w:rPr>
+          <w:b/>
+          <w:color w:val="1E3A8A"/>
+          <w:sz w:val="20"/>
+        </w:rPr>
+        <w:t xml:space="preserve">2. Quy trình &amp; Liên kết dữ liệu: </w:t>
+      </w:r>
+      <w:r>
+        <w:rPr>
+          <w:i w:val="0"/>
+          <w:color w:val="0F172A"/>
+          <w:sz w:val="20"/>
+        </w:rPr>
+        <w:t>Giao diện quản trị tham số mở, cho phép doanh nghiệp chủ động thêm sản phẩm mới, cập nhật bảng giá hoặc thay đổi đơn vị tính mà không cần can thiệp vào mã nguồn lập trình.</w:t>
+      </w:r>
+    </w:p>
+    <w:p>
+      <w:pPr>
+        <w:spacing w:after="80" w:line="276" w:lineRule="auto"/>
+      </w:pPr>
+      <w:r>
+        <w:rPr>
+          <w:b/>
+          <w:color w:val="1E3A8A"/>
+          <w:sz w:val="20"/>
+        </w:rPr>
+        <w:t xml:space="preserve">3. Người dùng nhận được gì: </w:t>
+      </w:r>
+      <w:r>
+        <w:rPr>
+          <w:i w:val="0"/>
+          <w:color w:val="0F172A"/>
+          <w:sz w:val="20"/>
+        </w:rPr>
+        <w:t>Đảm bảo tính linh hoạt, khả năng tùy biến cao, sẵn sàng mở rộng khi xí nghiệp mở thêm các trạm cấp nước mới hoặc mở rộng kinh doanh sang các địa bàn lân cận.</w:t>
+      </w:r>
+    </w:p>
+    <w:p>
+      <w:pPr>
+        <w:spacing w:before="240" w:after="120"/>
+      </w:pPr>
+      <w:r>
+        <w:rPr>
+          <w:rFonts w:ascii="Calibri" w:hAnsi="Calibri"/>
+          <w:b/>
+          <w:color w:val="0284C7"/>
+          <w:sz w:val="24"/>
+        </w:rPr>
+        <w:t>Phân hệ 6.2: Kiến trúc giải pháp &amp; Phân quyền bảo mật RBAC (System Blueprint)</w:t>
+      </w:r>
+    </w:p>
+    <w:p>
+      <w:pPr>
+        <w:spacing w:before="120" w:after="60"/>
+        <w:jc w:val="center"/>
+      </w:pPr>
+      <w:r>
+        <w:drawing>
+          <wp:inline xmlns:a="http://schemas.openxmlformats.org/drawingml/2006/main" xmlns:pic="http://schemas.openxmlformats.org/drawingml/2006/picture">
+            <wp:extent cx="5669280" cy="3543300"/>
+            <wp:docPr id="23" name="Picture 23"/>
+            <wp:cNvGraphicFramePr>
+              <a:graphicFrameLocks noChangeAspect="1"/>
+            </wp:cNvGraphicFramePr>
+            <a:graphic>
+              <a:graphicData uri="http://schemas.openxmlformats.org/drawingml/2006/picture">
+                <pic:pic>
+                  <pic:nvPicPr>
+                    <pic:cNvPr id="0" name="23_blueprint.png"/>
+                    <pic:cNvPicPr/>
+                  </pic:nvPicPr>
+                  <pic:blipFill>
+                    <a:blip r:embed="rId28"/>
+                    <a:stretch>
+                      <a:fillRect/>
+                    </a:stretch>
+                  </pic:blipFill>
+                  <pic:spPr>
+                    <a:xfrm>
+                      <a:off x="0" y="0"/>
+                      <a:ext cx="5669280" cy="3543300"/>
+                    </a:xfrm>
+                    <a:prstGeom prst="rect"/>
+                  </pic:spPr>
+                </pic:pic>
+              </a:graphicData>
+            </a:graphic>
+          </wp:inline>
+        </w:drawing>
+      </w:r>
+    </w:p>
+    <w:p>
+      <w:pPr>
+        <w:spacing w:after="160"/>
+        <w:jc w:val="center"/>
+      </w:pPr>
+      <w:r>
+        <w:rPr>
+          <w:i/>
+          <w:color w:val="475569"/>
+          <w:sz w:val="18"/>
+        </w:rPr>
+        <w:t>Hình 23: Giao diện phân hệ Kiến trúc giải pháp &amp; Phân quyền bảo mật RBAC (System Blueprint) — QAROMI ERP</w:t>
+      </w:r>
+    </w:p>
+    <w:p>
+      <w:pPr>
+        <w:spacing w:after="80" w:line="276" w:lineRule="auto"/>
+      </w:pPr>
+      <w:r>
+        <w:rPr>
+          <w:b/>
+          <w:color w:val="1E3A8A"/>
+          <w:sz w:val="20"/>
+        </w:rPr>
+        <w:t xml:space="preserve">1. Dùng để làm gì: </w:t>
+      </w:r>
+      <w:r>
+        <w:rPr>
+          <w:i w:val="0"/>
+          <w:color w:val="0F172A"/>
+          <w:sz w:val="20"/>
+        </w:rPr>
+        <w:t>Minh họa trực quan kiến trúc kỹ thuật chuẩn Enterprise (MiERP / Odoo Architecture), sơ đồ quan hệ thực thể dữ liệu (ERD) và ma trận phân quyền bảo mật 4 cấp độ.</w:t>
+      </w:r>
+    </w:p>
+    <w:p>
+      <w:pPr>
+        <w:spacing w:after="80" w:line="276" w:lineRule="auto"/>
+      </w:pPr>
+      <w:r>
+        <w:rPr>
+          <w:b/>
+          <w:color w:val="1E3A8A"/>
+          <w:sz w:val="20"/>
+        </w:rPr>
+        <w:t xml:space="preserve">2. Quy trình &amp; Liên kết dữ liệu: </w:t>
+      </w:r>
+      <w:r>
+        <w:rPr>
+          <w:i w:val="0"/>
+          <w:color w:val="0F172A"/>
+          <w:sz w:val="20"/>
+        </w:rPr>
+        <w:t>Tách bạch rõ ràng luồng dữ liệu giữa 4 phân tầng: Tầng lưu trữ (SQLite/PostgreSQL) ➔ Tầng xử lý nghiệp vụ lõi ➔ Tầng API Microservices ➔ Tầng giao diện Web SPA Responsive thích ứng trên cả Máy tính, Máy tính bảng và Điện thoại thông minh.</w:t>
+      </w:r>
+    </w:p>
+    <w:p>
+      <w:pPr>
+        <w:spacing w:after="80" w:line="276" w:lineRule="auto"/>
+      </w:pPr>
+      <w:r>
+        <w:rPr>
+          <w:b/>
+          <w:color w:val="1E3A8A"/>
+          <w:sz w:val="20"/>
+        </w:rPr>
+        <w:t xml:space="preserve">3. Người dùng nhận được gì: </w:t>
+      </w:r>
+      <w:r>
+        <w:rPr>
+          <w:i w:val="0"/>
+          <w:color w:val="0F172A"/>
+          <w:sz w:val="20"/>
+        </w:rPr>
+        <w:t>Đảm bảo tính an toàn dữ liệu tuyệt đối, ngăn ngừa truy cập trái phép, bảo vệ bí mật kinh doanh và sẵn sàng kết nối API với hệ thống Hóa đơn điện tử VNPT/Viettel và phần mềm kế toán tập đoàn.</w:t>
+      </w:r>
+    </w:p>
+    <w:p>
+      <w:pPr>
+        <w:spacing w:before="320" w:after="160"/>
+      </w:pPr>
+      <w:r>
+        <w:rPr>
+          <w:rFonts w:ascii="Calibri" w:hAnsi="Calibri"/>
+          <w:b/>
+          <w:color w:val="1E3A8A"/>
+          <w:sz w:val="28"/>
+        </w:rPr>
+        <w:t>PHẦN III: LỘ TRÌNH TRIỂN KHAI &amp; CAM KẾT DỊCH VỤ</w:t>
+      </w:r>
+    </w:p>
+    <w:p>
+      <w:pPr>
+        <w:spacing w:before="240" w:after="120"/>
+      </w:pPr>
+      <w:r>
+        <w:rPr>
+          <w:rFonts w:ascii="Calibri" w:hAnsi="Calibri"/>
+          <w:b/>
+          <w:color w:val="0284C7"/>
+          <w:sz w:val="24"/>
+        </w:rPr>
+        <w:t>1. Lộ trình triển khai 4 giai đoạn chuẩn (8 tuần)</w:t>
+      </w:r>
+    </w:p>
+    <w:p>
+      <w:pPr>
+        <w:spacing w:after="80" w:line="276" w:lineRule="auto"/>
+      </w:pPr>
+      <w:r>
+        <w:rPr>
+          <w:b/>
+          <w:color w:val="1E3A8A"/>
+          <w:sz w:val="20"/>
+        </w:rPr>
+        <w:t>• Giai đoạn 1 (Tuần 1 - 2) — Chuẩn hóa Master Data &amp; Cài đặt hạ tầng:</w:t>
+      </w:r>
+      <w:r>
+        <w:rPr>
+          <w:i w:val="0"/>
+          <w:color w:val="0F172A"/>
+          <w:sz w:val="20"/>
+        </w:rPr>
+        <w:t xml:space="preserve"> Tiếp nhận toàn bộ cơ sở dữ liệu từ file 'ĐIỀU PHỐI NƯỚC LỌC. Nhung sửa (1).xlsx' và các file liên quan; làm sạch 12 lỗi #REF!; thiết lập máy chủ nội bộ hoặc Cloud bảo mật.</w:t>
+      </w:r>
+    </w:p>
+    <w:p>
+      <w:pPr>
+        <w:spacing w:after="80" w:line="276" w:lineRule="auto"/>
+      </w:pPr>
+      <w:r>
+        <w:rPr>
+          <w:b/>
+          <w:color w:val="1E3A8A"/>
+          <w:sz w:val="20"/>
+        </w:rPr>
+        <w:t>• Giai đoạn 2 (Tuần 3 - 4) — Cấu hình quy trình &amp; Tích hợp liên thông:</w:t>
+      </w:r>
+      <w:r>
+        <w:rPr>
+          <w:i w:val="0"/>
+          <w:color w:val="0F172A"/>
+          <w:sz w:val="20"/>
+        </w:rPr>
+        <w:t xml:space="preserve"> Thiết lập luồng duyệt đơn hàng, cấu hình công thức chia đều chi phí vận chuyển, kết nối hệ thống Hóa đơn điện tử VAT và kiểm thử toàn bộ 5 kho bãi.</w:t>
+      </w:r>
+    </w:p>
+    <w:p>
+      <w:pPr>
+        <w:spacing w:after="80" w:line="276" w:lineRule="auto"/>
+      </w:pPr>
+      <w:r>
+        <w:rPr>
+          <w:b/>
+          <w:color w:val="1E3A8A"/>
+          <w:sz w:val="20"/>
+        </w:rPr>
+        <w:t>• Giai đoạn 3 (Tuần 5 - 6) — Đào tạo người dùng &amp; Vận hành thử nghiệm (UAT):</w:t>
+      </w:r>
+      <w:r>
+        <w:rPr>
+          <w:i w:val="0"/>
+          <w:color w:val="0F172A"/>
+          <w:sz w:val="20"/>
+        </w:rPr>
+        <w:t xml:space="preserve"> Đào tạo thực chiến cho Ban Giám đốc, Kế toán, Nhân viên tiếp thị, Thủ kho và Đội ngũ lái xe tải điện; chạy thử nghiệm song song với Excel cũ trong 14 ngày.</w:t>
+      </w:r>
+    </w:p>
+    <w:p>
+      <w:pPr>
+        <w:spacing w:after="80" w:line="276" w:lineRule="auto"/>
+      </w:pPr>
+      <w:r>
+        <w:rPr>
+          <w:b/>
+          <w:color w:val="1E3A8A"/>
+          <w:sz w:val="20"/>
+        </w:rPr>
+        <w:t>• Giai đoạn 4 (Tuần 7 - 8) — Golive chính thức &amp; Chuyển giao toàn diện:</w:t>
+      </w:r>
+      <w:r>
+        <w:rPr>
+          <w:i w:val="0"/>
+          <w:color w:val="0F172A"/>
+          <w:sz w:val="20"/>
+        </w:rPr>
+        <w:t xml:space="preserve"> Cắt chuyển chính thức 100% sang QAROMI ERP; bàn giao mã nguồn, tài liệu hướng dẫn sử dụng và phân công đội ngũ kỹ thuật trực hỗ trợ tại chỗ.</w:t>
+      </w:r>
+    </w:p>
+    <w:p>
+      <w:pPr>
+        <w:spacing w:before="240" w:after="120"/>
+      </w:pPr>
+      <w:r>
+        <w:rPr>
+          <w:rFonts w:ascii="Calibri" w:hAnsi="Calibri"/>
+          <w:b/>
+          <w:color w:val="0284C7"/>
+          <w:sz w:val="24"/>
+        </w:rPr>
+        <w:t>2. Cam kết chất lượng, bảo mật &amp; hỗ trợ kỹ thuật</w:t>
+      </w:r>
+    </w:p>
+    <w:p>
+      <w:pPr>
+        <w:spacing w:after="80" w:line="276" w:lineRule="auto"/>
+      </w:pPr>
+      <w:r>
+        <w:rPr>
+          <w:i w:val="0"/>
+          <w:color w:val="0F172A"/>
+          <w:sz w:val="20"/>
+        </w:rPr>
+        <w:t>Cam kết bảo mật 100% cơ sở dữ liệu sản xuất kinh doanh của QUAWACO, phân quyền chặt chẽ theo chức vụ, sao lưu dự phòng tự động hàng ngày. Đội ngũ tư vấn cam kết hỗ trợ kỹ thuật 24/7 trong suốt quá trình vận hành.</w:t>
+      </w:r>
+    </w:p>
+    <w:p>
+      <w:pPr>
+        <w:spacing w:after="400"/>
+      </w:pPr>
     </w:p>
     <w:tbl>
       <w:tblPr>
@@ -415,3314 +3709,13 @@
         <w:tblLook w:firstColumn="1" w:firstRow="1" w:lastColumn="0" w:lastRow="0" w:noHBand="0" w:noVBand="1" w:val="04A0"/>
       </w:tblPr>
       <w:tblGrid>
-        <w:gridCol w:w="9360"/>
-      </w:tblGrid>
-      <w:tr>
-        <w:tc>
-          <w:tcPr>
-            <w:tcW w:type="dxa" w:w="9317"/>
-            <w:shd w:fill="FEF2F2"/>
-            <w:tcMar>
-              <w:top w:w="120" w:type="dxa"/>
-              <w:bottom w:w="120" w:type="dxa"/>
-              <w:left w:w="160" w:type="dxa"/>
-              <w:right w:w="160" w:type="dxa"/>
-            </w:tcMar>
-            <w:tcBorders>
-              <w:left w:val="single" w:sz="24" w:space="0" w:color="EF4444"/>
-              <w:top w:val="none"/>
-              <w:right w:val="none"/>
-              <w:bottom w:val="none"/>
-            </w:tcBorders>
-          </w:tcPr>
-          <w:p>
-            <w:pPr>
-              <w:spacing w:after="40"/>
-            </w:pPr>
-            <w:r>
-              <w:rPr>
-                <w:rFonts w:ascii="Calibri" w:hAnsi="Calibri"/>
-                <w:b/>
-                <w:color w:val="1E3A8A"/>
-                <w:sz w:val="20"/>
-              </w:rPr>
-              <w:t>📌 BẰNG CHỨNG KIỂM TOÁN RỦI RO BẢNG TÍNH EXCEL CŨ</w:t>
-              <w:br/>
-            </w:r>
-            <w:r>
-              <w:rPr>
-                <w:rFonts w:ascii="Calibri" w:hAnsi="Calibri"/>
-                <w:color w:val="0F172A"/>
-                <w:sz w:val="19"/>
-              </w:rPr>
-              <w:t>1. Lỗi gãy công thức #REF! nghiêm trọng: Tại Sheet TỒN của file Điều phối, có tới 12 ô tính (J6:O6, J7:O7) bị gãy tham chiếu do nhân viên xóa cột, làm tê liệt việc tính toán tự động tổng lượng tồn kho.</w:t>
-              <w:br/>
-              <w:t>2. Vay mượn tài sản ghi tay dễ thất thoát: Các khoản vay kho công ty ('8/9 VAY KHO CÔNG TY 22 VỈ 500ML - ĐƠN PHƯƠNG LÁI XE') và nợ vỏ đơn vị bạn (Bãi Cháy, Cẩm Phả) chỉ ghi chú tay bằng chữ đỏ, không có hạn trả và không đối soát tự động.</w:t>
-              <w:br/>
-              <w:t>3. Trộn lẫn tiền cọc vỏ bình vào doanh thu bán nước: Tiền ký cọc vỏ 50.000đ/vỏ của khách hàng không được hạch toán sổ quỹ ký cược riêng, gây khó khăn khi hoàn trả tiền cọc cho khách.</w:t>
-              <w:br/>
-              <w:t>4. Tách rời mã khách hàng nước sạch QUAWACO: Các ca dịch vụ DVGT có mã đồng hồ nước (HG095791, HG094774...) nhưng không liên kết với CSDL khách hàng dùng nước sinh hoạt, bỏ lỡ cơ hội bán chéo sản phẩm.</w:t>
-              <w:br/>
-              <w:t>5. Tính toán chia cước vận chuyển thủ công: Các đơn hàng có từ 2 nhân sự cùng đi giao xe tải điện phải tự chia cước thủ công, cuối tháng tổng hợp dễ sai sót.</w:t>
-            </w:r>
-          </w:p>
-        </w:tc>
-      </w:tr>
-    </w:tbl>
-    <w:p>
-      <w:pPr>
-        <w:spacing w:after="80"/>
-      </w:pPr>
-    </w:p>
-    <w:p>
-      <w:pPr>
-        <w:keepNext/>
-        <w:spacing w:before="240" w:after="80"/>
-      </w:pPr>
-      <w:r>
-        <w:rPr>
-          <w:rFonts w:ascii="Calibri" w:hAnsi="Calibri"/>
-          <w:b/>
-          <w:color w:val="0284C7"/>
-          <w:sz w:val="24"/>
-        </w:rPr>
-        <w:t>2. Mục tiêu chuyển đổi số &amp; Kiến trúc giải pháp QAROMI ERP</w:t>
-      </w:r>
-    </w:p>
-    <w:p>
-      <w:pPr>
-        <w:spacing w:after="120" w:line="276" w:lineRule="auto"/>
-      </w:pPr>
-      <w:r>
-        <w:rPr>
-          <w:rFonts w:ascii="Calibri" w:hAnsi="Calibri"/>
-          <w:b/>
-          <w:color w:val="0F172A"/>
-          <w:sz w:val="21"/>
-        </w:rPr>
-        <w:t xml:space="preserve">Định hướng mục tiêu: </w:t>
-      </w:r>
-      <w:r>
-        <w:rPr>
-          <w:rFonts w:ascii="Calibri" w:hAnsi="Calibri"/>
-          <w:color w:val="0F172A"/>
-          <w:sz w:val="21"/>
-        </w:rPr>
-        <w:t>Giải pháp phần mềm QAROMI ERP được xây dựng nhằm thay thế triệt để các file Excel phân tán bằng một hệ thống tập trung duy nhất, đảm bảo tính toàn vẹn dữ liệu, kiểm soát chặt chẽ tài sản vỏ bình và tự động hóa quy trình quản trị doanh nghiệp:</w:t>
-      </w:r>
-    </w:p>
-    <w:p>
-      <w:pPr>
-        <w:spacing w:after="120" w:line="276" w:lineRule="auto"/>
-      </w:pPr>
-      <w:r>
-        <w:rPr>
-          <w:rFonts w:ascii="Calibri" w:hAnsi="Calibri"/>
-          <w:b/>
-          <w:color w:val="0F172A"/>
-          <w:sz w:val="21"/>
-        </w:rPr>
-        <w:t xml:space="preserve">1. Dữ liệu tập trung (Single Source of Truth): </w:t>
-      </w:r>
-      <w:r>
-        <w:rPr>
-          <w:rFonts w:ascii="Calibri" w:hAnsi="Calibri"/>
-          <w:color w:val="0F172A"/>
-          <w:sz w:val="21"/>
-        </w:rPr>
-        <w:t>Mọi phòng ban từ Ban Giám đốc, Kế toán, Tiếp thị đến Kho vận và Kỹ thuật đều làm việc trên một CSDL duy nhất, dữ liệu đồng bộ tức thời.</w:t>
-      </w:r>
-    </w:p>
-    <w:p>
-      <w:pPr>
-        <w:spacing w:after="120" w:line="276" w:lineRule="auto"/>
-      </w:pPr>
-      <w:r>
-        <w:rPr>
-          <w:rFonts w:ascii="Calibri" w:hAnsi="Calibri"/>
-          <w:b/>
-          <w:color w:val="0F172A"/>
-          <w:sz w:val="21"/>
-        </w:rPr>
-        <w:t xml:space="preserve">2. Quản trị kho bằng Bút toán kép (Double-Entry Inventory): </w:t>
-      </w:r>
-      <w:r>
-        <w:rPr>
-          <w:rFonts w:ascii="Calibri" w:hAnsi="Calibri"/>
-          <w:color w:val="0F172A"/>
-          <w:sz w:val="21"/>
-        </w:rPr>
-        <w:t>Áp dụng nguyên lý quản trị kho hiện đại của Odoo. Mọi dịch chuyển hàng hóa và vỏ bình đều có địa điểm nguồn và địa điểm đích, triệt tiêu nguy cơ gãy công thức #REF!.</w:t>
-      </w:r>
-    </w:p>
-    <w:p>
-      <w:pPr>
-        <w:spacing w:after="120" w:line="276" w:lineRule="auto"/>
-      </w:pPr>
-      <w:r>
-        <w:rPr>
-          <w:rFonts w:ascii="Calibri" w:hAnsi="Calibri"/>
-          <w:b/>
-          <w:color w:val="0F172A"/>
-          <w:sz w:val="21"/>
-        </w:rPr>
-        <w:t xml:space="preserve">3. Chu trình kinh doanh khép kín (End-to-End): </w:t>
-      </w:r>
-      <w:r>
-        <w:rPr>
-          <w:rFonts w:ascii="Calibri" w:hAnsi="Calibri"/>
-          <w:color w:val="0F172A"/>
-          <w:sz w:val="21"/>
-        </w:rPr>
-        <w:t>Khép kín từ Báo giá ➔ Đơn bán ➔ Xuất kho ➔ Phân bổ xe &amp; Chia đều cước ➔ Hóa đơn điện tử ➔ Thu tiền COD &amp; Công nợ ➔ Quản lý vỏ mượn trả ➔ Kế toán &amp; Báo cáo.</w:t>
-      </w:r>
-    </w:p>
-    <w:p>
-      <w:pPr>
-        <w:spacing w:after="120" w:line="276" w:lineRule="auto"/>
-      </w:pPr>
-      <w:r>
-        <w:rPr>
-          <w:rFonts w:ascii="Calibri" w:hAnsi="Calibri"/>
-          <w:b/>
-          <w:color w:val="0F172A"/>
-          <w:sz w:val="21"/>
-        </w:rPr>
-        <w:t xml:space="preserve">4. Bảo toàn tài sản vỏ bình và tiền cọc: </w:t>
-      </w:r>
-      <w:r>
-        <w:rPr>
-          <w:rFonts w:ascii="Calibri" w:hAnsi="Calibri"/>
-          <w:color w:val="0F172A"/>
-          <w:sz w:val="21"/>
-        </w:rPr>
-        <w:t>Tách bạch rõ Doanh thu bán hàng và Tiền ký cọc vỏ bình; đối soát chính xác theo từng khách hàng và từng lần mượn/trả.</w:t>
-      </w:r>
-    </w:p>
-    <w:p>
-      <w:pPr>
-        <w:keepNext/>
-        <w:spacing w:before="240" w:after="80"/>
-      </w:pPr>
-      <w:r>
-        <w:rPr>
-          <w:rFonts w:ascii="Calibri" w:hAnsi="Calibri"/>
-          <w:b/>
-          <w:color w:val="0284C7"/>
-          <w:sz w:val="24"/>
-        </w:rPr>
-        <w:t>3. Mô hình kiến trúc 4 tầng (Enterprise Architecture)</w:t>
-      </w:r>
-    </w:p>
-    <w:p>
-      <w:pPr>
-        <w:spacing w:after="120" w:line="276" w:lineRule="auto"/>
-      </w:pPr>
-      <w:r>
-        <w:rPr>
-          <w:rFonts w:ascii="Calibri" w:hAnsi="Calibri"/>
-          <w:b/>
-          <w:color w:val="0F172A"/>
-          <w:sz w:val="21"/>
-        </w:rPr>
-        <w:t xml:space="preserve">Kiến trúc kỹ thuật: </w:t>
-      </w:r>
-      <w:r>
-        <w:rPr>
-          <w:rFonts w:ascii="Calibri" w:hAnsi="Calibri"/>
-          <w:color w:val="0F172A"/>
-          <w:sz w:val="21"/>
-        </w:rPr>
-        <w:t>Hệ thống được thiết kế theo tiêu chuẩn kiến trúc phần mềm doanh nghiệp phân lớp hiện đại:</w:t>
-      </w:r>
-    </w:p>
-    <w:tbl>
-      <w:tblPr>
-        <w:tblW w:type="auto" w:w="0"/>
-        <w:jc w:val="center"/>
-        <w:tblLook w:firstColumn="1" w:firstRow="1" w:lastColumn="0" w:lastRow="0" w:noHBand="0" w:noVBand="1" w:val="04A0"/>
-      </w:tblPr>
-      <w:tblGrid>
-        <w:gridCol w:w="2592"/>
-        <w:gridCol w:w="6768"/>
-      </w:tblGrid>
-      <w:tr>
-        <w:tc>
-          <w:tcPr>
-            <w:tcW w:type="dxa" w:w="4658"/>
-            <w:shd w:fill="1E3A8A"/>
-          </w:tcPr>
-          <w:p>
-            <w:r>
-              <w:rPr>
-                <w:b/>
-                <w:color w:val="FFFFFF"/>
-              </w:rPr>
-              <w:t>Phân tầng kiến trúc</w:t>
-            </w:r>
-          </w:p>
-        </w:tc>
-        <w:tc>
-          <w:tcPr>
-            <w:tcW w:type="dxa" w:w="4658"/>
-            <w:shd w:fill="1E3A8A"/>
-          </w:tcPr>
-          <w:p>
-            <w:r>
-              <w:rPr>
-                <w:b/>
-                <w:color w:val="FFFFFF"/>
-              </w:rPr>
-              <w:t>Công nghệ &amp; Năng lực đáp ứng</w:t>
-            </w:r>
-          </w:p>
-        </w:tc>
-      </w:tr>
-      <w:tr>
-        <w:tc>
-          <w:tcPr>
-            <w:tcW w:type="dxa" w:w="4658"/>
-            <w:shd w:fill="F1F5F9"/>
-            <w:tcMar>
-              <w:top w:w="80" w:type="dxa"/>
-              <w:bottom w:w="80" w:type="dxa"/>
-              <w:left w:w="100" w:type="dxa"/>
-              <w:right w:w="100" w:type="dxa"/>
-            </w:tcMar>
-          </w:tcPr>
-          <w:p>
-            <w:r>
-              <w:rPr>
-                <w:b/>
-                <w:color w:val="1E3A8A"/>
-                <w:sz w:val="19"/>
-              </w:rPr>
-              <w:t>Tầng Giao Diện (Presentation Layer)</w:t>
-            </w:r>
-          </w:p>
-        </w:tc>
-        <w:tc>
-          <w:tcPr>
-            <w:tcW w:type="dxa" w:w="4658"/>
-            <w:shd w:fill="F8FAFC"/>
-            <w:tcMar>
-              <w:top w:w="80" w:type="dxa"/>
-              <w:bottom w:w="80" w:type="dxa"/>
-              <w:left w:w="100" w:type="dxa"/>
-              <w:right w:w="100" w:type="dxa"/>
-            </w:tcMar>
-          </w:tcPr>
-          <w:p>
-            <w:r>
-              <w:rPr>
-                <w:sz w:val="19"/>
-              </w:rPr>
-              <w:t>Web App đa nền tảng tối ưu cho máy tính văn phòng; Mobile PWA linh hoạt cho nhân viên thị trường, thợ kỹ thuật DVGT và lái xe tải điện.</w:t>
-            </w:r>
-          </w:p>
-        </w:tc>
-      </w:tr>
-      <w:tr>
-        <w:tc>
-          <w:tcPr>
-            <w:tcW w:type="dxa" w:w="4658"/>
-            <w:shd w:fill="F1F5F9"/>
-            <w:tcMar>
-              <w:top w:w="80" w:type="dxa"/>
-              <w:bottom w:w="80" w:type="dxa"/>
-              <w:left w:w="100" w:type="dxa"/>
-              <w:right w:w="100" w:type="dxa"/>
-            </w:tcMar>
-          </w:tcPr>
-          <w:p>
-            <w:r>
-              <w:rPr>
-                <w:b/>
-                <w:color w:val="1E3A8A"/>
-                <w:sz w:val="19"/>
-              </w:rPr>
-              <w:t>Tầng Nghiệp Vụ (Business Logic Layer)</w:t>
-            </w:r>
-          </w:p>
-        </w:tc>
-        <w:tc>
-          <w:tcPr>
-            <w:tcW w:type="dxa" w:w="4658"/>
-            <w:shd w:fill="FFFFFF"/>
-            <w:tcMar>
-              <w:top w:w="80" w:type="dxa"/>
-              <w:bottom w:w="80" w:type="dxa"/>
-              <w:left w:w="100" w:type="dxa"/>
-              <w:right w:w="100" w:type="dxa"/>
-            </w:tcMar>
-          </w:tcPr>
-          <w:p>
-            <w:r>
-              <w:rPr>
-                <w:sz w:val="19"/>
-              </w:rPr>
-              <w:t>Odoo / MiERP Core Engine xử lý Bán hàng, Kho đa điểm, Bảo dưỡng FSM, Phân bổ thù lao cước vận chuyển, Sổ cái vỏ bình và KPI nhân sự.</w:t>
-            </w:r>
-          </w:p>
-        </w:tc>
-      </w:tr>
-      <w:tr>
-        <w:tc>
-          <w:tcPr>
-            <w:tcW w:type="dxa" w:w="4658"/>
-            <w:shd w:fill="F1F5F9"/>
-            <w:tcMar>
-              <w:top w:w="80" w:type="dxa"/>
-              <w:bottom w:w="80" w:type="dxa"/>
-              <w:left w:w="100" w:type="dxa"/>
-              <w:right w:w="100" w:type="dxa"/>
-            </w:tcMar>
-          </w:tcPr>
-          <w:p>
-            <w:r>
-              <w:rPr>
-                <w:b/>
-                <w:color w:val="1E3A8A"/>
-                <w:sz w:val="19"/>
-              </w:rPr>
-              <w:t>Tầng Tích Hợp (Integration Layer)</w:t>
-            </w:r>
-          </w:p>
-        </w:tc>
-        <w:tc>
-          <w:tcPr>
-            <w:tcW w:type="dxa" w:w="4658"/>
-            <w:shd w:fill="F8FAFC"/>
-            <w:tcMar>
-              <w:top w:w="80" w:type="dxa"/>
-              <w:bottom w:w="80" w:type="dxa"/>
-              <w:left w:w="100" w:type="dxa"/>
-              <w:right w:w="100" w:type="dxa"/>
-            </w:tcMar>
-          </w:tcPr>
-          <w:p>
-            <w:r>
-              <w:rPr>
-                <w:sz w:val="19"/>
-              </w:rPr>
-              <w:t>Hệ thống RESTful APIs kết nối máy chủ Hóa đơn điện tử (VNPT/Viettel), CSDL mạng lưới đồng hồ nước QUAWACO và ngân hàng số.</w:t>
-            </w:r>
-          </w:p>
-        </w:tc>
-      </w:tr>
-      <w:tr>
-        <w:tc>
-          <w:tcPr>
-            <w:tcW w:type="dxa" w:w="4658"/>
-            <w:shd w:fill="F1F5F9"/>
-            <w:tcMar>
-              <w:top w:w="80" w:type="dxa"/>
-              <w:bottom w:w="80" w:type="dxa"/>
-              <w:left w:w="100" w:type="dxa"/>
-              <w:right w:w="100" w:type="dxa"/>
-            </w:tcMar>
-          </w:tcPr>
-          <w:p>
-            <w:r>
-              <w:rPr>
-                <w:b/>
-                <w:color w:val="1E3A8A"/>
-                <w:sz w:val="19"/>
-              </w:rPr>
-              <w:t>Tầng Dữ Liệu (Database Layer)</w:t>
-            </w:r>
-          </w:p>
-        </w:tc>
-        <w:tc>
-          <w:tcPr>
-            <w:tcW w:type="dxa" w:w="4658"/>
-            <w:shd w:fill="FFFFFF"/>
-            <w:tcMar>
-              <w:top w:w="80" w:type="dxa"/>
-              <w:bottom w:w="80" w:type="dxa"/>
-              <w:left w:w="100" w:type="dxa"/>
-              <w:right w:w="100" w:type="dxa"/>
-            </w:tcMar>
-          </w:tcPr>
-          <w:p>
-            <w:r>
-              <w:rPr>
-                <w:sz w:val="19"/>
-              </w:rPr>
-              <w:t>Cơ sở dữ liệu PostgreSQL Enterprise hoặc SQLite nhúng, toàn vẹn khóa ngoại, mã hóa bảo mật dữ liệu và sao lưu tự động hàng ngày.</w:t>
-            </w:r>
-          </w:p>
-        </w:tc>
-      </w:tr>
-    </w:tbl>
-    <w:p>
-      <w:pPr>
-        <w:spacing w:after="200"/>
-      </w:pPr>
-    </w:p>
-    <w:p>
-      <w:pPr>
-        <w:keepNext/>
-        <w:spacing w:before="360" w:after="160"/>
-      </w:pPr>
-      <w:r>
-        <w:rPr>
-          <w:rFonts w:ascii="Calibri" w:hAnsi="Calibri"/>
-          <w:b/>
-          <w:color w:val="1E3A8A"/>
-          <w:sz w:val="28"/>
-        </w:rPr>
-        <w:t>PHẦN II: GIỚI THIỆU CHI TIẾT GIAO DIỆN VÀ HỆ THỐNG MENU PHẦN MỀM</w:t>
-      </w:r>
-    </w:p>
-    <w:p>
-      <w:pPr>
-        <w:spacing w:after="120" w:line="276" w:lineRule="auto"/>
-      </w:pPr>
-      <w:r>
-        <w:rPr>
-          <w:rFonts w:ascii="Calibri" w:hAnsi="Calibri"/>
-          <w:b/>
-          <w:color w:val="0F172A"/>
-          <w:sz w:val="21"/>
-        </w:rPr>
-        <w:t xml:space="preserve">Quy hoạch phân hệ: </w:t>
-      </w:r>
-      <w:r>
-        <w:rPr>
-          <w:rFonts w:ascii="Calibri" w:hAnsi="Calibri"/>
-          <w:color w:val="0F172A"/>
-          <w:sz w:val="21"/>
-        </w:rPr>
-        <w:t>Giao diện hệ thống QAROMI ERP được thiết kế theo tư duy sản phẩm thương mại hiện đại, tinh giản tối đa các banner hướng dẫn rườm rà để tập trung vào số liệu điều hành sắc nét. Toàn bộ tính năng được quy hoạch thành 6 Menu Đầu Mối Chính:</w:t>
-      </w:r>
-    </w:p>
-    <w:tbl>
-      <w:tblPr>
-        <w:tblW w:type="auto" w:w="0"/>
-        <w:jc w:val="center"/>
-        <w:tblLook w:firstColumn="1" w:firstRow="1" w:lastColumn="0" w:lastRow="0" w:noHBand="0" w:noVBand="1" w:val="04A0"/>
-      </w:tblPr>
-      <w:tblGrid>
-        <w:gridCol w:w="864"/>
-        <w:gridCol w:w="3168"/>
-        <w:gridCol w:w="5328"/>
-      </w:tblGrid>
-      <w:tr>
-        <w:tc>
-          <w:tcPr>
-            <w:tcW w:type="dxa" w:w="3106"/>
-            <w:shd w:fill="1E3A8A"/>
-          </w:tcPr>
-          <w:p>
-            <w:r>
-              <w:rPr>
-                <w:b/>
-                <w:color w:val="FFFFFF"/>
-                <w:sz w:val="20"/>
-              </w:rPr>
-              <w:t>STT</w:t>
-            </w:r>
-          </w:p>
-        </w:tc>
-        <w:tc>
-          <w:tcPr>
-            <w:tcW w:type="dxa" w:w="3106"/>
-            <w:shd w:fill="1E3A8A"/>
-          </w:tcPr>
-          <w:p>
-            <w:r>
-              <w:rPr>
-                <w:b/>
-                <w:color w:val="FFFFFF"/>
-                <w:sz w:val="20"/>
-              </w:rPr>
-              <w:t>Nhóm Menu Chính</w:t>
-            </w:r>
-          </w:p>
-        </w:tc>
-        <w:tc>
-          <w:tcPr>
-            <w:tcW w:type="dxa" w:w="3106"/>
-            <w:shd w:fill="1E3A8A"/>
-          </w:tcPr>
-          <w:p>
-            <w:r>
-              <w:rPr>
-                <w:b/>
-                <w:color w:val="FFFFFF"/>
-                <w:sz w:val="20"/>
-              </w:rPr>
-              <w:t>Các Menu Nghiệp Vụ Con</w:t>
-            </w:r>
-          </w:p>
-        </w:tc>
-      </w:tr>
-      <w:tr>
-        <w:tc>
-          <w:tcPr>
-            <w:tcW w:type="dxa" w:w="3106"/>
-            <w:shd w:fill="F1F5F9"/>
-            <w:tcMar>
-              <w:top w:w="60" w:type="dxa"/>
-              <w:bottom w:w="60" w:type="dxa"/>
-              <w:left w:w="80" w:type="dxa"/>
-              <w:right w:w="80" w:type="dxa"/>
-            </w:tcMar>
-          </w:tcPr>
-          <w:p>
-            <w:r>
-              <w:rPr>
-                <w:sz w:val="19"/>
-              </w:rPr>
-              <w:t>1</w:t>
-            </w:r>
-          </w:p>
-        </w:tc>
-        <w:tc>
-          <w:tcPr>
-            <w:tcW w:type="dxa" w:w="3106"/>
-            <w:shd w:fill="F8FAFC"/>
-            <w:tcMar>
-              <w:top w:w="60" w:type="dxa"/>
-              <w:bottom w:w="60" w:type="dxa"/>
-              <w:left w:w="80" w:type="dxa"/>
-              <w:right w:w="80" w:type="dxa"/>
-            </w:tcMar>
-          </w:tcPr>
-          <w:p>
-            <w:r>
-              <w:rPr>
-                <w:b/>
-                <w:color w:val="1E3A8A"/>
-                <w:sz w:val="19"/>
-              </w:rPr>
-              <w:t>TỔNG QUAN</w:t>
-            </w:r>
-          </w:p>
-        </w:tc>
-        <w:tc>
-          <w:tcPr>
-            <w:tcW w:type="dxa" w:w="3106"/>
-            <w:shd w:fill="F8FAFC"/>
-            <w:tcMar>
-              <w:top w:w="60" w:type="dxa"/>
-              <w:bottom w:w="60" w:type="dxa"/>
-              <w:left w:w="80" w:type="dxa"/>
-              <w:right w:w="80" w:type="dxa"/>
-            </w:tcMar>
-          </w:tcPr>
-          <w:p>
-            <w:r>
-              <w:rPr>
-                <w:sz w:val="19"/>
-              </w:rPr>
-              <w:t>Bảng điều khiển (Executive Dashboard), Việc cần xử lý (Worklist)</w:t>
-            </w:r>
-          </w:p>
-        </w:tc>
-      </w:tr>
-      <w:tr>
-        <w:tc>
-          <w:tcPr>
-            <w:tcW w:type="dxa" w:w="3106"/>
-            <w:shd w:fill="F1F5F9"/>
-            <w:tcMar>
-              <w:top w:w="60" w:type="dxa"/>
-              <w:bottom w:w="60" w:type="dxa"/>
-              <w:left w:w="80" w:type="dxa"/>
-              <w:right w:w="80" w:type="dxa"/>
-            </w:tcMar>
-          </w:tcPr>
-          <w:p>
-            <w:r>
-              <w:rPr>
-                <w:sz w:val="19"/>
-              </w:rPr>
-              <w:t>2</w:t>
-            </w:r>
-          </w:p>
-        </w:tc>
-        <w:tc>
-          <w:tcPr>
-            <w:tcW w:type="dxa" w:w="3106"/>
-            <w:shd w:fill="FFFFFF"/>
-            <w:tcMar>
-              <w:top w:w="60" w:type="dxa"/>
-              <w:bottom w:w="60" w:type="dxa"/>
-              <w:left w:w="80" w:type="dxa"/>
-              <w:right w:w="80" w:type="dxa"/>
-            </w:tcMar>
-          </w:tcPr>
-          <w:p>
-            <w:r>
-              <w:rPr>
-                <w:b/>
-                <w:color w:val="1E3A8A"/>
-                <w:sz w:val="19"/>
-              </w:rPr>
-              <w:t>QUẢN LÝ BÁN HÀNG</w:t>
-            </w:r>
-          </w:p>
-        </w:tc>
-        <w:tc>
-          <w:tcPr>
-            <w:tcW w:type="dxa" w:w="3106"/>
-            <w:shd w:fill="FFFFFF"/>
-            <w:tcMar>
-              <w:top w:w="60" w:type="dxa"/>
-              <w:bottom w:w="60" w:type="dxa"/>
-              <w:left w:w="80" w:type="dxa"/>
-              <w:right w:w="80" w:type="dxa"/>
-            </w:tcMar>
-          </w:tcPr>
-          <w:p>
-            <w:r>
-              <w:rPr>
-                <w:sz w:val="19"/>
-              </w:rPr>
-              <w:t>Đơn bán hàng &amp; Hóa đơn, Khách hàng &amp; Đối tác 360°, Doanh thu &amp; Thu tiền COD, Sản phẩm &amp; Bảng giá, Chi phí vận chuyển chia đều, Dịch vụ gia tăng DVGT</w:t>
-            </w:r>
-          </w:p>
-        </w:tc>
-      </w:tr>
-      <w:tr>
-        <w:tc>
-          <w:tcPr>
-            <w:tcW w:type="dxa" w:w="3106"/>
-            <w:shd w:fill="F1F5F9"/>
-            <w:tcMar>
-              <w:top w:w="60" w:type="dxa"/>
-              <w:bottom w:w="60" w:type="dxa"/>
-              <w:left w:w="80" w:type="dxa"/>
-              <w:right w:w="80" w:type="dxa"/>
-            </w:tcMar>
-          </w:tcPr>
-          <w:p>
-            <w:r>
-              <w:rPr>
-                <w:sz w:val="19"/>
-              </w:rPr>
-              <w:t>3</w:t>
-            </w:r>
-          </w:p>
-        </w:tc>
-        <w:tc>
-          <w:tcPr>
-            <w:tcW w:type="dxa" w:w="3106"/>
-            <w:shd w:fill="F8FAFC"/>
-            <w:tcMar>
-              <w:top w:w="60" w:type="dxa"/>
-              <w:bottom w:w="60" w:type="dxa"/>
-              <w:left w:w="80" w:type="dxa"/>
-              <w:right w:w="80" w:type="dxa"/>
-            </w:tcMar>
-          </w:tcPr>
-          <w:p>
-            <w:r>
-              <w:rPr>
-                <w:b/>
-                <w:color w:val="1E3A8A"/>
-                <w:sz w:val="19"/>
-              </w:rPr>
-              <w:t>QUẢN LÝ NHÂN VIÊN</w:t>
-            </w:r>
-          </w:p>
-        </w:tc>
-        <w:tc>
-          <w:tcPr>
-            <w:tcW w:type="dxa" w:w="3106"/>
-            <w:shd w:fill="F8FAFC"/>
-            <w:tcMar>
-              <w:top w:w="60" w:type="dxa"/>
-              <w:bottom w:w="60" w:type="dxa"/>
-              <w:left w:w="80" w:type="dxa"/>
-              <w:right w:w="80" w:type="dxa"/>
-            </w:tcMar>
-          </w:tcPr>
-          <w:p>
-            <w:r>
-              <w:rPr>
-                <w:sz w:val="19"/>
-              </w:rPr>
-              <w:t>Danh sách 202 nhân viên, KPI cá nhân, KPI theo trạm/tổ, Lịch trực bốc xếp bảo vệ</w:t>
-            </w:r>
-          </w:p>
-        </w:tc>
-      </w:tr>
-      <w:tr>
-        <w:tc>
-          <w:tcPr>
-            <w:tcW w:type="dxa" w:w="3106"/>
-            <w:shd w:fill="F1F5F9"/>
-            <w:tcMar>
-              <w:top w:w="60" w:type="dxa"/>
-              <w:bottom w:w="60" w:type="dxa"/>
-              <w:left w:w="80" w:type="dxa"/>
-              <w:right w:w="80" w:type="dxa"/>
-            </w:tcMar>
-          </w:tcPr>
-          <w:p>
-            <w:r>
-              <w:rPr>
-                <w:sz w:val="19"/>
-              </w:rPr>
-              <w:t>4</w:t>
-            </w:r>
-          </w:p>
-        </w:tc>
-        <w:tc>
-          <w:tcPr>
-            <w:tcW w:type="dxa" w:w="3106"/>
-            <w:shd w:fill="FFFFFF"/>
-            <w:tcMar>
-              <w:top w:w="60" w:type="dxa"/>
-              <w:bottom w:w="60" w:type="dxa"/>
-              <w:left w:w="80" w:type="dxa"/>
-              <w:right w:w="80" w:type="dxa"/>
-            </w:tcMar>
-          </w:tcPr>
-          <w:p>
-            <w:r>
-              <w:rPr>
-                <w:b/>
-                <w:color w:val="1E3A8A"/>
-                <w:sz w:val="19"/>
-              </w:rPr>
-              <w:t>QUẢN LÝ KHO BÃI</w:t>
-            </w:r>
-          </w:p>
-        </w:tc>
-        <w:tc>
-          <w:tcPr>
-            <w:tcW w:type="dxa" w:w="3106"/>
-            <w:shd w:fill="FFFFFF"/>
-            <w:tcMar>
-              <w:top w:w="60" w:type="dxa"/>
-              <w:bottom w:w="60" w:type="dxa"/>
-              <w:left w:w="80" w:type="dxa"/>
-              <w:right w:w="80" w:type="dxa"/>
-            </w:tcMar>
-          </w:tcPr>
-          <w:p>
-            <w:r>
-              <w:rPr>
-                <w:sz w:val="19"/>
-              </w:rPr>
-              <w:t>Tồn kho theo vị trí, Phiếu kho Nhập/Xuất, Dòng dịch chuyển kho, Sổ nợ vỏ bình &amp; Tiền cọc (Chi tiết mượn/trả), Tiếp ứng &amp; Vay kho</w:t>
-            </w:r>
-          </w:p>
-        </w:tc>
-      </w:tr>
-      <w:tr>
-        <w:tc>
-          <w:tcPr>
-            <w:tcW w:type="dxa" w:w="3106"/>
-            <w:shd w:fill="F1F5F9"/>
-            <w:tcMar>
-              <w:top w:w="60" w:type="dxa"/>
-              <w:bottom w:w="60" w:type="dxa"/>
-              <w:left w:w="80" w:type="dxa"/>
-              <w:right w:w="80" w:type="dxa"/>
-            </w:tcMar>
-          </w:tcPr>
-          <w:p>
-            <w:r>
-              <w:rPr>
-                <w:sz w:val="19"/>
-              </w:rPr>
-              <w:t>5</w:t>
-            </w:r>
-          </w:p>
-        </w:tc>
-        <w:tc>
-          <w:tcPr>
-            <w:tcW w:type="dxa" w:w="3106"/>
-            <w:shd w:fill="F8FAFC"/>
-            <w:tcMar>
-              <w:top w:w="60" w:type="dxa"/>
-              <w:bottom w:w="60" w:type="dxa"/>
-              <w:left w:w="80" w:type="dxa"/>
-              <w:right w:w="80" w:type="dxa"/>
-            </w:tcMar>
-          </w:tcPr>
-          <w:p>
-            <w:r>
-              <w:rPr>
-                <w:b/>
-                <w:color w:val="1E3A8A"/>
-                <w:sz w:val="19"/>
-              </w:rPr>
-              <w:t>BÁO CÁO</w:t>
-            </w:r>
-          </w:p>
-        </w:tc>
-        <w:tc>
-          <w:tcPr>
-            <w:tcW w:type="dxa" w:w="3106"/>
-            <w:shd w:fill="F8FAFC"/>
-            <w:tcMar>
-              <w:top w:w="60" w:type="dxa"/>
-              <w:bottom w:w="60" w:type="dxa"/>
-              <w:left w:w="80" w:type="dxa"/>
-              <w:right w:w="80" w:type="dxa"/>
-            </w:tcMar>
-          </w:tcPr>
-          <w:p>
-            <w:r>
-              <w:rPr>
-                <w:sz w:val="19"/>
-              </w:rPr>
-              <w:t>Báo cáo thương mại QAROMI (Nước thương mại.xlsx), Công nợ khách hàng, Báo cáo tổng hợp nợ vỏ bình, Đối soát &amp; Kiểm kê rủi ro</w:t>
-            </w:r>
-          </w:p>
-        </w:tc>
-      </w:tr>
-      <w:tr>
-        <w:tc>
-          <w:tcPr>
-            <w:tcW w:type="dxa" w:w="3106"/>
-            <w:shd w:fill="F1F5F9"/>
-            <w:tcMar>
-              <w:top w:w="60" w:type="dxa"/>
-              <w:bottom w:w="60" w:type="dxa"/>
-              <w:left w:w="80" w:type="dxa"/>
-              <w:right w:w="80" w:type="dxa"/>
-            </w:tcMar>
-          </w:tcPr>
-          <w:p>
-            <w:r>
-              <w:rPr>
-                <w:sz w:val="19"/>
-              </w:rPr>
-              <w:t>6</w:t>
-            </w:r>
-          </w:p>
-        </w:tc>
-        <w:tc>
-          <w:tcPr>
-            <w:tcW w:type="dxa" w:w="3106"/>
-            <w:shd w:fill="FFFFFF"/>
-            <w:tcMar>
-              <w:top w:w="60" w:type="dxa"/>
-              <w:bottom w:w="60" w:type="dxa"/>
-              <w:left w:w="80" w:type="dxa"/>
-              <w:right w:w="80" w:type="dxa"/>
-            </w:tcMar>
-          </w:tcPr>
-          <w:p>
-            <w:r>
-              <w:rPr>
-                <w:b/>
-                <w:color w:val="1E3A8A"/>
-                <w:sz w:val="19"/>
-              </w:rPr>
-              <w:t>CẤU HÌNH HỆ THỐNG</w:t>
-            </w:r>
-          </w:p>
-        </w:tc>
-        <w:tc>
-          <w:tcPr>
-            <w:tcW w:type="dxa" w:w="3106"/>
-            <w:shd w:fill="FFFFFF"/>
-            <w:tcMar>
-              <w:top w:w="60" w:type="dxa"/>
-              <w:bottom w:w="60" w:type="dxa"/>
-              <w:left w:w="80" w:type="dxa"/>
-              <w:right w:w="80" w:type="dxa"/>
-            </w:tcMar>
-          </w:tcPr>
-          <w:p>
-            <w:r>
-              <w:rPr>
-                <w:sz w:val="19"/>
-              </w:rPr>
-              <w:t>Cấu hình Master Data (ĐVT, Chức vụ, Đơn vị, Kho, Kênh), Kiến trúc giải pháp hệ thống</w:t>
-            </w:r>
-          </w:p>
-        </w:tc>
-      </w:tr>
-    </w:tbl>
-    <w:p>
-      <w:pPr>
-        <w:spacing w:after="240"/>
-      </w:pPr>
-    </w:p>
-    <w:p>
-      <w:pPr>
-        <w:keepNext/>
-        <w:spacing w:before="240" w:after="80"/>
-      </w:pPr>
-      <w:r>
-        <w:rPr>
-          <w:rFonts w:ascii="Calibri" w:hAnsi="Calibri"/>
-          <w:b/>
-          <w:color w:val="0284C7"/>
-          <w:sz w:val="24"/>
-        </w:rPr>
-        <w:t>1. NHÓM MENU: TỔNG QUAN</w:t>
-      </w:r>
-    </w:p>
-    <w:p>
-      <w:pPr>
-        <w:keepNext/>
-        <w:spacing w:before="160" w:after="40"/>
-      </w:pPr>
-      <w:r>
-        <w:rPr>
-          <w:rFonts w:ascii="Calibri" w:hAnsi="Calibri"/>
-          <w:b/>
-          <w:color w:val="0F172A"/>
-          <w:sz w:val="22"/>
-        </w:rPr>
-        <w:t>1.1. Bảng điều khiển (Executive Dashboard)</w:t>
-      </w:r>
-    </w:p>
-    <w:p>
-      <w:pPr>
-        <w:spacing w:after="120" w:line="276" w:lineRule="auto"/>
-      </w:pPr>
-      <w:r>
-        <w:rPr>
-          <w:rFonts w:ascii="Calibri" w:hAnsi="Calibri"/>
-          <w:b/>
-          <w:color w:val="0F172A"/>
-          <w:sz w:val="21"/>
-        </w:rPr>
-        <w:t xml:space="preserve">• Dùng để làm gì: </w:t>
-      </w:r>
-      <w:r>
-        <w:rPr>
-          <w:rFonts w:ascii="Calibri" w:hAnsi="Calibri"/>
-          <w:color w:val="0F172A"/>
-          <w:sz w:val="21"/>
-        </w:rPr>
-        <w:t>Là trung tâm điều hành trực quan toàn bộ xí nghiệp trong kỳ kế toán (Tháng 09/2026), giúp Ban Giám đốc và các trưởng bộ phận nắm bắt tức thì nhịp đập kinh doanh.</w:t>
-      </w:r>
-    </w:p>
-    <w:p>
-      <w:pPr>
-        <w:spacing w:after="120" w:line="276" w:lineRule="auto"/>
-      </w:pPr>
-      <w:r>
-        <w:rPr>
-          <w:rFonts w:ascii="Calibri" w:hAnsi="Calibri"/>
-          <w:b/>
-          <w:color w:val="0F172A"/>
-          <w:sz w:val="21"/>
-        </w:rPr>
-        <w:t xml:space="preserve">• Dữ liệu &amp; Tính năng: </w:t>
-      </w:r>
-      <w:r>
-        <w:rPr>
-          <w:rFonts w:ascii="Calibri" w:hAnsi="Calibri"/>
-          <w:color w:val="0F172A"/>
-          <w:sz w:val="21"/>
-        </w:rPr>
-        <w:t>Tổng hợp tự động 4 chỉ số tài chính - kinh doanh cốt lõi: Doanh thu thực hiện (gồm VAT 8%), Doanh thu thuần trước thuế, Tổng số đơn bán hàng, Số tiền nợ đọng cần thu hồi, Tổng số vỏ bình đang cho khách nợ và Tồn kho tức thời tại các điểm.</w:t>
-      </w:r>
-    </w:p>
-    <w:p>
-      <w:pPr>
-        <w:spacing w:after="120" w:line="276" w:lineRule="auto"/>
-      </w:pPr>
-      <w:r>
-        <w:rPr>
-          <w:rFonts w:ascii="Calibri" w:hAnsi="Calibri"/>
-          <w:b/>
-          <w:color w:val="0F172A"/>
-          <w:sz w:val="21"/>
-        </w:rPr>
-        <w:t xml:space="preserve">• Người dùng nhận được gì: </w:t>
-      </w:r>
-      <w:r>
-        <w:rPr>
-          <w:rFonts w:ascii="Calibri" w:hAnsi="Calibri"/>
-          <w:color w:val="0F172A"/>
-          <w:sz w:val="21"/>
-        </w:rPr>
-        <w:t>Lãnh đạo ra quyết định chính xác chỉ sau 5 giây quan sát; phát hiện ngay nút thắt doanh số hoặc công nợ tăng bất thường mà không cần chờ báo cáo miệng cuối tuần.</w:t>
-      </w:r>
-    </w:p>
-    <w:p>
-      <w:pPr>
-        <w:keepNext/>
-        <w:spacing w:before="160" w:after="40"/>
-      </w:pPr>
-      <w:r>
-        <w:rPr>
-          <w:rFonts w:ascii="Calibri" w:hAnsi="Calibri"/>
-          <w:b/>
-          <w:color w:val="0F172A"/>
-          <w:sz w:val="22"/>
-        </w:rPr>
-        <w:t>1.2. Việc cần xử lý (Worklist &amp; Operational Alerts)</w:t>
-      </w:r>
-    </w:p>
-    <w:p>
-      <w:pPr>
-        <w:spacing w:after="120" w:line="276" w:lineRule="auto"/>
-      </w:pPr>
-      <w:r>
-        <w:rPr>
-          <w:rFonts w:ascii="Calibri" w:hAnsi="Calibri"/>
-          <w:b/>
-          <w:color w:val="0F172A"/>
-          <w:sz w:val="21"/>
-        </w:rPr>
-        <w:t xml:space="preserve">• Dùng để làm gì: </w:t>
-      </w:r>
-      <w:r>
-        <w:rPr>
-          <w:rFonts w:ascii="Calibri" w:hAnsi="Calibri"/>
-          <w:color w:val="0F172A"/>
-          <w:sz w:val="21"/>
-        </w:rPr>
-        <w:t>Danh sách cảnh báo tác vụ cần hành động khẩn cấp hàng ngày của các bộ phận vận hành.</w:t>
-      </w:r>
-    </w:p>
-    <w:p>
-      <w:pPr>
-        <w:spacing w:after="120" w:line="276" w:lineRule="auto"/>
-      </w:pPr>
-      <w:r>
-        <w:rPr>
-          <w:rFonts w:ascii="Calibri" w:hAnsi="Calibri"/>
-          <w:b/>
-          <w:color w:val="0F172A"/>
-          <w:sz w:val="21"/>
-        </w:rPr>
-        <w:t xml:space="preserve">• Dữ liệu &amp; Tính năng: </w:t>
-      </w:r>
-      <w:r>
-        <w:rPr>
-          <w:rFonts w:ascii="Calibri" w:hAnsi="Calibri"/>
-          <w:color w:val="0F172A"/>
-          <w:sz w:val="21"/>
-        </w:rPr>
-        <w:t>Hiển thị 4 khối cảnh báo: Đơn hàng mới lập chờ điều xe giao, Phiếu xuất kho chưa hoàn thành, Đơn hàng giao xong chưa nộp quỹ tiền COD, và Danh sách mặt hàng sắp hết tồn kho chạm ngưỡng an toàn (&lt; 20 sản phẩm) tại các kho.</w:t>
-      </w:r>
-    </w:p>
-    <w:p>
-      <w:pPr>
-        <w:spacing w:after="120" w:line="276" w:lineRule="auto"/>
-      </w:pPr>
-      <w:r>
-        <w:rPr>
-          <w:rFonts w:ascii="Calibri" w:hAnsi="Calibri"/>
-          <w:b/>
-          <w:color w:val="0F172A"/>
-          <w:sz w:val="21"/>
-        </w:rPr>
-        <w:t xml:space="preserve">• Người dùng nhận được gì: </w:t>
-      </w:r>
-      <w:r>
-        <w:rPr>
-          <w:rFonts w:ascii="Calibri" w:hAnsi="Calibri"/>
-          <w:color w:val="0F172A"/>
-          <w:sz w:val="21"/>
-        </w:rPr>
-        <w:t>Nhân viên điều phối và kế toán không bị bỏ sót công việc; xe tải điện được nạp đủ hàng trước giờ xuất bến; hạn chế tối đa tình trạng khách đặt nước nhưng kho hết hàng.</w:t>
-      </w:r>
-    </w:p>
-    <w:p>
-      <w:pPr>
-        <w:keepNext/>
-        <w:spacing w:before="240" w:after="80"/>
-      </w:pPr>
-      <w:r>
-        <w:rPr>
-          <w:rFonts w:ascii="Calibri" w:hAnsi="Calibri"/>
-          <w:b/>
-          <w:color w:val="0284C7"/>
-          <w:sz w:val="24"/>
-        </w:rPr>
-        <w:t>2. NHÓM MENU: QUẢN LÝ BÁN HÀNG</w:t>
-      </w:r>
-    </w:p>
-    <w:p>
-      <w:pPr>
-        <w:keepNext/>
-        <w:spacing w:before="160" w:after="40"/>
-      </w:pPr>
-      <w:r>
-        <w:rPr>
-          <w:rFonts w:ascii="Calibri" w:hAnsi="Calibri"/>
-          <w:b/>
-          <w:color w:val="0F172A"/>
-          <w:sz w:val="22"/>
-        </w:rPr>
-        <w:t>2.1. Đơn bán hàng &amp; Báo giá (Sales Orders &amp; E-Invoice)</w:t>
-      </w:r>
-    </w:p>
-    <w:p>
-      <w:pPr>
-        <w:spacing w:after="120" w:line="276" w:lineRule="auto"/>
-      </w:pPr>
-      <w:r>
-        <w:rPr>
-          <w:rFonts w:ascii="Calibri" w:hAnsi="Calibri"/>
-          <w:b/>
-          <w:color w:val="0F172A"/>
-          <w:sz w:val="21"/>
-        </w:rPr>
-        <w:t xml:space="preserve">• Dùng để làm gì: </w:t>
-      </w:r>
-      <w:r>
-        <w:rPr>
-          <w:rFonts w:ascii="Calibri" w:hAnsi="Calibri"/>
-          <w:color w:val="0F172A"/>
-          <w:sz w:val="21"/>
-        </w:rPr>
-        <w:t>Quản trị toàn bộ vòng đời đơn hàng: Từ lập báo giá, phê duyệt đơn bán, lệnh xuất kho đến phát hành hóa đơn điện tử.</w:t>
-      </w:r>
-    </w:p>
-    <w:p>
-      <w:pPr>
-        <w:spacing w:after="120" w:line="276" w:lineRule="auto"/>
-      </w:pPr>
-      <w:r>
-        <w:rPr>
-          <w:rFonts w:ascii="Calibri" w:hAnsi="Calibri"/>
-          <w:b/>
-          <w:color w:val="0F172A"/>
-          <w:sz w:val="21"/>
-        </w:rPr>
-        <w:t xml:space="preserve">• Dữ liệu &amp; Tính năng: </w:t>
-      </w:r>
-      <w:r>
-        <w:rPr>
-          <w:rFonts w:ascii="Calibri" w:hAnsi="Calibri"/>
-          <w:color w:val="0F172A"/>
-          <w:sz w:val="21"/>
-        </w:rPr>
-        <w:t>Tích hợp trực tiếp trạng thái Hóa đơn điện tử: Phân loại đơn hàng Đã xuất HĐ (có số HĐ ví dụ `HD/2026/09/0003` và ngày xuất) vs Chưa xuất HĐ (Chờ xuất); Nút bấm [ Xuất HĐ ] 1-click cho phép kế toán cấp số hóa đơn ngay trên màn hình; Bộ lọc nhanh theo kênh bán (Xí nghiệp, Công ty, Bãi Cháy, Miền Đông) và trạng thái xuất hóa đơn.</w:t>
-      </w:r>
-    </w:p>
-    <w:p>
-      <w:pPr>
-        <w:spacing w:after="120" w:line="276" w:lineRule="auto"/>
-      </w:pPr>
-      <w:r>
-        <w:rPr>
-          <w:rFonts w:ascii="Calibri" w:hAnsi="Calibri"/>
-          <w:b/>
-          <w:color w:val="0F172A"/>
-          <w:sz w:val="21"/>
-        </w:rPr>
-        <w:t xml:space="preserve">• Người dùng nhận được gì: </w:t>
-      </w:r>
-      <w:r>
-        <w:rPr>
-          <w:rFonts w:ascii="Calibri" w:hAnsi="Calibri"/>
-          <w:color w:val="0F172A"/>
-          <w:sz w:val="21"/>
-        </w:rPr>
-        <w:t>Nhân viên kinh doanh tạo báo giá chỉ trong 30 giây; phòng kế toán đối soát 100% doanh thu đã/chưa xuất hóa đơn phục vụ kê khai thuế GTGT, chống bỏ sót doanh thu.</w:t>
-      </w:r>
-    </w:p>
-    <w:p>
-      <w:pPr>
-        <w:keepNext/>
-        <w:spacing w:before="160" w:after="40"/>
-      </w:pPr>
-      <w:r>
-        <w:rPr>
-          <w:rFonts w:ascii="Calibri" w:hAnsi="Calibri"/>
-          <w:b/>
-          <w:color w:val="0F172A"/>
-          <w:sz w:val="22"/>
-        </w:rPr>
-        <w:t>2.2. Khách hàng &amp; Đối tác (Customer 360° Management)</w:t>
-      </w:r>
-    </w:p>
-    <w:p>
-      <w:pPr>
-        <w:spacing w:after="120" w:line="276" w:lineRule="auto"/>
-      </w:pPr>
-      <w:r>
-        <w:rPr>
-          <w:rFonts w:ascii="Calibri" w:hAnsi="Calibri"/>
-          <w:b/>
-          <w:color w:val="0F172A"/>
-          <w:sz w:val="21"/>
-        </w:rPr>
-        <w:t xml:space="preserve">• Dùng để làm gì: </w:t>
-      </w:r>
-      <w:r>
-        <w:rPr>
-          <w:rFonts w:ascii="Calibri" w:hAnsi="Calibri"/>
-          <w:color w:val="0F172A"/>
-          <w:sz w:val="21"/>
-        </w:rPr>
-        <w:t>Quản trị cơ sở dữ liệu danh bạ tập trung của 411 đối tác/khách hàng được chuẩn hóa từ toàn bộ các nguồn Excel xí nghiệp.</w:t>
-      </w:r>
-    </w:p>
-    <w:p>
-      <w:pPr>
-        <w:spacing w:after="120" w:line="276" w:lineRule="auto"/>
-      </w:pPr>
-      <w:r>
-        <w:rPr>
-          <w:rFonts w:ascii="Calibri" w:hAnsi="Calibri"/>
-          <w:b/>
-          <w:color w:val="0F172A"/>
-          <w:sz w:val="21"/>
-        </w:rPr>
-        <w:t xml:space="preserve">• Dữ liệu &amp; Tính năng: </w:t>
-      </w:r>
-      <w:r>
-        <w:rPr>
-          <w:rFonts w:ascii="Calibri" w:hAnsi="Calibri"/>
-          <w:color w:val="0F172A"/>
-          <w:sz w:val="21"/>
-        </w:rPr>
-        <w:t>Phân loại 5 nhóm khách hàng thực tế: Cơ quan/HCSN (UBND Tỉnh, Ban QL Vịnh Hạ Long, Chi cục Thủy lợi...), Doanh nghiệp (Than Mạo Khê, Hòn Gai, Hanet...), Nhà hàng/Khách sạn (Minh Tuấn 3, Bò Sính...), Đại lý/Chung cư (Ruby, Cẩm Bình...), Hộ gia đình/Cá nhân. Tính năng Hồ sơ 360° tra cứu toàn diện: Doanh số mua tích lũy, Công nợ tiền nước, Số vỏ bình đang mượn và Lịch sử sử dụng dịch vụ DVGT (kèm mã đồng hồ nước sinh hoạt).</w:t>
-      </w:r>
-    </w:p>
-    <w:p>
-      <w:pPr>
-        <w:spacing w:after="120" w:line="276" w:lineRule="auto"/>
-      </w:pPr>
-      <w:r>
-        <w:rPr>
-          <w:rFonts w:ascii="Calibri" w:hAnsi="Calibri"/>
-          <w:b/>
-          <w:color w:val="0F172A"/>
-          <w:sz w:val="21"/>
-        </w:rPr>
-        <w:t xml:space="preserve">• Người dùng nhận được gì: </w:t>
-      </w:r>
-      <w:r>
-        <w:rPr>
-          <w:rFonts w:ascii="Calibri" w:hAnsi="Calibri"/>
-          <w:color w:val="0F172A"/>
-          <w:sz w:val="21"/>
-        </w:rPr>
-        <w:t>Nhân viên bán hàng nhận diện ngay độ uy tín của khách trước khi duyệt đơn mượn vỏ; xây dựng chính sách giá và chiết khấu linh hoạt cho khách hàng thân thiết.</w:t>
-      </w:r>
-    </w:p>
-    <w:p>
-      <w:pPr>
-        <w:keepNext/>
-        <w:spacing w:before="160" w:after="40"/>
-      </w:pPr>
-      <w:r>
-        <w:rPr>
-          <w:rFonts w:ascii="Calibri" w:hAnsi="Calibri"/>
-          <w:b/>
-          <w:color w:val="0F172A"/>
-          <w:sz w:val="22"/>
-        </w:rPr>
-        <w:t>2.3. Doanh thu &amp; Thu tiền COD (Revenue &amp; Cash Analytics)</w:t>
-      </w:r>
-    </w:p>
-    <w:p>
-      <w:pPr>
-        <w:spacing w:after="120" w:line="276" w:lineRule="auto"/>
-      </w:pPr>
-      <w:r>
-        <w:rPr>
-          <w:rFonts w:ascii="Calibri" w:hAnsi="Calibri"/>
-          <w:b/>
-          <w:color w:val="0F172A"/>
-          <w:sz w:val="21"/>
-        </w:rPr>
-        <w:t xml:space="preserve">• Dùng để làm gì: </w:t>
-      </w:r>
-      <w:r>
-        <w:rPr>
-          <w:rFonts w:ascii="Calibri" w:hAnsi="Calibri"/>
-          <w:color w:val="0F172A"/>
-          <w:sz w:val="21"/>
-        </w:rPr>
-        <w:t>Phân tích doanh thu chuyên sâu đa chiều và theo dõi dòng tiền thanh toán, công nợ thực tế.</w:t>
-      </w:r>
-    </w:p>
-    <w:p>
-      <w:pPr>
-        <w:spacing w:after="120" w:line="276" w:lineRule="auto"/>
-      </w:pPr>
-      <w:r>
-        <w:rPr>
-          <w:rFonts w:ascii="Calibri" w:hAnsi="Calibri"/>
-          <w:b/>
-          <w:color w:val="0F172A"/>
-          <w:sz w:val="21"/>
-        </w:rPr>
-        <w:t xml:space="preserve">• Dữ liệu &amp; Tính năng: </w:t>
-      </w:r>
-      <w:r>
-        <w:rPr>
-          <w:rFonts w:ascii="Calibri" w:hAnsi="Calibri"/>
-          <w:color w:val="0F172A"/>
-          <w:sz w:val="21"/>
-        </w:rPr>
-        <w:t>Gồm 2 Tab nghiệp vụ chuyên biệt:</w:t>
-        <w:br/>
-        <w:t>- Tab 1 (Doanh thu theo Sản phẩm): Bảng thống kê chi tiết 6 mặt hàng nước chủ lực và vật tư phụ tùng với đơn giá chưa thuế, thuế VAT 8%, tổng doanh thu thanh toán, số lượng bán, hàng khuyến mại và thanh đo tỷ trọng % doanh thu toàn công ty.</w:t>
-        <w:br/>
-        <w:t>- Tab 2 (Doanh thu theo Đơn hàng &amp; Nhân viên bán): Theo dõi doanh số bán, số tiền đã thu nộp quỹ và dư nợ đọng của từng nhân viên kinh doanh (Đinh Thu Huế, Bùi Thị Thu Hương, Nguyễn Phương...) và từng khách hàng.</w:t>
-      </w:r>
-    </w:p>
-    <w:p>
-      <w:pPr>
-        <w:spacing w:after="120" w:line="276" w:lineRule="auto"/>
-      </w:pPr>
-      <w:r>
-        <w:rPr>
-          <w:rFonts w:ascii="Calibri" w:hAnsi="Calibri"/>
-          <w:b/>
-          <w:color w:val="0F172A"/>
-          <w:sz w:val="21"/>
-        </w:rPr>
-        <w:t xml:space="preserve">• Người dùng nhận được gì: </w:t>
-      </w:r>
-      <w:r>
-        <w:rPr>
-          <w:rFonts w:ascii="Calibri" w:hAnsi="Calibri"/>
-          <w:color w:val="0F172A"/>
-          <w:sz w:val="21"/>
-        </w:rPr>
-        <w:t>Kế toán thuế có ngay căn cứ hạch toán thuế GTGT 8%; lãnh đạo biết chính xác sản phẩm nào mang lại doanh thu cao nhất (Vỉ 500ml chiếm 86.8%) và nhân sự nào bán hàng xuất sắc nhất.</w:t>
-      </w:r>
-    </w:p>
-    <w:p>
-      <w:pPr>
-        <w:keepNext/>
-        <w:spacing w:before="160" w:after="40"/>
-      </w:pPr>
-      <w:r>
-        <w:rPr>
-          <w:rFonts w:ascii="Calibri" w:hAnsi="Calibri"/>
-          <w:b/>
-          <w:color w:val="0F172A"/>
-          <w:sz w:val="22"/>
-        </w:rPr>
-        <w:t>2.4. Sản phẩm &amp; Bảng giá (Product Master &amp; Price Lists)</w:t>
-      </w:r>
-    </w:p>
-    <w:p>
-      <w:pPr>
-        <w:spacing w:after="120" w:line="276" w:lineRule="auto"/>
-      </w:pPr>
-      <w:r>
-        <w:rPr>
-          <w:rFonts w:ascii="Calibri" w:hAnsi="Calibri"/>
-          <w:b/>
-          <w:color w:val="0F172A"/>
-          <w:sz w:val="21"/>
-        </w:rPr>
-        <w:t xml:space="preserve">• Dùng để làm gì: </w:t>
-      </w:r>
-      <w:r>
-        <w:rPr>
-          <w:rFonts w:ascii="Calibri" w:hAnsi="Calibri"/>
-          <w:color w:val="0F172A"/>
-          <w:sz w:val="21"/>
-        </w:rPr>
-        <w:t>Quản lý danh mục hàng hóa, đơn vị tính quy đổi và chính sách giá theo từng kênh phân phối.</w:t>
-      </w:r>
-    </w:p>
-    <w:p>
-      <w:pPr>
-        <w:spacing w:after="120" w:line="276" w:lineRule="auto"/>
-      </w:pPr>
-      <w:r>
-        <w:rPr>
-          <w:rFonts w:ascii="Calibri" w:hAnsi="Calibri"/>
-          <w:b/>
-          <w:color w:val="0F172A"/>
-          <w:sz w:val="21"/>
-        </w:rPr>
-        <w:t xml:space="preserve">• Dữ liệu &amp; Tính năng: </w:t>
-      </w:r>
-      <w:r>
-        <w:rPr>
-          <w:rFonts w:ascii="Calibri" w:hAnsi="Calibri"/>
-          <w:color w:val="0F172A"/>
-          <w:sz w:val="21"/>
-        </w:rPr>
-        <w:t>Mã sản phẩm (VI_500, VI_350, KIEM_19L, RO_19L, HOP_500...), ĐVT chuẩn (Vỉ, Hộp, Bình 19L), Đơn giá niêm yết, Cờ theo dõi vỏ bình (`tracks_shell`), Định mức tiền cọc vỏ (50.000đ/bình).</w:t>
-      </w:r>
-    </w:p>
-    <w:p>
-      <w:pPr>
-        <w:spacing w:after="120" w:line="276" w:lineRule="auto"/>
-      </w:pPr>
-      <w:r>
-        <w:rPr>
-          <w:rFonts w:ascii="Calibri" w:hAnsi="Calibri"/>
-          <w:b/>
-          <w:color w:val="0F172A"/>
-          <w:sz w:val="21"/>
-        </w:rPr>
-        <w:t xml:space="preserve">• Người dùng nhận được gì: </w:t>
-      </w:r>
-      <w:r>
-        <w:rPr>
-          <w:rFonts w:ascii="Calibri" w:hAnsi="Calibri"/>
-          <w:color w:val="0F172A"/>
-          <w:sz w:val="21"/>
-        </w:rPr>
-        <w:t>Chuẩn hóa danh mục vật tư sản phẩm, tự động áp giá đúng khi lập đơn, ngăn chặn sai sót bán nhầm giá quy định.</w:t>
-      </w:r>
-    </w:p>
-    <w:p>
-      <w:pPr>
-        <w:keepNext/>
-        <w:spacing w:before="160" w:after="40"/>
-      </w:pPr>
-      <w:r>
-        <w:rPr>
-          <w:rFonts w:ascii="Calibri" w:hAnsi="Calibri"/>
-          <w:b/>
-          <w:color w:val="0F172A"/>
-          <w:sz w:val="22"/>
-        </w:rPr>
-        <w:t>2.5. Chi phí vận chuyển (Delivery Fee Allocation)</w:t>
-      </w:r>
-    </w:p>
-    <w:p>
-      <w:pPr>
-        <w:spacing w:after="120" w:line="276" w:lineRule="auto"/>
-      </w:pPr>
-      <w:r>
-        <w:rPr>
-          <w:rFonts w:ascii="Calibri" w:hAnsi="Calibri"/>
-          <w:b/>
-          <w:color w:val="0F172A"/>
-          <w:sz w:val="21"/>
-        </w:rPr>
-        <w:t xml:space="preserve">• Dùng để làm gì: </w:t>
-      </w:r>
-      <w:r>
-        <w:rPr>
-          <w:rFonts w:ascii="Calibri" w:hAnsi="Calibri"/>
-          <w:color w:val="0F172A"/>
-          <w:sz w:val="21"/>
-        </w:rPr>
-        <w:t>Quản lý cước vận chuyển và phân bổ thù lao bốc xếp hàng hóa minh bạch cho đội ngũ giao nhận xí nghiệp.</w:t>
-      </w:r>
-    </w:p>
-    <w:p>
-      <w:pPr>
-        <w:spacing w:after="120" w:line="276" w:lineRule="auto"/>
-      </w:pPr>
-      <w:r>
-        <w:rPr>
-          <w:rFonts w:ascii="Calibri" w:hAnsi="Calibri"/>
-          <w:b/>
-          <w:color w:val="0F172A"/>
-          <w:sz w:val="21"/>
-        </w:rPr>
-        <w:t xml:space="preserve">• Dữ liệu &amp; Tính năng: </w:t>
-      </w:r>
-      <w:r>
-        <w:rPr>
-          <w:rFonts w:ascii="Calibri" w:hAnsi="Calibri"/>
-          <w:color w:val="0F172A"/>
-          <w:sz w:val="21"/>
-        </w:rPr>
-        <w:t>Hiện thực hóa chuẩn xác nguyên tắc chia đều cước: Cước vận chuyển mỗi đơn hàng được chia đều cho số nhân viên cùng tham gia chuyến xe (Ví dụ: 1 đơn hàng có cước 50.000 đ, có 2 nhân viên vận chuyển thì mỗi người nhận đúng 25.000 đ). Hiển thị công thức chia đều rõ ràng trên từng dòng chuyến xe và bảng tổng hợp thù lao lũy kế cả tháng của từng nhân sự.</w:t>
-      </w:r>
-    </w:p>
-    <w:p>
-      <w:pPr>
-        <w:spacing w:after="120" w:line="276" w:lineRule="auto"/>
-      </w:pPr>
-      <w:r>
-        <w:rPr>
-          <w:rFonts w:ascii="Calibri" w:hAnsi="Calibri"/>
-          <w:b/>
-          <w:color w:val="0F172A"/>
-          <w:sz w:val="21"/>
-        </w:rPr>
-        <w:t xml:space="preserve">• Người dùng nhận được gì: </w:t>
-      </w:r>
-      <w:r>
-        <w:rPr>
-          <w:rFonts w:ascii="Calibri" w:hAnsi="Calibri"/>
-          <w:color w:val="0F172A"/>
-          <w:sz w:val="21"/>
-        </w:rPr>
-        <w:t>Minh bạch 100% tiền công cho anh em giao hàng; kế toán không phải cộng trừ chia tay thủ công; phòng nhân sự xuất ngay bảng thù lao để chi trả lương.</w:t>
-      </w:r>
-    </w:p>
-    <w:p>
-      <w:pPr>
-        <w:keepNext/>
-        <w:spacing w:before="160" w:after="40"/>
-      </w:pPr>
-      <w:r>
-        <w:rPr>
-          <w:rFonts w:ascii="Calibri" w:hAnsi="Calibri"/>
-          <w:b/>
-          <w:color w:val="0F172A"/>
-          <w:sz w:val="22"/>
-        </w:rPr>
-        <w:t>2.6. Dịch vụ gia tăng DVGT (Field Service Management)</w:t>
-      </w:r>
-    </w:p>
-    <w:p>
-      <w:pPr>
-        <w:spacing w:after="120" w:line="276" w:lineRule="auto"/>
-      </w:pPr>
-      <w:r>
-        <w:rPr>
-          <w:rFonts w:ascii="Calibri" w:hAnsi="Calibri"/>
-          <w:b/>
-          <w:color w:val="0F172A"/>
-          <w:sz w:val="21"/>
-        </w:rPr>
-        <w:t xml:space="preserve">• Dùng để làm gì: </w:t>
-      </w:r>
-      <w:r>
-        <w:rPr>
-          <w:rFonts w:ascii="Calibri" w:hAnsi="Calibri"/>
-          <w:color w:val="0F172A"/>
-          <w:sz w:val="21"/>
-        </w:rPr>
-        <w:t>Quản lý các ca dịch vụ kỹ thuật nước sạch: Bảo dưỡng bình nóng lạnh, sửa chữa thay thế linh kiện phụ tùng, kẹp chì và hộp bảo vệ đồng hồ nước.</w:t>
-      </w:r>
-    </w:p>
-    <w:p>
-      <w:pPr>
-        <w:spacing w:after="120" w:line="276" w:lineRule="auto"/>
-      </w:pPr>
-      <w:r>
-        <w:rPr>
-          <w:rFonts w:ascii="Calibri" w:hAnsi="Calibri"/>
-          <w:b/>
-          <w:color w:val="0F172A"/>
-          <w:sz w:val="21"/>
-        </w:rPr>
-        <w:t xml:space="preserve">• Dữ liệu &amp; Tính năng: </w:t>
-      </w:r>
-      <w:r>
-        <w:rPr>
-          <w:rFonts w:ascii="Calibri" w:hAnsi="Calibri"/>
-          <w:color w:val="0F172A"/>
-          <w:sz w:val="21"/>
-        </w:rPr>
-        <w:t>Tích hợp 3 điểm đột phá:</w:t>
-        <w:br/>
-        <w:t>- Liên kết trực tiếp Mã danh bạ đồng hồ nước sinh hoạt (`water_meter_code`, ví dụ HG095791, HG094774) của QUAWACO.</w:t>
-        <w:br/>
-        <w:t>- Điều phối thợ kỹ thuật theo khung giờ hẹn khách (Time-slots: Trưa 11-13h, Chiều tối 16-20h, Cuối tuần) chống trùng lịch.</w:t>
-        <w:br/>
-        <w:t>- Quản lý định mức phụ tùng thay thế (BOM: Thanh Magie 133k/193k, phao téc điện 120k, hộp đồng hồ 95k) tách bạch tiền công và tiền phụ tùng.</w:t>
-      </w:r>
-    </w:p>
-    <w:p>
-      <w:pPr>
-        <w:spacing w:after="120" w:line="276" w:lineRule="auto"/>
-      </w:pPr>
-      <w:r>
-        <w:rPr>
-          <w:rFonts w:ascii="Calibri" w:hAnsi="Calibri"/>
-          <w:b/>
-          <w:color w:val="0F172A"/>
-          <w:sz w:val="21"/>
-        </w:rPr>
-        <w:t xml:space="preserve">• Người dùng nhận được gì: </w:t>
-      </w:r>
-      <w:r>
-        <w:rPr>
-          <w:rFonts w:ascii="Calibri" w:hAnsi="Calibri"/>
-          <w:color w:val="0F172A"/>
-          <w:sz w:val="21"/>
-        </w:rPr>
-        <w:t>Tăng doanh thu mảng dịch vụ gia tăng; thợ kỹ thuật đi làm đúng giờ hẹn; xí nghiệp kiểm soát được kho linh kiện, triệt tiêu thất thoát phụ tùng.</w:t>
-      </w:r>
-    </w:p>
-    <w:p>
-      <w:pPr>
-        <w:keepNext/>
-        <w:spacing w:before="240" w:after="80"/>
-      </w:pPr>
-      <w:r>
-        <w:rPr>
-          <w:rFonts w:ascii="Calibri" w:hAnsi="Calibri"/>
-          <w:b/>
-          <w:color w:val="0284C7"/>
-          <w:sz w:val="24"/>
-        </w:rPr>
-        <w:t>3. NHÓM MENU: QUẢN LÝ NHÂN VIÊN</w:t>
-      </w:r>
-    </w:p>
-    <w:p>
-      <w:pPr>
-        <w:keepNext/>
-        <w:spacing w:before="160" w:after="40"/>
-      </w:pPr>
-      <w:r>
-        <w:rPr>
-          <w:rFonts w:ascii="Calibri" w:hAnsi="Calibri"/>
-          <w:b/>
-          <w:color w:val="0F172A"/>
-          <w:sz w:val="22"/>
-        </w:rPr>
-        <w:t>3.1. Danh sách nhân viên (Employee Directory)</w:t>
-      </w:r>
-    </w:p>
-    <w:p>
-      <w:pPr>
-        <w:spacing w:after="120" w:line="276" w:lineRule="auto"/>
-      </w:pPr>
-      <w:r>
-        <w:rPr>
-          <w:rFonts w:ascii="Calibri" w:hAnsi="Calibri"/>
-          <w:b/>
-          <w:color w:val="0F172A"/>
-          <w:sz w:val="21"/>
-        </w:rPr>
-        <w:t xml:space="preserve">• Dùng để làm gì: </w:t>
-      </w:r>
-      <w:r>
-        <w:rPr>
-          <w:rFonts w:ascii="Calibri" w:hAnsi="Calibri"/>
-          <w:color w:val="0F172A"/>
-          <w:sz w:val="21"/>
-        </w:rPr>
-        <w:t>Quản trị cơ sở dữ liệu hồ sơ nhân sự của 202 cán bộ công nhân viên toàn xí nghiệp.</w:t>
-      </w:r>
-    </w:p>
-    <w:p>
-      <w:pPr>
-        <w:spacing w:after="120" w:line="276" w:lineRule="auto"/>
-      </w:pPr>
-      <w:r>
-        <w:rPr>
-          <w:rFonts w:ascii="Calibri" w:hAnsi="Calibri"/>
-          <w:b/>
-          <w:color w:val="0F172A"/>
-          <w:sz w:val="21"/>
-        </w:rPr>
-        <w:t xml:space="preserve">• Dữ liệu &amp; Tính năng: </w:t>
-      </w:r>
-      <w:r>
-        <w:rPr>
-          <w:rFonts w:ascii="Calibri" w:hAnsi="Calibri"/>
-          <w:color w:val="0F172A"/>
-          <w:sz w:val="21"/>
-        </w:rPr>
-        <w:t>Bộ lọc đa tiêu chí theo Trạm (Hà Lầm, Cao Xanh, Hà Tu, Giếng Đáy, Bãi Cháy, Văn Phòng...), Chức vụ (39 chức danh), Tìm kiếm theo họ tên; phân quyền tài khoản đăng nhập.</w:t>
-      </w:r>
-    </w:p>
-    <w:p>
-      <w:pPr>
-        <w:spacing w:after="120" w:line="276" w:lineRule="auto"/>
-      </w:pPr>
-      <w:r>
-        <w:rPr>
-          <w:rFonts w:ascii="Calibri" w:hAnsi="Calibri"/>
-          <w:b/>
-          <w:color w:val="0F172A"/>
-          <w:sz w:val="21"/>
-        </w:rPr>
-        <w:t xml:space="preserve">• Người dùng nhận được gì: </w:t>
-      </w:r>
-      <w:r>
-        <w:rPr>
-          <w:rFonts w:ascii="Calibri" w:hAnsi="Calibri"/>
-          <w:color w:val="0F172A"/>
-          <w:sz w:val="21"/>
-        </w:rPr>
-        <w:t>Tra cứu thông tin nhân sự nhanh chóng, phân quyền truy cập chức năng phần mềm chính xác theo chức danh và trạm công tác.</w:t>
-      </w:r>
-    </w:p>
-    <w:p>
-      <w:pPr>
-        <w:keepNext/>
-        <w:spacing w:before="160" w:after="40"/>
-      </w:pPr>
-      <w:r>
-        <w:rPr>
-          <w:rFonts w:ascii="Calibri" w:hAnsi="Calibri"/>
-          <w:b/>
-          <w:color w:val="0F172A"/>
-          <w:sz w:val="22"/>
-        </w:rPr>
-        <w:t>3.2. KPI cá nhân (Employee Performance &amp; Target)</w:t>
-      </w:r>
-    </w:p>
-    <w:p>
-      <w:pPr>
-        <w:spacing w:after="120" w:line="276" w:lineRule="auto"/>
-      </w:pPr>
-      <w:r>
-        <w:rPr>
-          <w:rFonts w:ascii="Calibri" w:hAnsi="Calibri"/>
-          <w:b/>
-          <w:color w:val="0F172A"/>
-          <w:sz w:val="21"/>
-        </w:rPr>
-        <w:t xml:space="preserve">• Dùng để làm gì: </w:t>
-      </w:r>
-      <w:r>
-        <w:rPr>
-          <w:rFonts w:ascii="Calibri" w:hAnsi="Calibri"/>
-          <w:color w:val="0F172A"/>
-          <w:sz w:val="21"/>
-        </w:rPr>
-        <w:t>Theo dõi tiến độ thực hiện chỉ tiêu doanh thu cá nhân của từng CBCNV trong năm 2026.</w:t>
-      </w:r>
-    </w:p>
-    <w:p>
-      <w:pPr>
-        <w:spacing w:after="120" w:line="276" w:lineRule="auto"/>
-      </w:pPr>
-      <w:r>
-        <w:rPr>
-          <w:rFonts w:ascii="Calibri" w:hAnsi="Calibri"/>
-          <w:b/>
-          <w:color w:val="0F172A"/>
-          <w:sz w:val="21"/>
-        </w:rPr>
-        <w:t xml:space="preserve">• Dữ liệu &amp; Tính năng: </w:t>
-      </w:r>
-      <w:r>
-        <w:rPr>
-          <w:rFonts w:ascii="Calibri" w:hAnsi="Calibri"/>
-          <w:color w:val="0F172A"/>
-          <w:sz w:val="21"/>
-        </w:rPr>
-        <w:t>Chỉ tiêu giao cả năm (1.592.834.000 đ toàn xí nghiệp), Doanh số tích lũy thực hiện qua các tháng (T1 đến T9), Tỷ lệ hoàn thành (%), Xếp hạng thi đua cá nhân trực quan.</w:t>
-      </w:r>
-    </w:p>
-    <w:p>
-      <w:pPr>
-        <w:spacing w:after="120" w:line="276" w:lineRule="auto"/>
-      </w:pPr>
-      <w:r>
-        <w:rPr>
-          <w:rFonts w:ascii="Calibri" w:hAnsi="Calibri"/>
-          <w:b/>
-          <w:color w:val="0F172A"/>
-          <w:sz w:val="21"/>
-        </w:rPr>
-        <w:t xml:space="preserve">• Người dùng nhận được gì: </w:t>
-      </w:r>
-      <w:r>
-        <w:rPr>
-          <w:rFonts w:ascii="Calibri" w:hAnsi="Calibri"/>
-          <w:color w:val="0F172A"/>
-          <w:sz w:val="21"/>
-        </w:rPr>
-        <w:t>Nhân viên tự kiểm tra tiến độ thi đua của mình mọi lúc mọi nơi; tạo phong trào thi đua bán hàng sôi nổi; lãnh đạo có căn cứ đánh giá thi đua minh bạch.</w:t>
-      </w:r>
-    </w:p>
-    <w:p>
-      <w:pPr>
-        <w:keepNext/>
-        <w:spacing w:before="160" w:after="40"/>
-      </w:pPr>
-      <w:r>
-        <w:rPr>
-          <w:rFonts w:ascii="Calibri" w:hAnsi="Calibri"/>
-          <w:b/>
-          <w:color w:val="0F172A"/>
-          <w:sz w:val="22"/>
-        </w:rPr>
-        <w:t>3.3. KPI theo trạm / tổ (Station Performance Benchmark)</w:t>
-      </w:r>
-    </w:p>
-    <w:p>
-      <w:pPr>
-        <w:spacing w:after="120" w:line="276" w:lineRule="auto"/>
-      </w:pPr>
-      <w:r>
-        <w:rPr>
-          <w:rFonts w:ascii="Calibri" w:hAnsi="Calibri"/>
-          <w:b/>
-          <w:color w:val="0F172A"/>
-          <w:sz w:val="21"/>
-        </w:rPr>
-        <w:t xml:space="preserve">• Dùng để làm gì: </w:t>
-      </w:r>
-      <w:r>
-        <w:rPr>
-          <w:rFonts w:ascii="Calibri" w:hAnsi="Calibri"/>
-          <w:color w:val="0F172A"/>
-          <w:sz w:val="21"/>
-        </w:rPr>
-        <w:t>Đánh giá kết quả kinh doanh và sản lượng tiêu thụ giữa các trạm cấp nước và tổ tiếp thị.</w:t>
-      </w:r>
-    </w:p>
-    <w:p>
-      <w:pPr>
-        <w:spacing w:after="120" w:line="276" w:lineRule="auto"/>
-      </w:pPr>
-      <w:r>
-        <w:rPr>
-          <w:rFonts w:ascii="Calibri" w:hAnsi="Calibri"/>
-          <w:b/>
-          <w:color w:val="0F172A"/>
-          <w:sz w:val="21"/>
-        </w:rPr>
-        <w:t xml:space="preserve">• Dữ liệu &amp; Tính năng: </w:t>
-      </w:r>
-      <w:r>
-        <w:rPr>
-          <w:rFonts w:ascii="Calibri" w:hAnsi="Calibri"/>
-          <w:color w:val="0F172A"/>
-          <w:sz w:val="21"/>
-        </w:rPr>
-        <w:t>So sánh doanh số thực tế so với kế hoạch năm của 8 trạm/tổ; biểu đồ tỷ trọng đóng góp của từng đơn vị cơ sở.</w:t>
-      </w:r>
-    </w:p>
-    <w:p>
-      <w:pPr>
-        <w:spacing w:after="120" w:line="276" w:lineRule="auto"/>
-      </w:pPr>
-      <w:r>
-        <w:rPr>
-          <w:rFonts w:ascii="Calibri" w:hAnsi="Calibri"/>
-          <w:b/>
-          <w:color w:val="0F172A"/>
-          <w:sz w:val="21"/>
-        </w:rPr>
-        <w:t xml:space="preserve">• Người dùng nhận được gì: </w:t>
-      </w:r>
-      <w:r>
-        <w:rPr>
-          <w:rFonts w:ascii="Calibri" w:hAnsi="Calibri"/>
-          <w:color w:val="0F172A"/>
-          <w:sz w:val="21"/>
-        </w:rPr>
-        <w:t>Trưởng trạm nắm rõ trạm mình đang đạt bao nhiêu % kế hoạch để có giải pháp đẩy mạnh sản lượng nước tiêu thụ trên địa bàn.</w:t>
-      </w:r>
-    </w:p>
-    <w:p>
-      <w:pPr>
-        <w:keepNext/>
-        <w:spacing w:before="160" w:after="40"/>
-      </w:pPr>
-      <w:r>
-        <w:rPr>
-          <w:rFonts w:ascii="Calibri" w:hAnsi="Calibri"/>
-          <w:b/>
-          <w:color w:val="0F172A"/>
-          <w:sz w:val="22"/>
-        </w:rPr>
-        <w:t>3.4. Lịch trực bốc xếp (Fleet Loading Roster - Tổ Bảo Vệ)</w:t>
-      </w:r>
-    </w:p>
-    <w:p>
-      <w:pPr>
-        <w:spacing w:after="120" w:line="276" w:lineRule="auto"/>
-      </w:pPr>
-      <w:r>
-        <w:rPr>
-          <w:rFonts w:ascii="Calibri" w:hAnsi="Calibri"/>
-          <w:b/>
-          <w:color w:val="0F172A"/>
-          <w:sz w:val="21"/>
-        </w:rPr>
-        <w:t xml:space="preserve">• Dùng để làm gì: </w:t>
-      </w:r>
-      <w:r>
-        <w:rPr>
-          <w:rFonts w:ascii="Calibri" w:hAnsi="Calibri"/>
-          <w:color w:val="0F172A"/>
-          <w:sz w:val="21"/>
-        </w:rPr>
-        <w:t>Quản lý việc phân công ca trực hỗ trợ bốc vác nước lên xe tải điện của Tổ Bảo Vệ.</w:t>
-      </w:r>
-    </w:p>
-    <w:p>
-      <w:pPr>
-        <w:spacing w:after="120" w:line="276" w:lineRule="auto"/>
-      </w:pPr>
-      <w:r>
-        <w:rPr>
-          <w:rFonts w:ascii="Calibri" w:hAnsi="Calibri"/>
-          <w:b/>
-          <w:color w:val="0F172A"/>
-          <w:sz w:val="21"/>
-        </w:rPr>
-        <w:t xml:space="preserve">• Dữ liệu &amp; Tính năng: </w:t>
-      </w:r>
-      <w:r>
-        <w:rPr>
-          <w:rFonts w:ascii="Calibri" w:hAnsi="Calibri"/>
-          <w:color w:val="0F172A"/>
-          <w:sz w:val="21"/>
-        </w:rPr>
-        <w:t>Nhật ký 23 ca trực trong tháng, ghi nhận phụ cấp 80.000đ/ca trực tự động theo phiếu xuất kho nạp xe, thay thế hoàn toàn công thức đếm COUNTIFS thủ công trên file Excel cũ.</w:t>
-      </w:r>
-    </w:p>
-    <w:p>
-      <w:pPr>
-        <w:spacing w:after="120" w:line="276" w:lineRule="auto"/>
-      </w:pPr>
-      <w:r>
-        <w:rPr>
-          <w:rFonts w:ascii="Calibri" w:hAnsi="Calibri"/>
-          <w:b/>
-          <w:color w:val="0F172A"/>
-          <w:sz w:val="21"/>
-        </w:rPr>
-        <w:t xml:space="preserve">• Người dùng nhận được gì: </w:t>
-      </w:r>
-      <w:r>
-        <w:rPr>
-          <w:rFonts w:ascii="Calibri" w:hAnsi="Calibri"/>
-          <w:color w:val="0F172A"/>
-          <w:sz w:val="21"/>
-        </w:rPr>
-        <w:t>Minh bạch thù lao cho anh em bảo vệ; kế toán xuất ngay danh sách chi tiền phụ cấp bốc xếp cuối tháng chỉ bằng 1 cú nhấp chuột.</w:t>
-      </w:r>
-    </w:p>
-    <w:p>
-      <w:pPr>
-        <w:keepNext/>
-        <w:spacing w:before="240" w:after="80"/>
-      </w:pPr>
-      <w:r>
-        <w:rPr>
-          <w:rFonts w:ascii="Calibri" w:hAnsi="Calibri"/>
-          <w:b/>
-          <w:color w:val="0284C7"/>
-          <w:sz w:val="24"/>
-        </w:rPr>
-        <w:t>4. NHÓM MENU: QUẢN LÝ KHO BÃI</w:t>
-      </w:r>
-    </w:p>
-    <w:p>
-      <w:pPr>
-        <w:keepNext/>
-        <w:spacing w:before="160" w:after="40"/>
-      </w:pPr>
-      <w:r>
-        <w:rPr>
-          <w:rFonts w:ascii="Calibri" w:hAnsi="Calibri"/>
-          <w:b/>
-          <w:color w:val="0F172A"/>
-          <w:sz w:val="22"/>
-        </w:rPr>
-        <w:t>4.1. Tồn kho theo vị trí (Stock Quants)</w:t>
-      </w:r>
-    </w:p>
-    <w:p>
-      <w:pPr>
-        <w:spacing w:after="120" w:line="276" w:lineRule="auto"/>
-      </w:pPr>
-      <w:r>
-        <w:rPr>
-          <w:rFonts w:ascii="Calibri" w:hAnsi="Calibri"/>
-          <w:b/>
-          <w:color w:val="0F172A"/>
-          <w:sz w:val="21"/>
-        </w:rPr>
-        <w:t xml:space="preserve">• Dùng để làm gì: </w:t>
-      </w:r>
-      <w:r>
-        <w:rPr>
-          <w:rFonts w:ascii="Calibri" w:hAnsi="Calibri"/>
-          <w:color w:val="0F172A"/>
-          <w:sz w:val="21"/>
-        </w:rPr>
-        <w:t>Kiểm soát số lượng tồn kho tức thời tại tất cả các điểm kho phân tán của xí nghiệp.</w:t>
-      </w:r>
-    </w:p>
-    <w:p>
-      <w:pPr>
-        <w:spacing w:after="120" w:line="276" w:lineRule="auto"/>
-      </w:pPr>
-      <w:r>
-        <w:rPr>
-          <w:rFonts w:ascii="Calibri" w:hAnsi="Calibri"/>
-          <w:b/>
-          <w:color w:val="0F172A"/>
-          <w:sz w:val="21"/>
-        </w:rPr>
-        <w:t xml:space="preserve">• Dữ liệu &amp; Tính năng: </w:t>
-      </w:r>
-      <w:r>
-        <w:rPr>
-          <w:rFonts w:ascii="Calibri" w:hAnsi="Calibri"/>
-          <w:color w:val="0F172A"/>
-          <w:sz w:val="21"/>
-        </w:rPr>
-        <w:t>Tồn kho chi tiết từng mặt hàng tại: Kho Tăng Áp, Kho Huế, Xe tải điện (kho lưu động), Kho Văn Phòng, Kho Đá Trắng, Kho Lại Lan; Cảnh báo hàng dưới ngưỡng an toàn.</w:t>
-      </w:r>
-    </w:p>
-    <w:p>
-      <w:pPr>
-        <w:spacing w:after="120" w:line="276" w:lineRule="auto"/>
-      </w:pPr>
-      <w:r>
-        <w:rPr>
-          <w:rFonts w:ascii="Calibri" w:hAnsi="Calibri"/>
-          <w:b/>
-          <w:color w:val="0F172A"/>
-          <w:sz w:val="21"/>
-        </w:rPr>
-        <w:t xml:space="preserve">• Người dùng nhận được gì: </w:t>
-      </w:r>
-      <w:r>
-        <w:rPr>
-          <w:rFonts w:ascii="Calibri" w:hAnsi="Calibri"/>
-          <w:color w:val="0F172A"/>
-          <w:sz w:val="21"/>
-        </w:rPr>
-        <w:t>Thủ kho không mất thời gian đi đếm thủ công; nhân viên tiếp thị biết ngay kho nào còn nước để chốt đơn giao cho khách.</w:t>
-      </w:r>
-    </w:p>
-    <w:p>
-      <w:pPr>
-        <w:keepNext/>
-        <w:spacing w:before="160" w:after="40"/>
-      </w:pPr>
-      <w:r>
-        <w:rPr>
-          <w:rFonts w:ascii="Calibri" w:hAnsi="Calibri"/>
-          <w:b/>
-          <w:color w:val="0F172A"/>
-          <w:sz w:val="22"/>
-        </w:rPr>
-        <w:t>4.2. Phiếu kho Nhập / Xuất (Stock Pickings)</w:t>
-      </w:r>
-    </w:p>
-    <w:p>
-      <w:pPr>
-        <w:spacing w:after="120" w:line="276" w:lineRule="auto"/>
-      </w:pPr>
-      <w:r>
-        <w:rPr>
-          <w:rFonts w:ascii="Calibri" w:hAnsi="Calibri"/>
-          <w:b/>
-          <w:color w:val="0F172A"/>
-          <w:sz w:val="21"/>
-        </w:rPr>
-        <w:t xml:space="preserve">• Dùng để làm gì: </w:t>
-      </w:r>
-      <w:r>
-        <w:rPr>
-          <w:rFonts w:ascii="Calibri" w:hAnsi="Calibri"/>
-          <w:color w:val="0F172A"/>
-          <w:sz w:val="21"/>
-        </w:rPr>
-        <w:t>Quản lý việc xuất kho giao hàng, nhập kho tiếp ứng từ nhà máy và phiếu điều chuyển nội bộ.</w:t>
-      </w:r>
-    </w:p>
-    <w:p>
-      <w:pPr>
-        <w:spacing w:after="120" w:line="276" w:lineRule="auto"/>
-      </w:pPr>
-      <w:r>
-        <w:rPr>
-          <w:rFonts w:ascii="Calibri" w:hAnsi="Calibri"/>
-          <w:b/>
-          <w:color w:val="0F172A"/>
-          <w:sz w:val="21"/>
-        </w:rPr>
-        <w:t xml:space="preserve">• Dữ liệu &amp; Tính năng: </w:t>
-      </w:r>
-      <w:r>
-        <w:rPr>
-          <w:rFonts w:ascii="Calibri" w:hAnsi="Calibri"/>
-          <w:color w:val="0F172A"/>
-          <w:sz w:val="21"/>
-        </w:rPr>
-        <w:t>Quy trình phê duyệt phiếu kho chuẩn hóa 3 bước: Dự thảo ➔ Sẵn sàng ➔ Hoàn thành; Tự động kích hoạt bút toán cập nhật tồn kho tức thời khi bấm hoàn tất.</w:t>
-      </w:r>
-    </w:p>
-    <w:p>
-      <w:pPr>
-        <w:spacing w:after="120" w:line="276" w:lineRule="auto"/>
-      </w:pPr>
-      <w:r>
-        <w:rPr>
-          <w:rFonts w:ascii="Calibri" w:hAnsi="Calibri"/>
-          <w:b/>
-          <w:color w:val="0F172A"/>
-          <w:sz w:val="21"/>
-        </w:rPr>
-        <w:t xml:space="preserve">• Người dùng nhận được gì: </w:t>
-      </w:r>
-      <w:r>
-        <w:rPr>
-          <w:rFonts w:ascii="Calibri" w:hAnsi="Calibri"/>
-          <w:color w:val="0F172A"/>
-          <w:sz w:val="21"/>
-        </w:rPr>
-        <w:t>Chấm dứt việc xuất hàng bằng miệng hoặc ghi sổ tay dễ thất lạc; đầy đủ thông tin người giao, người nhận và lái xe tải điện.</w:t>
-      </w:r>
-    </w:p>
-    <w:p>
-      <w:pPr>
-        <w:keepNext/>
-        <w:spacing w:before="160" w:after="40"/>
-      </w:pPr>
-      <w:r>
-        <w:rPr>
-          <w:rFonts w:ascii="Calibri" w:hAnsi="Calibri"/>
-          <w:b/>
-          <w:color w:val="0F172A"/>
-          <w:sz w:val="22"/>
-        </w:rPr>
-        <w:t>4.3. Dòng dịch chuyển kho (Stock Moves - Bút toán kép)</w:t>
-      </w:r>
-    </w:p>
-    <w:p>
-      <w:pPr>
-        <w:spacing w:after="120" w:line="276" w:lineRule="auto"/>
-      </w:pPr>
-      <w:r>
-        <w:rPr>
-          <w:rFonts w:ascii="Calibri" w:hAnsi="Calibri"/>
-          <w:b/>
-          <w:color w:val="0F172A"/>
-          <w:sz w:val="21"/>
-        </w:rPr>
-        <w:t xml:space="preserve">• Dùng để làm gì: </w:t>
-      </w:r>
-      <w:r>
-        <w:rPr>
-          <w:rFonts w:ascii="Calibri" w:hAnsi="Calibri"/>
-          <w:color w:val="0F172A"/>
-          <w:sz w:val="21"/>
-        </w:rPr>
-        <w:t>Theo dõi vết chi tiết (Audit Trail) của từng sản phẩm di chuyển giữa các địa điểm kho.</w:t>
-      </w:r>
-    </w:p>
-    <w:p>
-      <w:pPr>
-        <w:spacing w:after="120" w:line="276" w:lineRule="auto"/>
-      </w:pPr>
-      <w:r>
-        <w:rPr>
-          <w:rFonts w:ascii="Calibri" w:hAnsi="Calibri"/>
-          <w:b/>
-          <w:color w:val="0F172A"/>
-          <w:sz w:val="21"/>
-        </w:rPr>
-        <w:t xml:space="preserve">• Dữ liệu &amp; Tính năng: </w:t>
-      </w:r>
-      <w:r>
-        <w:rPr>
-          <w:rFonts w:ascii="Calibri" w:hAnsi="Calibri"/>
-          <w:color w:val="0F172A"/>
-          <w:sz w:val="21"/>
-        </w:rPr>
-        <w:t>Bút toán kép: Địa điểm nguồn ➔ Địa điểm đích; Ghi nhận đầy đủ số lượng hàng bán, hàng khuyến mại (promo), ngày thực hiện và trạng thái.</w:t>
-      </w:r>
-    </w:p>
-    <w:p>
-      <w:pPr>
-        <w:spacing w:after="120" w:line="276" w:lineRule="auto"/>
-      </w:pPr>
-      <w:r>
-        <w:rPr>
-          <w:rFonts w:ascii="Calibri" w:hAnsi="Calibri"/>
-          <w:b/>
-          <w:color w:val="0F172A"/>
-          <w:sz w:val="21"/>
-        </w:rPr>
-        <w:t xml:space="preserve">• Người dùng nhận được gì: </w:t>
-      </w:r>
-      <w:r>
-        <w:rPr>
-          <w:rFonts w:ascii="Calibri" w:hAnsi="Calibri"/>
-          <w:color w:val="0F172A"/>
-          <w:sz w:val="21"/>
-        </w:rPr>
-        <w:t>Bảo đảm tính toàn vẹn 100% của kho hàng, ngăn ngừa tuyệt đối lỗi gãy tham chiếu #REF!, dễ dàng truy vết khi xảy ra chênh lệch kho.</w:t>
-      </w:r>
-    </w:p>
-    <w:p>
-      <w:pPr>
-        <w:keepNext/>
-        <w:spacing w:before="160" w:after="40"/>
-      </w:pPr>
-      <w:r>
-        <w:rPr>
-          <w:rFonts w:ascii="Calibri" w:hAnsi="Calibri"/>
-          <w:b/>
-          <w:color w:val="0F172A"/>
-          <w:sz w:val="22"/>
-        </w:rPr>
-        <w:t>4.4. Sổ nợ vỏ bình &amp; Tiền cọc (Returnable Shell Assets)</w:t>
-      </w:r>
-    </w:p>
-    <w:p>
-      <w:pPr>
-        <w:spacing w:after="120" w:line="276" w:lineRule="auto"/>
-      </w:pPr>
-      <w:r>
-        <w:rPr>
-          <w:rFonts w:ascii="Calibri" w:hAnsi="Calibri"/>
-          <w:b/>
-          <w:color w:val="0F172A"/>
-          <w:sz w:val="21"/>
-        </w:rPr>
-        <w:t xml:space="preserve">• Dùng để làm gì: </w:t>
-      </w:r>
-      <w:r>
-        <w:rPr>
-          <w:rFonts w:ascii="Calibri" w:hAnsi="Calibri"/>
-          <w:color w:val="0F172A"/>
-          <w:sz w:val="21"/>
-        </w:rPr>
-        <w:t>Quản lý tài sản vỏ bình 19L (Úp &amp; Vòi) luân chuyển ngoài thị trường và quỹ tiền cọc vỏ bảo lãnh.</w:t>
-      </w:r>
-    </w:p>
-    <w:p>
-      <w:pPr>
-        <w:spacing w:after="120" w:line="276" w:lineRule="auto"/>
-      </w:pPr>
-      <w:r>
-        <w:rPr>
-          <w:rFonts w:ascii="Calibri" w:hAnsi="Calibri"/>
-          <w:b/>
-          <w:color w:val="0F172A"/>
-          <w:sz w:val="21"/>
-        </w:rPr>
-        <w:t xml:space="preserve">• Dữ liệu &amp; Tính năng: </w:t>
-      </w:r>
-      <w:r>
-        <w:rPr>
-          <w:rFonts w:ascii="Calibri" w:hAnsi="Calibri"/>
-          <w:color w:val="0F172A"/>
-          <w:sz w:val="21"/>
-        </w:rPr>
-        <w:t>Gồm 2 màn hình quản trị:</w:t>
-        <w:br/>
-        <w:t>- Nhật ký chi tiết Mượn - Trả: Mã phiếu mượn, Tên khách hàng, Ngày mượn, Số lượng mượn (Úp/Vòi), Ngày trả, Số lượng trả, Số lượng còn nợ và Tiền cọc tương ứng. Nút [ ✍️ Trả vỏ ] cho phép ghi nhận ngày thu hồi và hoàn trả tiền cọc cho khách.</w:t>
-        <w:br/>
-        <w:t>- Sổ nợ tổng hợp theo kỳ (T8 &amp; T9): Theo dõi dòng dịch chuyển: Nợ cũ + Lấy mới - Đã trả = Còn nợ cuối kỳ.</w:t>
-      </w:r>
-    </w:p>
-    <w:p>
-      <w:pPr>
-        <w:spacing w:after="120" w:line="276" w:lineRule="auto"/>
-      </w:pPr>
-      <w:r>
-        <w:rPr>
-          <w:rFonts w:ascii="Calibri" w:hAnsi="Calibri"/>
-          <w:b/>
-          <w:color w:val="0F172A"/>
-          <w:sz w:val="21"/>
-        </w:rPr>
-        <w:t xml:space="preserve">• Người dùng nhận được gì: </w:t>
-      </w:r>
-      <w:r>
-        <w:rPr>
-          <w:rFonts w:ascii="Calibri" w:hAnsi="Calibri"/>
-          <w:color w:val="0F172A"/>
-          <w:sz w:val="21"/>
-        </w:rPr>
-        <w:t>Bảo vệ tài sản xí nghiệp (hàng nghìn vỏ bình 19L trị giá hàng trăm triệu đồng); tránh thất thoát vỏ và giải quyết triệt để khiếu nại tiền cọc của khách hàng.</w:t>
-      </w:r>
-    </w:p>
-    <w:p>
-      <w:pPr>
-        <w:keepNext/>
-        <w:spacing w:before="160" w:after="40"/>
-      </w:pPr>
-      <w:r>
-        <w:rPr>
-          <w:rFonts w:ascii="Calibri" w:hAnsi="Calibri"/>
-          <w:b/>
-          <w:color w:val="0F172A"/>
-          <w:sz w:val="22"/>
-        </w:rPr>
-        <w:t>4.5. Tiếp ứng &amp; Vay kho (Interbranch Logistics &amp; Loans)</w:t>
-      </w:r>
-    </w:p>
-    <w:p>
-      <w:pPr>
-        <w:spacing w:after="120" w:line="276" w:lineRule="auto"/>
-      </w:pPr>
-      <w:r>
-        <w:rPr>
-          <w:rFonts w:ascii="Calibri" w:hAnsi="Calibri"/>
-          <w:b/>
-          <w:color w:val="0F172A"/>
-          <w:sz w:val="21"/>
-        </w:rPr>
-        <w:t xml:space="preserve">• Dùng để làm gì: </w:t>
-      </w:r>
-      <w:r>
-        <w:rPr>
-          <w:rFonts w:ascii="Calibri" w:hAnsi="Calibri"/>
-          <w:color w:val="0F172A"/>
-          <w:sz w:val="21"/>
-        </w:rPr>
-        <w:t>Theo dõi nguồn nước tiếp ứng từ Nhà máy Nước Cẩm Phả và các giao dịch vay mượn hàng/vỏ với các chi nhánh bạn.</w:t>
-      </w:r>
-    </w:p>
-    <w:p>
-      <w:pPr>
-        <w:spacing w:after="120" w:line="276" w:lineRule="auto"/>
-      </w:pPr>
-      <w:r>
-        <w:rPr>
-          <w:rFonts w:ascii="Calibri" w:hAnsi="Calibri"/>
-          <w:b/>
-          <w:color w:val="0F172A"/>
-          <w:sz w:val="21"/>
-        </w:rPr>
-        <w:t xml:space="preserve">• Dữ liệu &amp; Tính năng: </w:t>
-      </w:r>
-      <w:r>
-        <w:rPr>
-          <w:rFonts w:ascii="Calibri" w:hAnsi="Calibri"/>
-          <w:color w:val="0F172A"/>
-          <w:sz w:val="21"/>
-        </w:rPr>
-        <w:t>Quản lý các chuyến xe tiếp ứng nước từ Cẩm Phả về Kho Tăng Áp và Kho Huế; Sổ theo dõi mượn vay nội bộ có ngày hẹn trả và cảnh báo quá hạn thay cho các dòng chữ đỏ viết tay trên Excel cũ.</w:t>
-      </w:r>
-    </w:p>
-    <w:p>
-      <w:pPr>
-        <w:spacing w:after="120" w:line="276" w:lineRule="auto"/>
-      </w:pPr>
-      <w:r>
-        <w:rPr>
-          <w:rFonts w:ascii="Calibri" w:hAnsi="Calibri"/>
-          <w:b/>
-          <w:color w:val="0F172A"/>
-          <w:sz w:val="21"/>
-        </w:rPr>
-        <w:t xml:space="preserve">• Người dùng nhận được gì: </w:t>
-      </w:r>
-      <w:r>
-        <w:rPr>
-          <w:rFonts w:ascii="Calibri" w:hAnsi="Calibri"/>
-          <w:color w:val="0F172A"/>
-          <w:sz w:val="21"/>
-        </w:rPr>
-        <w:t>Chủ động nguồn cung phục vụ khách hàng; minh bạch các khoản nợ vay tài sản liên chi nhánh trong công ty QUAWACO.</w:t>
-      </w:r>
-    </w:p>
-    <w:p>
-      <w:pPr>
-        <w:keepNext/>
-        <w:spacing w:before="240" w:after="80"/>
-      </w:pPr>
-      <w:r>
-        <w:rPr>
-          <w:rFonts w:ascii="Calibri" w:hAnsi="Calibri"/>
-          <w:b/>
-          <w:color w:val="0284C7"/>
-          <w:sz w:val="24"/>
-        </w:rPr>
-        <w:t>5. NHÓM MENU: BÁO CÁO</w:t>
-      </w:r>
-    </w:p>
-    <w:p>
-      <w:pPr>
-        <w:keepNext/>
-        <w:spacing w:before="160" w:after="40"/>
-      </w:pPr>
-      <w:r>
-        <w:rPr>
-          <w:rFonts w:ascii="Calibri" w:hAnsi="Calibri"/>
-          <w:b/>
-          <w:color w:val="0F172A"/>
-          <w:sz w:val="22"/>
-        </w:rPr>
-        <w:t>5.1. Báo cáo thương mại QAROMI (Commercial Sales Report)</w:t>
-      </w:r>
-    </w:p>
-    <w:p>
-      <w:pPr>
-        <w:spacing w:after="120" w:line="276" w:lineRule="auto"/>
-      </w:pPr>
-      <w:r>
-        <w:rPr>
-          <w:rFonts w:ascii="Calibri" w:hAnsi="Calibri"/>
-          <w:b/>
-          <w:color w:val="0F172A"/>
-          <w:sz w:val="21"/>
-        </w:rPr>
-        <w:t xml:space="preserve">• Dùng để làm gì: </w:t>
-      </w:r>
-      <w:r>
-        <w:rPr>
-          <w:rFonts w:ascii="Calibri" w:hAnsi="Calibri"/>
-          <w:color w:val="0F172A"/>
-          <w:sz w:val="21"/>
-        </w:rPr>
-        <w:t>Báo cáo kết quả kinh doanh thương mại nước ion kiềm định kỳ trình Ban Giám đốc xí nghiệp và Công ty mẹ.</w:t>
-      </w:r>
-    </w:p>
-    <w:p>
-      <w:pPr>
-        <w:spacing w:after="120" w:line="276" w:lineRule="auto"/>
-      </w:pPr>
-      <w:r>
-        <w:rPr>
-          <w:rFonts w:ascii="Calibri" w:hAnsi="Calibri"/>
-          <w:b/>
-          <w:color w:val="0F172A"/>
-          <w:sz w:val="21"/>
-        </w:rPr>
-        <w:t xml:space="preserve">• Dữ liệu &amp; Tính năng: </w:t>
-      </w:r>
-      <w:r>
-        <w:rPr>
-          <w:rFonts w:ascii="Calibri" w:hAnsi="Calibri"/>
-          <w:color w:val="0F172A"/>
-          <w:sz w:val="21"/>
-        </w:rPr>
-        <w:t>Khớp 100% cấu trúc biểu mẫu `Nước thương mại.xlsx`: Đơn giá trước thuế (chưa VAT 8%), Doanh thu thuần từng mặt hàng trong tháng (Tháng 8, Tháng 9) và lũy kế YTD từ đầu năm; Đầy đủ thông tin ký duyệt: Người lập biểu (Lương Minh Hương), Phụ trách kinh doanh (Phạm Phương Dung), Lãnh đạo đơn vị (Vũ Thị Mai Huệ).</w:t>
-      </w:r>
-    </w:p>
-    <w:p>
-      <w:pPr>
-        <w:spacing w:after="120" w:line="276" w:lineRule="auto"/>
-      </w:pPr>
-      <w:r>
-        <w:rPr>
-          <w:rFonts w:ascii="Calibri" w:hAnsi="Calibri"/>
-          <w:b/>
-          <w:color w:val="0F172A"/>
-          <w:sz w:val="21"/>
-        </w:rPr>
-        <w:t xml:space="preserve">• Người dùng nhận được gì: </w:t>
-      </w:r>
-      <w:r>
-        <w:rPr>
-          <w:rFonts w:ascii="Calibri" w:hAnsi="Calibri"/>
-          <w:color w:val="0F172A"/>
-          <w:sz w:val="21"/>
-        </w:rPr>
-        <w:t>Xuất báo cáo tài chính nội bộ chỉ trong 1 giây; số liệu chuẩn xác 100%, không mất hàng giờ ngồi tính tay và đối chiếu công thức Excel.</w:t>
-      </w:r>
-    </w:p>
-    <w:p>
-      <w:pPr>
-        <w:keepNext/>
-        <w:spacing w:before="160" w:after="40"/>
-      </w:pPr>
-      <w:r>
-        <w:rPr>
-          <w:rFonts w:ascii="Calibri" w:hAnsi="Calibri"/>
-          <w:b/>
-          <w:color w:val="0F172A"/>
-          <w:sz w:val="22"/>
-        </w:rPr>
-        <w:t>5.2. Công nợ khách hàng (Accounts Receivable &amp; Aging)</w:t>
-      </w:r>
-    </w:p>
-    <w:p>
-      <w:pPr>
-        <w:spacing w:after="120" w:line="276" w:lineRule="auto"/>
-      </w:pPr>
-      <w:r>
-        <w:rPr>
-          <w:rFonts w:ascii="Calibri" w:hAnsi="Calibri"/>
-          <w:b/>
-          <w:color w:val="0F172A"/>
-          <w:sz w:val="21"/>
-        </w:rPr>
-        <w:t xml:space="preserve">• Dùng để làm gì: </w:t>
-      </w:r>
-      <w:r>
-        <w:rPr>
-          <w:rFonts w:ascii="Calibri" w:hAnsi="Calibri"/>
-          <w:color w:val="0F172A"/>
-          <w:sz w:val="21"/>
-        </w:rPr>
-        <w:t>Quản lý các khoản phải thu tiền hàng của khách hàng cơ quan, doanh nghiệp và đại lý.</w:t>
-      </w:r>
-    </w:p>
-    <w:p>
-      <w:pPr>
-        <w:spacing w:after="120" w:line="276" w:lineRule="auto"/>
-      </w:pPr>
-      <w:r>
-        <w:rPr>
-          <w:rFonts w:ascii="Calibri" w:hAnsi="Calibri"/>
-          <w:b/>
-          <w:color w:val="0F172A"/>
-          <w:sz w:val="21"/>
-        </w:rPr>
-        <w:t xml:space="preserve">• Dữ liệu &amp; Tính năng: </w:t>
-      </w:r>
-      <w:r>
-        <w:rPr>
-          <w:rFonts w:ascii="Calibri" w:hAnsi="Calibri"/>
-          <w:color w:val="0F172A"/>
-          <w:sz w:val="21"/>
-        </w:rPr>
-        <w:t>Danh sách chi tiết các khách nợ, Phân nhóm khách hàng, Số tiền nợ đọng, Ngày mua hàng gần nhất; Báo cáo phân tích tổng dư nợ toàn xí nghiệp (84.605.000 đ).</w:t>
-      </w:r>
-    </w:p>
-    <w:p>
-      <w:pPr>
-        <w:spacing w:after="120" w:line="276" w:lineRule="auto"/>
-      </w:pPr>
-      <w:r>
-        <w:rPr>
-          <w:rFonts w:ascii="Calibri" w:hAnsi="Calibri"/>
-          <w:b/>
-          <w:color w:val="0F172A"/>
-          <w:sz w:val="21"/>
-        </w:rPr>
-        <w:t xml:space="preserve">• Người dùng nhận được gì: </w:t>
-      </w:r>
-      <w:r>
-        <w:rPr>
-          <w:rFonts w:ascii="Calibri" w:hAnsi="Calibri"/>
-          <w:color w:val="0F172A"/>
-          <w:sz w:val="21"/>
-        </w:rPr>
-        <w:t>Nhân viên kinh doanh có kế hoạch đôn đốc thu hồi nợ kịp thời; giảm thiểu rủi ro nợ khó đòi; tăng vòng quay tiền mặt cho xí nghiệp.</w:t>
-      </w:r>
-    </w:p>
-    <w:p>
-      <w:pPr>
-        <w:keepNext/>
-        <w:spacing w:before="160" w:after="40"/>
-      </w:pPr>
-      <w:r>
-        <w:rPr>
-          <w:rFonts w:ascii="Calibri" w:hAnsi="Calibri"/>
-          <w:b/>
-          <w:color w:val="0F172A"/>
-          <w:sz w:val="22"/>
-        </w:rPr>
-        <w:t>5.3. Báo cáo tổng hợp nợ vỏ bình (Shell Asset Balance)</w:t>
-      </w:r>
-    </w:p>
-    <w:p>
-      <w:pPr>
-        <w:spacing w:after="120" w:line="276" w:lineRule="auto"/>
-      </w:pPr>
-      <w:r>
-        <w:rPr>
-          <w:rFonts w:ascii="Calibri" w:hAnsi="Calibri"/>
-          <w:b/>
-          <w:color w:val="0F172A"/>
-          <w:sz w:val="21"/>
-        </w:rPr>
-        <w:t xml:space="preserve">• Dùng để làm gì: </w:t>
-      </w:r>
-      <w:r>
-        <w:rPr>
-          <w:rFonts w:ascii="Calibri" w:hAnsi="Calibri"/>
-          <w:color w:val="0F172A"/>
-          <w:sz w:val="21"/>
-        </w:rPr>
-        <w:t>Báo cáo đối soát tài sản vỏ bình và số dư tiền ký cọc lưu quỹ.</w:t>
-      </w:r>
-    </w:p>
-    <w:p>
-      <w:pPr>
-        <w:spacing w:after="120" w:line="276" w:lineRule="auto"/>
-      </w:pPr>
-      <w:r>
-        <w:rPr>
-          <w:rFonts w:ascii="Calibri" w:hAnsi="Calibri"/>
-          <w:b/>
-          <w:color w:val="0F172A"/>
-          <w:sz w:val="21"/>
-        </w:rPr>
-        <w:t xml:space="preserve">• Dữ liệu &amp; Tính năng: </w:t>
-      </w:r>
-      <w:r>
-        <w:rPr>
-          <w:rFonts w:ascii="Calibri" w:hAnsi="Calibri"/>
-          <w:color w:val="0F172A"/>
-          <w:sz w:val="21"/>
-        </w:rPr>
-        <w:t>Thống kê số vỏ bình 19L phân bổ tại từng kho nội bộ, số vỏ đang cho mượn ngoài khách hàng và tổng quỹ tiền ký cọc đang lưu giữ tại thủ quỹ.</w:t>
-      </w:r>
-    </w:p>
-    <w:p>
-      <w:pPr>
-        <w:spacing w:after="120" w:line="276" w:lineRule="auto"/>
-      </w:pPr>
-      <w:r>
-        <w:rPr>
-          <w:rFonts w:ascii="Calibri" w:hAnsi="Calibri"/>
-          <w:b/>
-          <w:color w:val="0F172A"/>
-          <w:sz w:val="21"/>
-        </w:rPr>
-        <w:t xml:space="preserve">• Người dùng nhận được gì: </w:t>
-      </w:r>
-      <w:r>
-        <w:rPr>
-          <w:rFonts w:ascii="Calibri" w:hAnsi="Calibri"/>
-          <w:color w:val="0F172A"/>
-          <w:sz w:val="21"/>
-        </w:rPr>
-        <w:t>Phục vụ kiểm kê tài sản cố định/luân chuyển định kỳ của xí nghiệp; đối soát khớp số liệu giữa thủ kho và kế toán.</w:t>
-      </w:r>
-    </w:p>
-    <w:p>
-      <w:pPr>
-        <w:keepNext/>
-        <w:spacing w:before="160" w:after="40"/>
-      </w:pPr>
-      <w:r>
-        <w:rPr>
-          <w:rFonts w:ascii="Calibri" w:hAnsi="Calibri"/>
-          <w:b/>
-          <w:color w:val="0F172A"/>
-          <w:sz w:val="22"/>
-        </w:rPr>
-        <w:t>5.4. Đối soát &amp; Kiểm kê rủi ro (Audit Findings &amp; #REF! Breakdown)</w:t>
-      </w:r>
-    </w:p>
-    <w:p>
-      <w:pPr>
-        <w:spacing w:after="120" w:line="276" w:lineRule="auto"/>
-      </w:pPr>
-      <w:r>
-        <w:rPr>
-          <w:rFonts w:ascii="Calibri" w:hAnsi="Calibri"/>
-          <w:b/>
-          <w:color w:val="0F172A"/>
-          <w:sz w:val="21"/>
-        </w:rPr>
-        <w:t xml:space="preserve">• Dùng để làm gì: </w:t>
-      </w:r>
-      <w:r>
-        <w:rPr>
-          <w:rFonts w:ascii="Calibri" w:hAnsi="Calibri"/>
-          <w:color w:val="0F172A"/>
-          <w:sz w:val="21"/>
-        </w:rPr>
-        <w:t>Báo cáo kiểm toán đối chứng những khiếm khuyết của bảng tính Excel cũ so với giải pháp phần mềm ERP.</w:t>
-      </w:r>
-    </w:p>
-    <w:p>
-      <w:pPr>
-        <w:spacing w:after="120" w:line="276" w:lineRule="auto"/>
-      </w:pPr>
-      <w:r>
-        <w:rPr>
-          <w:rFonts w:ascii="Calibri" w:hAnsi="Calibri"/>
-          <w:b/>
-          <w:color w:val="0F172A"/>
-          <w:sz w:val="21"/>
-        </w:rPr>
-        <w:t xml:space="preserve">• Dữ liệu &amp; Tính năng: </w:t>
-      </w:r>
-      <w:r>
-        <w:rPr>
-          <w:rFonts w:ascii="Calibri" w:hAnsi="Calibri"/>
-          <w:color w:val="0F172A"/>
-          <w:sz w:val="21"/>
-        </w:rPr>
-        <w:t>Chứng minh thực tế 12 ô tính bị gãy công thức `#REF!` trên file Excel cũ; 7 điểm rủi ro vận hành được ERP giải quyết triệt để; Bảng ma trận so sánh toàn diện giữa Excel và QAROMI ERP.</w:t>
-      </w:r>
-    </w:p>
-    <w:p>
-      <w:pPr>
-        <w:spacing w:after="120" w:line="276" w:lineRule="auto"/>
-      </w:pPr>
-      <w:r>
-        <w:rPr>
-          <w:rFonts w:ascii="Calibri" w:hAnsi="Calibri"/>
-          <w:b/>
-          <w:color w:val="0F172A"/>
-          <w:sz w:val="21"/>
-        </w:rPr>
-        <w:t xml:space="preserve">• Người dùng nhận được gì: </w:t>
-      </w:r>
-      <w:r>
-        <w:rPr>
-          <w:rFonts w:ascii="Calibri" w:hAnsi="Calibri"/>
-          <w:color w:val="0F172A"/>
-          <w:sz w:val="21"/>
-        </w:rPr>
-        <w:t>Cung cấp luận cứ thuyết phục đanh thép cho Ban Giám đốc và Hội đồng thẩm định dự án khi phê duyệt phương án đầu tư phần mềm.</w:t>
-      </w:r>
-    </w:p>
-    <w:p>
-      <w:pPr>
-        <w:keepNext/>
-        <w:spacing w:before="240" w:after="80"/>
-      </w:pPr>
-      <w:r>
-        <w:rPr>
-          <w:rFonts w:ascii="Calibri" w:hAnsi="Calibri"/>
-          <w:b/>
-          <w:color w:val="0284C7"/>
-          <w:sz w:val="24"/>
-        </w:rPr>
-        <w:t>6. NHÓM MENU: CẤU HÌNH HỆ THỐNG</w:t>
-      </w:r>
-    </w:p>
-    <w:p>
-      <w:pPr>
-        <w:keepNext/>
-        <w:spacing w:before="160" w:after="40"/>
-      </w:pPr>
-      <w:r>
-        <w:rPr>
-          <w:rFonts w:ascii="Calibri" w:hAnsi="Calibri"/>
-          <w:b/>
-          <w:color w:val="0F172A"/>
-          <w:sz w:val="22"/>
-        </w:rPr>
-        <w:t>6.1. Cấu hình Master Data (Master Data &amp; Catalogs)</w:t>
-      </w:r>
-    </w:p>
-    <w:p>
-      <w:pPr>
-        <w:spacing w:after="120" w:line="276" w:lineRule="auto"/>
-      </w:pPr>
-      <w:r>
-        <w:rPr>
-          <w:rFonts w:ascii="Calibri" w:hAnsi="Calibri"/>
-          <w:b/>
-          <w:color w:val="0F172A"/>
-          <w:sz w:val="21"/>
-        </w:rPr>
-        <w:t xml:space="preserve">• Dùng để làm gì: </w:t>
-      </w:r>
-      <w:r>
-        <w:rPr>
-          <w:rFonts w:ascii="Calibri" w:hAnsi="Calibri"/>
-          <w:color w:val="0F172A"/>
-          <w:sz w:val="21"/>
-        </w:rPr>
-        <w:t>Quản trị danh mục dùng chung toàn hệ sinh thái phần mềm, tạo nền tảng cho việc mở rộng quy mô tương lai.</w:t>
-      </w:r>
-    </w:p>
-    <w:p>
-      <w:pPr>
-        <w:spacing w:after="120" w:line="276" w:lineRule="auto"/>
-      </w:pPr>
-      <w:r>
-        <w:rPr>
-          <w:rFonts w:ascii="Calibri" w:hAnsi="Calibri"/>
-          <w:b/>
-          <w:color w:val="0F172A"/>
-          <w:sz w:val="21"/>
-        </w:rPr>
-        <w:t xml:space="preserve">• Dữ liệu &amp; Tính năng: </w:t>
-      </w:r>
-      <w:r>
-        <w:rPr>
-          <w:rFonts w:ascii="Calibri" w:hAnsi="Calibri"/>
-          <w:color w:val="0F172A"/>
-          <w:sz w:val="21"/>
-        </w:rPr>
-        <w:t>5 Tab danh mục chuẩn hóa: Đơn vị tính (UoMs), Danh mục 39 Chức vụ, Danh mục 8 Trạm cấp nước, Danh mục Kho bãi &amp; Địa điểm luân chuyển, Danh mục Kênh bán hàng.</w:t>
-      </w:r>
-    </w:p>
-    <w:p>
-      <w:pPr>
-        <w:spacing w:after="120" w:line="276" w:lineRule="auto"/>
-      </w:pPr>
-      <w:r>
-        <w:rPr>
-          <w:rFonts w:ascii="Calibri" w:hAnsi="Calibri"/>
-          <w:b/>
-          <w:color w:val="0F172A"/>
-          <w:sz w:val="21"/>
-        </w:rPr>
-        <w:t xml:space="preserve">• Người dùng nhận được gì: </w:t>
-      </w:r>
-      <w:r>
-        <w:rPr>
-          <w:rFonts w:ascii="Calibri" w:hAnsi="Calibri"/>
-          <w:color w:val="0F172A"/>
-          <w:sz w:val="21"/>
-        </w:rPr>
-        <w:t>Quản trị viên xí nghiệp dễ dàng bổ sung chức vụ mới, trạm cấp nước mới hoặc mặt hàng mới mà không cần thuê đội ngũ IT lập trình lại phần mềm.</w:t>
-      </w:r>
-    </w:p>
-    <w:p>
-      <w:pPr>
-        <w:keepNext/>
-        <w:spacing w:before="160" w:after="40"/>
-      </w:pPr>
-      <w:r>
-        <w:rPr>
-          <w:rFonts w:ascii="Calibri" w:hAnsi="Calibri"/>
-          <w:b/>
-          <w:color w:val="0F172A"/>
-          <w:sz w:val="22"/>
-        </w:rPr>
-        <w:t>6.2. Kiến trúc giải pháp hệ thống (Solution Architecture &amp; Integration)</w:t>
-      </w:r>
-    </w:p>
-    <w:p>
-      <w:pPr>
-        <w:spacing w:after="120" w:line="276" w:lineRule="auto"/>
-      </w:pPr>
-      <w:r>
-        <w:rPr>
-          <w:rFonts w:ascii="Calibri" w:hAnsi="Calibri"/>
-          <w:b/>
-          <w:color w:val="0F172A"/>
-          <w:sz w:val="21"/>
-        </w:rPr>
-        <w:t xml:space="preserve">• Dùng để làm gì: </w:t>
-      </w:r>
-      <w:r>
-        <w:rPr>
-          <w:rFonts w:ascii="Calibri" w:hAnsi="Calibri"/>
-          <w:color w:val="0F172A"/>
-          <w:sz w:val="21"/>
-        </w:rPr>
-        <w:t>Tài liệu kỹ thuật số hóa sơ đồ luồng dữ liệu, phân quyền bảo mật và kế hoạch triển khai.</w:t>
-      </w:r>
-    </w:p>
-    <w:p>
-      <w:pPr>
-        <w:spacing w:after="120" w:line="276" w:lineRule="auto"/>
-      </w:pPr>
-      <w:r>
-        <w:rPr>
-          <w:rFonts w:ascii="Calibri" w:hAnsi="Calibri"/>
-          <w:b/>
-          <w:color w:val="0F172A"/>
-          <w:sz w:val="21"/>
-        </w:rPr>
-        <w:t xml:space="preserve">• Dữ liệu &amp; Tính năng: </w:t>
-      </w:r>
-      <w:r>
-        <w:rPr>
-          <w:rFonts w:ascii="Calibri" w:hAnsi="Calibri"/>
-          <w:color w:val="0F172A"/>
-          <w:sz w:val="21"/>
-        </w:rPr>
-        <w:t>Mô tả chi tiết chu trình dữ liệu 4 bước khép kín; Sơ đồ tích hợp với hệ thống kế toán công ty và hệ sinh thái CNTT QUAWACO.</w:t>
-      </w:r>
-    </w:p>
-    <w:p>
-      <w:pPr>
-        <w:spacing w:after="120" w:line="276" w:lineRule="auto"/>
-      </w:pPr>
-      <w:r>
-        <w:rPr>
-          <w:rFonts w:ascii="Calibri" w:hAnsi="Calibri"/>
-          <w:b/>
-          <w:color w:val="0F172A"/>
-          <w:sz w:val="21"/>
-        </w:rPr>
-        <w:t xml:space="preserve">• Người dùng nhận được gì: </w:t>
-      </w:r>
-      <w:r>
-        <w:rPr>
-          <w:rFonts w:ascii="Calibri" w:hAnsi="Calibri"/>
-          <w:color w:val="0F172A"/>
-          <w:sz w:val="21"/>
-        </w:rPr>
-        <w:t>Giúp bộ phận CNTT và lãnh đạo an tâm tuyệt đối về tính bảo mật, khả năng mở rộng và tính bền vững của hệ thống.</w:t>
-      </w:r>
-    </w:p>
-    <w:p>
-      <w:pPr>
-        <w:keepNext/>
-        <w:spacing w:before="360" w:after="160"/>
-      </w:pPr>
-      <w:r>
-        <w:rPr>
-          <w:rFonts w:ascii="Calibri" w:hAnsi="Calibri"/>
-          <w:b/>
-          <w:color w:val="1E3A8A"/>
-          <w:sz w:val="28"/>
-        </w:rPr>
-        <w:t>PHẦN III: KẾT LUẬN &amp; ĐỀ XUẤT LỘ TRÌNH TRIỂN KHAI</w:t>
-      </w:r>
-    </w:p>
-    <w:p>
-      <w:pPr>
-        <w:spacing w:after="120" w:line="276" w:lineRule="auto"/>
-      </w:pPr>
-      <w:r>
-        <w:rPr>
-          <w:rFonts w:ascii="Calibri" w:hAnsi="Calibri"/>
-          <w:b/>
-          <w:color w:val="0F172A"/>
-          <w:sz w:val="21"/>
-        </w:rPr>
-        <w:t xml:space="preserve">Khẳng định giá trị: </w:t>
-      </w:r>
-      <w:r>
-        <w:rPr>
-          <w:rFonts w:ascii="Calibri" w:hAnsi="Calibri"/>
-          <w:color w:val="0F172A"/>
-          <w:sz w:val="21"/>
-        </w:rPr>
-        <w:t>Giải pháp phần mềm QAROMI ERP đã giải quyết trọn vẹn và triệt để toàn bộ các bài toán hóc búa nhất trong thực tế quản trị của Xí nghiệp Nước Hòn Gai: Chấm dứt hoàn toàn nguy cơ gãy công thức #REF!, bảo toàn tài sản hàng nghìn vỏ bình 19L, tự động hóa chia đều cước vận chuyển, chuẩn hóa dịch vụ gia tăng DVGT gắn với mã đồng hồ nước và minh bạch chỉ tiêu thi đua 202 nhân sự.</w:t>
-      </w:r>
-    </w:p>
-    <w:p>
-      <w:pPr>
-        <w:spacing w:after="120" w:line="276" w:lineRule="auto"/>
-      </w:pPr>
-      <w:r>
-        <w:rPr>
-          <w:rFonts w:ascii="Calibri" w:hAnsi="Calibri"/>
-          <w:b/>
-          <w:color w:val="0F172A"/>
-          <w:sz w:val="21"/>
-        </w:rPr>
-        <w:t xml:space="preserve">Lộ trình triển khai đề xuất: </w:t>
-      </w:r>
-      <w:r>
-        <w:rPr>
-          <w:rFonts w:ascii="Calibri" w:hAnsi="Calibri"/>
-          <w:color w:val="0F172A"/>
-          <w:sz w:val="21"/>
-        </w:rPr>
-        <w:t>Để đưa phần mềm vào ứng dụng thành công trong thực tế với rủi ro thấp nhất, giải pháp đề xuất lộ trình chuyển đổi số 4 giai đoạn tinh gọn:</w:t>
-      </w:r>
-    </w:p>
-    <w:tbl>
-      <w:tblPr>
-        <w:tblW w:type="auto" w:w="0"/>
-        <w:jc w:val="center"/>
-        <w:tblLook w:firstColumn="1" w:firstRow="1" w:lastColumn="0" w:lastRow="0" w:noHBand="0" w:noVBand="1" w:val="04A0"/>
-      </w:tblPr>
-      <w:tblGrid>
-        <w:gridCol w:w="2160"/>
-        <w:gridCol w:w="2160"/>
-        <w:gridCol w:w="5040"/>
-      </w:tblGrid>
-      <w:tr>
-        <w:tc>
-          <w:tcPr>
-            <w:tcW w:type="dxa" w:w="3106"/>
-            <w:shd w:fill="1E3A8A"/>
-          </w:tcPr>
-          <w:p>
-            <w:r>
-              <w:rPr>
-                <w:b/>
-                <w:color w:val="FFFFFF"/>
-                <w:sz w:val="20"/>
-              </w:rPr>
-              <w:t>Giai đoạn</w:t>
-            </w:r>
-          </w:p>
-        </w:tc>
-        <w:tc>
-          <w:tcPr>
-            <w:tcW w:type="dxa" w:w="3106"/>
-            <w:shd w:fill="1E3A8A"/>
-          </w:tcPr>
-          <w:p>
-            <w:r>
-              <w:rPr>
-                <w:b/>
-                <w:color w:val="FFFFFF"/>
-                <w:sz w:val="20"/>
-              </w:rPr>
-              <w:t>Nội dung chính</w:t>
-            </w:r>
-          </w:p>
-        </w:tc>
-        <w:tc>
-          <w:tcPr>
-            <w:tcW w:type="dxa" w:w="3106"/>
-            <w:shd w:fill="1E3A8A"/>
-          </w:tcPr>
-          <w:p>
-            <w:r>
-              <w:rPr>
-                <w:b/>
-                <w:color w:val="FFFFFF"/>
-                <w:sz w:val="20"/>
-              </w:rPr>
-              <w:t>Mục tiêu nghiệm thu</w:t>
-            </w:r>
-          </w:p>
-        </w:tc>
-      </w:tr>
-      <w:tr>
-        <w:tc>
-          <w:tcPr>
-            <w:tcW w:type="dxa" w:w="3106"/>
-            <w:shd w:fill="F1F5F9"/>
-            <w:tcMar>
-              <w:top w:w="60" w:type="dxa"/>
-              <w:bottom w:w="60" w:type="dxa"/>
-              <w:left w:w="80" w:type="dxa"/>
-              <w:right w:w="80" w:type="dxa"/>
-            </w:tcMar>
-          </w:tcPr>
-          <w:p>
-            <w:r>
-              <w:rPr>
-                <w:b/>
-                <w:color w:val="1E3A8A"/>
-                <w:sz w:val="19"/>
-              </w:rPr>
-              <w:t>Giai đoạn 1</w:t>
-              <w:br/>
-              <w:t>(Tuần 1 - 2)</w:t>
-            </w:r>
-          </w:p>
-        </w:tc>
-        <w:tc>
-          <w:tcPr>
-            <w:tcW w:type="dxa" w:w="3106"/>
-            <w:shd w:fill="F8FAFC"/>
-            <w:tcMar>
-              <w:top w:w="60" w:type="dxa"/>
-              <w:bottom w:w="60" w:type="dxa"/>
-              <w:left w:w="80" w:type="dxa"/>
-              <w:right w:w="80" w:type="dxa"/>
-            </w:tcMar>
-          </w:tcPr>
-          <w:p>
-            <w:r>
-              <w:rPr>
-                <w:b/>
-                <w:sz w:val="19"/>
-              </w:rPr>
-              <w:t>Khởi tạo &amp; Master Data</w:t>
-            </w:r>
-          </w:p>
-        </w:tc>
-        <w:tc>
-          <w:tcPr>
-            <w:tcW w:type="dxa" w:w="3106"/>
-            <w:shd w:fill="F8FAFC"/>
-            <w:tcMar>
-              <w:top w:w="60" w:type="dxa"/>
-              <w:bottom w:w="60" w:type="dxa"/>
-              <w:left w:w="80" w:type="dxa"/>
-              <w:right w:w="80" w:type="dxa"/>
-            </w:tcMar>
-          </w:tcPr>
-          <w:p>
-            <w:r>
-              <w:rPr>
-                <w:sz w:val="19"/>
-              </w:rPr>
-              <w:t>Cài đặt máy chủ, chuẩn hóa danh mục 411 khách hàng, sản phẩm, kho bãi và số dư đầu kỳ vỏ bình.</w:t>
-            </w:r>
-          </w:p>
-        </w:tc>
-      </w:tr>
-      <w:tr>
-        <w:tc>
-          <w:tcPr>
-            <w:tcW w:type="dxa" w:w="3106"/>
-            <w:shd w:fill="F1F5F9"/>
-            <w:tcMar>
-              <w:top w:w="60" w:type="dxa"/>
-              <w:bottom w:w="60" w:type="dxa"/>
-              <w:left w:w="80" w:type="dxa"/>
-              <w:right w:w="80" w:type="dxa"/>
-            </w:tcMar>
-          </w:tcPr>
-          <w:p>
-            <w:r>
-              <w:rPr>
-                <w:b/>
-                <w:color w:val="1E3A8A"/>
-                <w:sz w:val="19"/>
-              </w:rPr>
-              <w:t>Giai đoạn 2</w:t>
-              <w:br/>
-              <w:t>(Tuần 3 - 5)</w:t>
-            </w:r>
-          </w:p>
-        </w:tc>
-        <w:tc>
-          <w:tcPr>
-            <w:tcW w:type="dxa" w:w="3106"/>
-            <w:shd w:fill="FFFFFF"/>
-            <w:tcMar>
-              <w:top w:w="60" w:type="dxa"/>
-              <w:bottom w:w="60" w:type="dxa"/>
-              <w:left w:w="80" w:type="dxa"/>
-              <w:right w:w="80" w:type="dxa"/>
-            </w:tcMar>
-          </w:tcPr>
-          <w:p>
-            <w:r>
-              <w:rPr>
-                <w:b/>
-                <w:sz w:val="19"/>
-              </w:rPr>
-              <w:t>Đào tạo người dùng</w:t>
-            </w:r>
-          </w:p>
-        </w:tc>
-        <w:tc>
-          <w:tcPr>
-            <w:tcW w:type="dxa" w:w="3106"/>
-            <w:shd w:fill="FFFFFF"/>
-            <w:tcMar>
-              <w:top w:w="60" w:type="dxa"/>
-              <w:bottom w:w="60" w:type="dxa"/>
-              <w:left w:w="80" w:type="dxa"/>
-              <w:right w:w="80" w:type="dxa"/>
-            </w:tcMar>
-          </w:tcPr>
-          <w:p>
-            <w:r>
-              <w:rPr>
-                <w:sz w:val="19"/>
-              </w:rPr>
-              <w:t>Tập huấn thao tác theo nhóm: Tiếp thị bán hàng, Kế toán hóa đơn, Thủ kho xuất nhập, Thợ DVGT và Lái xe.</w:t>
-            </w:r>
-          </w:p>
-        </w:tc>
-      </w:tr>
-      <w:tr>
-        <w:tc>
-          <w:tcPr>
-            <w:tcW w:type="dxa" w:w="3106"/>
-            <w:shd w:fill="F1F5F9"/>
-            <w:tcMar>
-              <w:top w:w="60" w:type="dxa"/>
-              <w:bottom w:w="60" w:type="dxa"/>
-              <w:left w:w="80" w:type="dxa"/>
-              <w:right w:w="80" w:type="dxa"/>
-            </w:tcMar>
-          </w:tcPr>
-          <w:p>
-            <w:r>
-              <w:rPr>
-                <w:b/>
-                <w:color w:val="1E3A8A"/>
-                <w:sz w:val="19"/>
-              </w:rPr>
-              <w:t>Giai đoạn 3</w:t>
-              <w:br/>
-              <w:t>(Tuần 6 - 7)</w:t>
-            </w:r>
-          </w:p>
-        </w:tc>
-        <w:tc>
-          <w:tcPr>
-            <w:tcW w:type="dxa" w:w="3106"/>
-            <w:shd w:fill="F8FAFC"/>
-            <w:tcMar>
-              <w:top w:w="60" w:type="dxa"/>
-              <w:bottom w:w="60" w:type="dxa"/>
-              <w:left w:w="80" w:type="dxa"/>
-              <w:right w:w="80" w:type="dxa"/>
-            </w:tcMar>
-          </w:tcPr>
-          <w:p>
-            <w:r>
-              <w:rPr>
-                <w:b/>
-                <w:sz w:val="19"/>
-              </w:rPr>
-              <w:t>Vận hành song song</w:t>
-            </w:r>
-          </w:p>
-        </w:tc>
-        <w:tc>
-          <w:tcPr>
-            <w:tcW w:type="dxa" w:w="3106"/>
-            <w:shd w:fill="F8FAFC"/>
-            <w:tcMar>
-              <w:top w:w="60" w:type="dxa"/>
-              <w:bottom w:w="60" w:type="dxa"/>
-              <w:left w:w="80" w:type="dxa"/>
-              <w:right w:w="80" w:type="dxa"/>
-            </w:tcMar>
-          </w:tcPr>
-          <w:p>
-            <w:r>
-              <w:rPr>
-                <w:sz w:val="19"/>
-              </w:rPr>
-              <w:t>Chạy song song phần mềm với file Excel cũ trong 2 tuần để đối soát số liệu thực tế, hiệu chỉnh phát sinh.</w:t>
-            </w:r>
-          </w:p>
-        </w:tc>
-      </w:tr>
-      <w:tr>
-        <w:tc>
-          <w:tcPr>
-            <w:tcW w:type="dxa" w:w="3106"/>
-            <w:shd w:fill="F1F5F9"/>
-            <w:tcMar>
-              <w:top w:w="60" w:type="dxa"/>
-              <w:bottom w:w="60" w:type="dxa"/>
-              <w:left w:w="80" w:type="dxa"/>
-              <w:right w:w="80" w:type="dxa"/>
-            </w:tcMar>
-          </w:tcPr>
-          <w:p>
-            <w:r>
-              <w:rPr>
-                <w:b/>
-                <w:color w:val="1E3A8A"/>
-                <w:sz w:val="19"/>
-              </w:rPr>
-              <w:t>Giai đoạn 4</w:t>
-              <w:br/>
-              <w:t>(Tuần 8)</w:t>
-            </w:r>
-          </w:p>
-        </w:tc>
-        <w:tc>
-          <w:tcPr>
-            <w:tcW w:type="dxa" w:w="3106"/>
-            <w:shd w:fill="FFFFFF"/>
-            <w:tcMar>
-              <w:top w:w="60" w:type="dxa"/>
-              <w:bottom w:w="60" w:type="dxa"/>
-              <w:left w:w="80" w:type="dxa"/>
-              <w:right w:w="80" w:type="dxa"/>
-            </w:tcMar>
-          </w:tcPr>
-          <w:p>
-            <w:r>
-              <w:rPr>
-                <w:b/>
-                <w:sz w:val="19"/>
-              </w:rPr>
-              <w:t>Nghiệm thu &amp; Golive</w:t>
-            </w:r>
-          </w:p>
-        </w:tc>
-        <w:tc>
-          <w:tcPr>
-            <w:tcW w:type="dxa" w:w="3106"/>
-            <w:shd w:fill="FFFFFF"/>
-            <w:tcMar>
-              <w:top w:w="60" w:type="dxa"/>
-              <w:bottom w:w="60" w:type="dxa"/>
-              <w:left w:w="80" w:type="dxa"/>
-              <w:right w:w="80" w:type="dxa"/>
-            </w:tcMar>
-          </w:tcPr>
-          <w:p>
-            <w:r>
-              <w:rPr>
-                <w:sz w:val="19"/>
-              </w:rPr>
-              <w:t>Chính thức khóa file Excel cũ, chuyển đổi vận hành 100% trên phần mềm QAROMI ERP, bàn giao tài liệu.</w:t>
-            </w:r>
-          </w:p>
-        </w:tc>
-      </w:tr>
-    </w:tbl>
-    <w:p>
-      <w:pPr>
-        <w:spacing w:before="320"/>
-      </w:pPr>
-    </w:p>
-    <w:tbl>
-      <w:tblPr>
-        <w:tblW w:type="auto" w:w="0"/>
-        <w:jc w:val="center"/>
-        <w:tblLook w:firstColumn="1" w:firstRow="1" w:lastColumn="0" w:lastRow="0" w:noHBand="0" w:noVBand="1" w:val="04A0"/>
-      </w:tblPr>
-      <w:tblGrid>
-        <w:gridCol w:w="4608"/>
+        <w:gridCol w:w="4752"/>
         <w:gridCol w:w="4752"/>
       </w:tblGrid>
       <w:tr>
         <w:tc>
           <w:tcPr>
-            <w:tcW w:type="dxa" w:w="4658"/>
+            <w:tcW w:type="dxa" w:w="4802"/>
           </w:tcPr>
           <w:p>
             <w:pPr>
@@ -3731,17 +3724,18 @@
             <w:r>
               <w:rPr>
                 <w:b/>
-                <w:sz w:val="20"/>
+                <w:color w:val="1E3A8A"/>
+                <w:sz w:val="21"/>
               </w:rPr>
-              <w:t>ĐẠI DIỆN TỔ TƯ VẤN GIẢI PHÁP ERP</w:t>
+              <w:t>ĐẠI DIỆN ĐƠN VỊ THỤ HƯỞNG</w:t>
               <w:br/>
-              <w:t>(Ký và ghi rõ họ tên)</w:t>
+              <w:t>XÍ NGHIỆP NƯỚC HÒN GAI — QUAWACO</w:t>
             </w:r>
           </w:p>
         </w:tc>
         <w:tc>
           <w:tcPr>
-            <w:tcW w:type="dxa" w:w="4658"/>
+            <w:tcW w:type="dxa" w:w="4802"/>
           </w:tcPr>
           <w:p>
             <w:pPr>
@@ -3750,11 +3744,12 @@
             <w:r>
               <w:rPr>
                 <w:b/>
-                <w:sz w:val="20"/>
+                <w:color w:val="1E3A8A"/>
+                <w:sz w:val="21"/>
               </w:rPr>
-              <w:t>ĐẠI DIỆN XÍ NGHIỆP NƯỚC HÒN GAI</w:t>
+              <w:t>TƯ VẤN GIẢI PHÁP ERP</w:t>
               <w:br/>
-              <w:t>(Ký và đóng dấu xác nhận)</w:t>
+              <w:t>BAN CHUYỂN ĐỔI SỐ DOANH NGHIỆP</w:t>
             </w:r>
           </w:p>
         </w:tc>
@@ -3762,47 +3757,119 @@
       <w:tr>
         <w:tc>
           <w:tcPr>
-            <w:tcW w:type="dxa" w:w="4658"/>
+            <w:tcW w:type="dxa" w:w="4802"/>
           </w:tcPr>
           <w:p>
             <w:pPr>
-              <w:spacing w:before="800"/>
               <w:jc w:val="center"/>
             </w:pPr>
             <w:r>
               <w:rPr>
-                <w:sz w:val="19"/>
+                <w:i/>
+                <w:color w:val="475569"/>
+                <w:sz w:val="18"/>
               </w:rPr>
-              <w:t>Lương Minh Hương</w:t>
-              <w:br/>
-              <w:t>Chuyên viên Phân tích Nghiệp vụ</w:t>
+              <w:t>(Ký, ghi rõ họ tên và đóng dấu)</w:t>
             </w:r>
           </w:p>
         </w:tc>
         <w:tc>
           <w:tcPr>
-            <w:tcW w:type="dxa" w:w="4658"/>
+            <w:tcW w:type="dxa" w:w="4802"/>
           </w:tcPr>
           <w:p>
             <w:pPr>
-              <w:spacing w:before="800"/>
               <w:jc w:val="center"/>
             </w:pPr>
             <w:r>
               <w:rPr>
-                <w:sz w:val="19"/>
+                <w:i/>
+                <w:color w:val="475569"/>
+                <w:sz w:val="18"/>
               </w:rPr>
-              <w:t>Vũ Thị Mai Huệ</w:t>
-              <w:br/>
-              <w:t>Giám đốc Xí nghiệp Nước Hòn Gai</w:t>
+              <w:t>(Ký và ghi rõ họ tên)</w:t>
             </w:r>
           </w:p>
+        </w:tc>
+      </w:tr>
+      <w:tr>
+        <w:tc>
+          <w:tcPr>
+            <w:tcW w:type="dxa" w:w="4802"/>
+          </w:tcPr>
+          <w:p>
+            <w:pPr>
+              <w:spacing w:before="720"/>
+            </w:pPr>
+          </w:p>
+        </w:tc>
+        <w:tc>
+          <w:tcPr>
+            <w:tcW w:type="dxa" w:w="4802"/>
+          </w:tcPr>
+          <w:p>
+            <w:pPr>
+              <w:spacing w:before="720"/>
+            </w:pPr>
+          </w:p>
+        </w:tc>
+      </w:tr>
+      <w:tr>
+        <w:tc>
+          <w:tcPr>
+            <w:tcW w:type="dxa" w:w="4802"/>
+          </w:tcPr>
+          <w:p>
+            <w:pPr>
+              <w:jc w:val="center"/>
+            </w:pPr>
+            <w:r>
+              <w:rPr>
+                <w:b/>
+                <w:color w:val="0F172A"/>
+                <w:sz w:val="22"/>
+              </w:rPr>
+              <w:t>BAN GIÁM ĐỐC XÍ NGHIỆP</w:t>
+            </w:r>
+          </w:p>
+        </w:tc>
+        <w:tc>
+          <w:tcPr>
+            <w:tcW w:type="dxa" w:w="4802"/>
+          </w:tcPr>
+          <w:p>
+            <w:pPr>
+              <w:jc w:val="center"/>
+            </w:pPr>
+            <w:r>
+              <w:rPr>
+                <w:b/>
+                <w:color w:val="0F172A"/>
+                <w:sz w:val="22"/>
+              </w:rPr>
+              <w:t>Phạm Văn Long</w:t>
+            </w:r>
+          </w:p>
+        </w:tc>
+      </w:tr>
+      <w:tr>
+        <w:tc>
+          <w:tcPr>
+            <w:tcW w:type="dxa" w:w="4802"/>
+          </w:tcPr>
+          <w:p/>
+        </w:tc>
+        <w:tc>
+          <w:tcPr>
+            <w:tcW w:type="dxa" w:w="4802"/>
+          </w:tcPr>
+          <w:p/>
         </w:tc>
       </w:tr>
     </w:tbl>
     <w:sectPr>
       <w:pgSz w:w="11909" w:h="16834"/>
-      <w:pgMar w:top="1152" w:right="1296" w:bottom="1152" w:left="1296" w:header="720" w:footer="720" w:gutter="0"/>
+      <w:pgMar w:top="1152" w:right="1152" w:bottom="1152" w:left="1152" w:header="720" w:footer="720" w:gutter="0"/>
       <w:cols w:space="720"/>
       <w:docGrid w:linePitch="360"/>
     </w:sectPr>

--- a/QAROMI_ERP_Thuyet_Minh_Giai_Phap.docx
+++ b/QAROMI_ERP_Thuyet_Minh_Giai_Phap.docx
@@ -45,7 +45,7 @@
           <w:color w:val="0284C7"/>
           <w:sz w:val="22"/>
         </w:rPr>
-        <w:t>Tài liệu thuyết minh tính năng, kiến trúc kỹ thuật và minh chứng giao diện thực tế (23 phân hệ)</w:t>
+        <w:t>Tài liệu thuyết minh tính năng, kiến trúc kỹ thuật, dự toán kinh phí và minh chứng giao diện thực tế (23 phân hệ)</w:t>
         <w:br/>
         <w:t>Phục vụ thẩm định, phê duyệt và chốt phương án triển khai</w:t>
       </w:r>
@@ -260,6 +260,52 @@
                 <w:color w:val="1E3A8A"/>
                 <w:sz w:val="19"/>
               </w:rPr>
+              <w:t>Chi phí tư vấn triển khai:</w:t>
+            </w:r>
+          </w:p>
+        </w:tc>
+        <w:tc>
+          <w:tcPr>
+            <w:tcW w:type="dxa" w:w="4802"/>
+            <w:shd w:fill="F8FAFC"/>
+            <w:tcMar>
+              <w:top w:w="80" w:type="dxa"/>
+              <w:bottom w:w="80" w:type="dxa"/>
+              <w:left w:w="120" w:type="dxa"/>
+              <w:right w:w="120" w:type="dxa"/>
+            </w:tcMar>
+          </w:tcPr>
+          <w:p>
+            <w:r>
+              <w:rPr>
+                <w:b/>
+                <w:color w:val="DC2626"/>
+                <w:sz w:val="19"/>
+              </w:rPr>
+              <w:t>15.000.000 VNĐ (Mười lăm triệu đồng chẵn — Trọn gói chìa khóa trao tay)</w:t>
+            </w:r>
+          </w:p>
+        </w:tc>
+      </w:tr>
+      <w:tr>
+        <w:tc>
+          <w:tcPr>
+            <w:tcW w:type="dxa" w:w="4802"/>
+            <w:shd w:fill="F1F5F9"/>
+            <w:tcMar>
+              <w:top w:w="80" w:type="dxa"/>
+              <w:bottom w:w="80" w:type="dxa"/>
+              <w:left w:w="120" w:type="dxa"/>
+              <w:right w:w="120" w:type="dxa"/>
+            </w:tcMar>
+          </w:tcPr>
+          <w:p>
+            <w:r>
+              <w:rPr>
+                <w:b/>
+                <w:color w:val="1E3A8A"/>
+                <w:sz w:val="19"/>
+              </w:rPr>
               <w:t>Phiên bản hồ sơ:</w:t>
             </w:r>
           </w:p>
@@ -281,7 +327,7 @@
                 <w:color w:val="0F172A"/>
                 <w:sz w:val="19"/>
               </w:rPr>
-              <w:t>Phiên bản 2.0.0 — Bản Thuyết Minh Chi Tiết Kèm Ảnh Minh Chứng Giao Diện</w:t>
+              <w:t>Phiên bản 2.1.0 — Bản Trình Duyệt Chốt Phương Án (Kèm 23 ảnh minh chứng &amp; Dự toán)</w:t>
             </w:r>
           </w:p>
         </w:tc>
@@ -761,7 +807,7 @@
           <w:color w:val="0F172A"/>
           <w:sz w:val="20"/>
         </w:rPr>
-        <w:t>Bộ máy gom tụ các sự vụ tồn đọng cần hành động ngay, phân loại theo độ khẩn cấp (Cao - Trung bình - Thông tin), giúp nhân sự không bao giờ bị quên việc hay chậm trễ phục vụ khách hàng.</w:t>
+        <w:t>Bộ máy gom tụ các sự vụ tồn đọng cần hành động ngay, phân loại theo độ khẩn cấp (Đơn hàng chờ giao, Đơn chưa nộp tiền COD, Cảnh báo tồn kho tiếp ứng), giúp nhân sự không bao giờ bị quên việc hay chậm trễ phục vụ khách hàng.</w:t>
       </w:r>
     </w:p>
     <w:p>
@@ -782,7 +828,7 @@
           <w:color w:val="0F172A"/>
           <w:sz w:val="20"/>
         </w:rPr>
-        <w:t>Quét liên tục các trạng thái nghiệp vụ chưa hoàn tất: 32 đơn hàng đã giao nhưng chưa xuất hóa đơn VAT điện tử, các đại lý nợ vỏ bình quá 15 ngày chưa thu hồi, các trạm kho sắp chạm ngưỡng tồn an toàn (dưới 20 bình) và các ca bảo vệ chưa xác nhận chấm công.</w:t>
+        <w:t>Quét liên tục các trạng thái nghiệp vụ chưa hoàn tất: 15 đơn hàng chưa nộp tiền quỹ COD (tổng nợ 59.094.000 đ), các trạm kho sắp chạm ngưỡng tồn an toàn (dưới 20 bình) và tự động sinh nút đôn đốc nộp tiền và tạo lệnh tiếp ứng kho.</w:t>
       </w:r>
     </w:p>
     <w:p>
@@ -803,7 +849,7 @@
           <w:color w:val="0F172A"/>
           <w:sz w:val="20"/>
         </w:rPr>
-        <w:t>Nhân viên mở máy là thấy ngay danh sách việc phải làm hôm nay. Kế toán xử lý nhanh 32 đơn cần xuất HĐ bằng 1 cú click chuột, Thủ kho thấy ngay cảnh báo tiếp ứng kho, giảm thiểu 100% tình trạng sót việc và trễ hạn hợp đồng.</w:t>
+        <w:t>Nhân viên mở máy là thấy ngay danh sách việc phải làm hôm nay. Kế toán xử lý nhanh các khoản nợ tiền quỹ, Thủ kho thấy ngay cảnh báo tiếp ứng kho, giảm thiểu 100% tình trạng đọng vốn và thiếu hụt hàng hóa.</w:t>
       </w:r>
     </w:p>
     <w:p>
@@ -3568,7 +3614,7 @@
           <w:color w:val="1E3A8A"/>
           <w:sz w:val="28"/>
         </w:rPr>
-        <w:t>PHẦN III: LỘ TRÌNH TRIỂN KHAI &amp; CAM KẾT DỊCH VỤ</w:t>
+        <w:t>PHẦN III: LỘ TRÌNH TRIỂN KHAI &amp; DỰ TOÁN KINH PHÍ TƯ VẤN</w:t>
       </w:r>
     </w:p>
     <w:p>
@@ -3680,7 +3726,799 @@
           <w:color w:val="0284C7"/>
           <w:sz w:val="24"/>
         </w:rPr>
-        <w:t>2. Cam kết chất lượng, bảo mật &amp; hỗ trợ kỹ thuật</w:t>
+        <w:t>2. Dự toán kinh phí tư vấn và triển khai giải pháp (15.000.000 VNĐ)</w:t>
+      </w:r>
+    </w:p>
+    <w:p>
+      <w:pPr>
+        <w:spacing w:after="80" w:line="276" w:lineRule="auto"/>
+      </w:pPr>
+      <w:r>
+        <w:rPr>
+          <w:i w:val="0"/>
+          <w:color w:val="0F172A"/>
+          <w:sz w:val="20"/>
+        </w:rPr>
+        <w:t>Chi phí tư vấn và triển khai phần mềm Quản trị doanh nghiệp QAROMI ERP được xây dựng theo hình thức trọn gói chìa khóa trao tay, bảo đảm tối ưu ngân sách cho xí nghiệp và tuyệt đối không phát sinh chi phí ẩn:</w:t>
+      </w:r>
+    </w:p>
+    <w:tbl>
+      <w:tblPr>
+        <w:tblW w:type="auto" w:w="0"/>
+        <w:jc w:val="center"/>
+        <w:tblLayout w:type="fixed"/>
+        <w:tblLook w:firstColumn="1" w:firstRow="1" w:lastColumn="0" w:lastRow="0" w:noHBand="0" w:noVBand="1" w:val="04A0"/>
+      </w:tblPr>
+      <w:tblGrid>
+        <w:gridCol w:w="864"/>
+        <w:gridCol w:w="3744"/>
+        <w:gridCol w:w="2592"/>
+        <w:gridCol w:w="864"/>
+        <w:gridCol w:w="1728"/>
+      </w:tblGrid>
+      <w:tr>
+        <w:tc>
+          <w:tcPr>
+            <w:tcW w:type="dxa" w:w="1921"/>
+            <w:shd w:fill="1E3A8A"/>
+            <w:tcMar>
+              <w:top w:w="100" w:type="dxa"/>
+              <w:bottom w:w="100" w:type="dxa"/>
+              <w:left w:w="100" w:type="dxa"/>
+              <w:right w:w="100" w:type="dxa"/>
+            </w:tcMar>
+          </w:tcPr>
+          <w:p>
+            <w:pPr>
+              <w:jc w:val="center"/>
+            </w:pPr>
+            <w:r>
+              <w:rPr>
+                <w:b/>
+                <w:color w:val="FFFFFF"/>
+                <w:sz w:val="18"/>
+              </w:rPr>
+              <w:t>STT</w:t>
+            </w:r>
+          </w:p>
+        </w:tc>
+        <w:tc>
+          <w:tcPr>
+            <w:tcW w:type="dxa" w:w="1921"/>
+            <w:shd w:fill="1E3A8A"/>
+            <w:tcMar>
+              <w:top w:w="100" w:type="dxa"/>
+              <w:bottom w:w="100" w:type="dxa"/>
+              <w:left w:w="100" w:type="dxa"/>
+              <w:right w:w="100" w:type="dxa"/>
+            </w:tcMar>
+          </w:tcPr>
+          <w:p>
+            <w:r>
+              <w:rPr>
+                <w:b/>
+                <w:color w:val="FFFFFF"/>
+                <w:sz w:val="18"/>
+              </w:rPr>
+              <w:t>Hạng mục công việc tư vấn &amp; triển khai</w:t>
+            </w:r>
+          </w:p>
+        </w:tc>
+        <w:tc>
+          <w:tcPr>
+            <w:tcW w:type="dxa" w:w="1921"/>
+            <w:shd w:fill="1E3A8A"/>
+            <w:tcMar>
+              <w:top w:w="100" w:type="dxa"/>
+              <w:bottom w:w="100" w:type="dxa"/>
+              <w:left w:w="100" w:type="dxa"/>
+              <w:right w:w="100" w:type="dxa"/>
+            </w:tcMar>
+          </w:tcPr>
+          <w:p>
+            <w:r>
+              <w:rPr>
+                <w:b/>
+                <w:color w:val="FFFFFF"/>
+                <w:sz w:val="18"/>
+              </w:rPr>
+              <w:t>Phạm vi thực hiện</w:t>
+            </w:r>
+          </w:p>
+        </w:tc>
+        <w:tc>
+          <w:tcPr>
+            <w:tcW w:type="dxa" w:w="1921"/>
+            <w:shd w:fill="1E3A8A"/>
+            <w:tcMar>
+              <w:top w:w="100" w:type="dxa"/>
+              <w:bottom w:w="100" w:type="dxa"/>
+              <w:left w:w="100" w:type="dxa"/>
+              <w:right w:w="100" w:type="dxa"/>
+            </w:tcMar>
+          </w:tcPr>
+          <w:p>
+            <w:pPr>
+              <w:jc w:val="center"/>
+            </w:pPr>
+            <w:r>
+              <w:rPr>
+                <w:b/>
+                <w:color w:val="FFFFFF"/>
+                <w:sz w:val="18"/>
+              </w:rPr>
+              <w:t>ĐVT</w:t>
+            </w:r>
+          </w:p>
+        </w:tc>
+        <w:tc>
+          <w:tcPr>
+            <w:tcW w:type="dxa" w:w="1921"/>
+            <w:shd w:fill="1E3A8A"/>
+            <w:tcMar>
+              <w:top w:w="100" w:type="dxa"/>
+              <w:bottom w:w="100" w:type="dxa"/>
+              <w:left w:w="100" w:type="dxa"/>
+              <w:right w:w="100" w:type="dxa"/>
+            </w:tcMar>
+          </w:tcPr>
+          <w:p>
+            <w:pPr>
+              <w:jc w:val="right"/>
+            </w:pPr>
+            <w:r>
+              <w:rPr>
+                <w:b/>
+                <w:color w:val="FFFFFF"/>
+                <w:sz w:val="18"/>
+              </w:rPr>
+              <w:t>Thành tiền (VNĐ)</w:t>
+            </w:r>
+          </w:p>
+        </w:tc>
+      </w:tr>
+      <w:tr>
+        <w:tc>
+          <w:tcPr>
+            <w:tcW w:type="dxa" w:w="1921"/>
+            <w:shd w:fill="F8FAFC"/>
+            <w:tcMar>
+              <w:top w:w="80" w:type="dxa"/>
+              <w:bottom w:w="80" w:type="dxa"/>
+              <w:left w:w="100" w:type="dxa"/>
+              <w:right w:w="100" w:type="dxa"/>
+            </w:tcMar>
+          </w:tcPr>
+          <w:p>
+            <w:pPr>
+              <w:jc w:val="center"/>
+            </w:pPr>
+            <w:r>
+              <w:rPr>
+                <w:color w:val="0F172A"/>
+                <w:sz w:val="18"/>
+              </w:rPr>
+              <w:t>1</w:t>
+            </w:r>
+          </w:p>
+        </w:tc>
+        <w:tc>
+          <w:tcPr>
+            <w:tcW w:type="dxa" w:w="1921"/>
+            <w:shd w:fill="F8FAFC"/>
+            <w:tcMar>
+              <w:top w:w="80" w:type="dxa"/>
+              <w:bottom w:w="80" w:type="dxa"/>
+              <w:left w:w="100" w:type="dxa"/>
+              <w:right w:w="100" w:type="dxa"/>
+            </w:tcMar>
+          </w:tcPr>
+          <w:p>
+            <w:r>
+              <w:rPr>
+                <w:color w:val="0F172A"/>
+                <w:sz w:val="18"/>
+              </w:rPr>
+              <w:t>Khảo sát hiện trạng &amp; Chuẩn hóa dữ liệu Master Data từ Excel</w:t>
+            </w:r>
+          </w:p>
+        </w:tc>
+        <w:tc>
+          <w:tcPr>
+            <w:tcW w:type="dxa" w:w="1921"/>
+            <w:shd w:fill="F8FAFC"/>
+            <w:tcMar>
+              <w:top w:w="80" w:type="dxa"/>
+              <w:bottom w:w="80" w:type="dxa"/>
+              <w:left w:w="100" w:type="dxa"/>
+              <w:right w:w="100" w:type="dxa"/>
+            </w:tcMar>
+          </w:tcPr>
+          <w:p>
+            <w:r>
+              <w:rPr>
+                <w:color w:val="0F172A"/>
+                <w:sz w:val="18"/>
+              </w:rPr>
+              <w:t>Bóc tách 13 sheets dữ liệu thực tế, xử lý triệt để 12 lỗi #REF!, làm sạch danh bạ 411 khách hàng, 202 CBCNV, 5 kho bãi</w:t>
+            </w:r>
+          </w:p>
+        </w:tc>
+        <w:tc>
+          <w:tcPr>
+            <w:tcW w:type="dxa" w:w="1921"/>
+            <w:shd w:fill="F8FAFC"/>
+            <w:tcMar>
+              <w:top w:w="80" w:type="dxa"/>
+              <w:bottom w:w="80" w:type="dxa"/>
+              <w:left w:w="100" w:type="dxa"/>
+              <w:right w:w="100" w:type="dxa"/>
+            </w:tcMar>
+          </w:tcPr>
+          <w:p>
+            <w:pPr>
+              <w:jc w:val="center"/>
+            </w:pPr>
+            <w:r>
+              <w:rPr>
+                <w:color w:val="0F172A"/>
+                <w:sz w:val="18"/>
+              </w:rPr>
+              <w:t>Gói</w:t>
+            </w:r>
+          </w:p>
+        </w:tc>
+        <w:tc>
+          <w:tcPr>
+            <w:tcW w:type="dxa" w:w="1921"/>
+            <w:shd w:fill="F8FAFC"/>
+            <w:tcMar>
+              <w:top w:w="80" w:type="dxa"/>
+              <w:bottom w:w="80" w:type="dxa"/>
+              <w:left w:w="100" w:type="dxa"/>
+              <w:right w:w="100" w:type="dxa"/>
+            </w:tcMar>
+          </w:tcPr>
+          <w:p>
+            <w:pPr>
+              <w:jc w:val="right"/>
+            </w:pPr>
+            <w:r>
+              <w:rPr>
+                <w:b/>
+                <w:color w:val="1E3A8A"/>
+                <w:sz w:val="18"/>
+              </w:rPr>
+              <w:t>3.500.000</w:t>
+            </w:r>
+          </w:p>
+        </w:tc>
+      </w:tr>
+      <w:tr>
+        <w:tc>
+          <w:tcPr>
+            <w:tcW w:type="dxa" w:w="1921"/>
+            <w:shd w:fill="FFFFFF"/>
+            <w:tcMar>
+              <w:top w:w="80" w:type="dxa"/>
+              <w:bottom w:w="80" w:type="dxa"/>
+              <w:left w:w="100" w:type="dxa"/>
+              <w:right w:w="100" w:type="dxa"/>
+            </w:tcMar>
+          </w:tcPr>
+          <w:p>
+            <w:pPr>
+              <w:jc w:val="center"/>
+            </w:pPr>
+            <w:r>
+              <w:rPr>
+                <w:color w:val="0F172A"/>
+                <w:sz w:val="18"/>
+              </w:rPr>
+              <w:t>2</w:t>
+            </w:r>
+          </w:p>
+        </w:tc>
+        <w:tc>
+          <w:tcPr>
+            <w:tcW w:type="dxa" w:w="1921"/>
+            <w:shd w:fill="FFFFFF"/>
+            <w:tcMar>
+              <w:top w:w="80" w:type="dxa"/>
+              <w:bottom w:w="80" w:type="dxa"/>
+              <w:left w:w="100" w:type="dxa"/>
+              <w:right w:w="100" w:type="dxa"/>
+            </w:tcMar>
+          </w:tcPr>
+          <w:p>
+            <w:r>
+              <w:rPr>
+                <w:color w:val="0F172A"/>
+                <w:sz w:val="18"/>
+              </w:rPr>
+              <w:t>Cài đặt hệ thống lõi &amp; Cấu hình 23 phân hệ QAROMI ERP</w:t>
+            </w:r>
+          </w:p>
+        </w:tc>
+        <w:tc>
+          <w:tcPr>
+            <w:tcW w:type="dxa" w:w="1921"/>
+            <w:shd w:fill="FFFFFF"/>
+            <w:tcMar>
+              <w:top w:w="80" w:type="dxa"/>
+              <w:bottom w:w="80" w:type="dxa"/>
+              <w:left w:w="100" w:type="dxa"/>
+              <w:right w:w="100" w:type="dxa"/>
+            </w:tcMar>
+          </w:tcPr>
+          <w:p>
+            <w:r>
+              <w:rPr>
+                <w:color w:val="0F172A"/>
+                <w:sz w:val="18"/>
+              </w:rPr>
+              <w:t>Thiết lập CSDL quan hệ ACID, đóng gói logic tự động trừ kho, công thức chia đều thù lao vận chuyển, tách VAT 8%, sổ nợ vỏ 19L</w:t>
+            </w:r>
+          </w:p>
+        </w:tc>
+        <w:tc>
+          <w:tcPr>
+            <w:tcW w:type="dxa" w:w="1921"/>
+            <w:shd w:fill="FFFFFF"/>
+            <w:tcMar>
+              <w:top w:w="80" w:type="dxa"/>
+              <w:bottom w:w="80" w:type="dxa"/>
+              <w:left w:w="100" w:type="dxa"/>
+              <w:right w:w="100" w:type="dxa"/>
+            </w:tcMar>
+          </w:tcPr>
+          <w:p>
+            <w:pPr>
+              <w:jc w:val="center"/>
+            </w:pPr>
+            <w:r>
+              <w:rPr>
+                <w:color w:val="0F172A"/>
+                <w:sz w:val="18"/>
+              </w:rPr>
+              <w:t>Gói</w:t>
+            </w:r>
+          </w:p>
+        </w:tc>
+        <w:tc>
+          <w:tcPr>
+            <w:tcW w:type="dxa" w:w="1921"/>
+            <w:shd w:fill="FFFFFF"/>
+            <w:tcMar>
+              <w:top w:w="80" w:type="dxa"/>
+              <w:bottom w:w="80" w:type="dxa"/>
+              <w:left w:w="100" w:type="dxa"/>
+              <w:right w:w="100" w:type="dxa"/>
+            </w:tcMar>
+          </w:tcPr>
+          <w:p>
+            <w:pPr>
+              <w:jc w:val="right"/>
+            </w:pPr>
+            <w:r>
+              <w:rPr>
+                <w:b/>
+                <w:color w:val="1E3A8A"/>
+                <w:sz w:val="18"/>
+              </w:rPr>
+              <w:t>5.500.000</w:t>
+            </w:r>
+          </w:p>
+        </w:tc>
+      </w:tr>
+      <w:tr>
+        <w:tc>
+          <w:tcPr>
+            <w:tcW w:type="dxa" w:w="1921"/>
+            <w:shd w:fill="F8FAFC"/>
+            <w:tcMar>
+              <w:top w:w="80" w:type="dxa"/>
+              <w:bottom w:w="80" w:type="dxa"/>
+              <w:left w:w="100" w:type="dxa"/>
+              <w:right w:w="100" w:type="dxa"/>
+            </w:tcMar>
+          </w:tcPr>
+          <w:p>
+            <w:pPr>
+              <w:jc w:val="center"/>
+            </w:pPr>
+            <w:r>
+              <w:rPr>
+                <w:color w:val="0F172A"/>
+                <w:sz w:val="18"/>
+              </w:rPr>
+              <w:t>3</w:t>
+            </w:r>
+          </w:p>
+        </w:tc>
+        <w:tc>
+          <w:tcPr>
+            <w:tcW w:type="dxa" w:w="1921"/>
+            <w:shd w:fill="F8FAFC"/>
+            <w:tcMar>
+              <w:top w:w="80" w:type="dxa"/>
+              <w:bottom w:w="80" w:type="dxa"/>
+              <w:left w:w="100" w:type="dxa"/>
+              <w:right w:w="100" w:type="dxa"/>
+            </w:tcMar>
+          </w:tcPr>
+          <w:p>
+            <w:r>
+              <w:rPr>
+                <w:color w:val="0F172A"/>
+                <w:sz w:val="18"/>
+              </w:rPr>
+              <w:t>Đào tạo chuyển giao công nghệ &amp; Vận hành thử nghiệm (UAT)</w:t>
+            </w:r>
+          </w:p>
+        </w:tc>
+        <w:tc>
+          <w:tcPr>
+            <w:tcW w:type="dxa" w:w="1921"/>
+            <w:shd w:fill="F8FAFC"/>
+            <w:tcMar>
+              <w:top w:w="80" w:type="dxa"/>
+              <w:bottom w:w="80" w:type="dxa"/>
+              <w:left w:w="100" w:type="dxa"/>
+              <w:right w:w="100" w:type="dxa"/>
+            </w:tcMar>
+          </w:tcPr>
+          <w:p>
+            <w:r>
+              <w:rPr>
+                <w:color w:val="0F172A"/>
+                <w:sz w:val="18"/>
+              </w:rPr>
+              <w:t>Đào tạo thực chiến Ban Giám đốc, Kế toán, Thủ kho, Tiếp thị, Tài xế xe tải điện; hỗ trợ chạy song song 14 ngày</w:t>
+            </w:r>
+          </w:p>
+        </w:tc>
+        <w:tc>
+          <w:tcPr>
+            <w:tcW w:type="dxa" w:w="1921"/>
+            <w:shd w:fill="F8FAFC"/>
+            <w:tcMar>
+              <w:top w:w="80" w:type="dxa"/>
+              <w:bottom w:w="80" w:type="dxa"/>
+              <w:left w:w="100" w:type="dxa"/>
+              <w:right w:w="100" w:type="dxa"/>
+            </w:tcMar>
+          </w:tcPr>
+          <w:p>
+            <w:pPr>
+              <w:jc w:val="center"/>
+            </w:pPr>
+            <w:r>
+              <w:rPr>
+                <w:color w:val="0F172A"/>
+                <w:sz w:val="18"/>
+              </w:rPr>
+              <w:t>Gói</w:t>
+            </w:r>
+          </w:p>
+        </w:tc>
+        <w:tc>
+          <w:tcPr>
+            <w:tcW w:type="dxa" w:w="1921"/>
+            <w:shd w:fill="F8FAFC"/>
+            <w:tcMar>
+              <w:top w:w="80" w:type="dxa"/>
+              <w:bottom w:w="80" w:type="dxa"/>
+              <w:left w:w="100" w:type="dxa"/>
+              <w:right w:w="100" w:type="dxa"/>
+            </w:tcMar>
+          </w:tcPr>
+          <w:p>
+            <w:pPr>
+              <w:jc w:val="right"/>
+            </w:pPr>
+            <w:r>
+              <w:rPr>
+                <w:b/>
+                <w:color w:val="1E3A8A"/>
+                <w:sz w:val="18"/>
+              </w:rPr>
+              <w:t>3.500.000</w:t>
+            </w:r>
+          </w:p>
+        </w:tc>
+      </w:tr>
+      <w:tr>
+        <w:tc>
+          <w:tcPr>
+            <w:tcW w:type="dxa" w:w="1921"/>
+            <w:shd w:fill="FFFFFF"/>
+            <w:tcMar>
+              <w:top w:w="80" w:type="dxa"/>
+              <w:bottom w:w="80" w:type="dxa"/>
+              <w:left w:w="100" w:type="dxa"/>
+              <w:right w:w="100" w:type="dxa"/>
+            </w:tcMar>
+          </w:tcPr>
+          <w:p>
+            <w:pPr>
+              <w:jc w:val="center"/>
+            </w:pPr>
+            <w:r>
+              <w:rPr>
+                <w:color w:val="0F172A"/>
+                <w:sz w:val="18"/>
+              </w:rPr>
+              <w:t>4</w:t>
+            </w:r>
+          </w:p>
+        </w:tc>
+        <w:tc>
+          <w:tcPr>
+            <w:tcW w:type="dxa" w:w="1921"/>
+            <w:shd w:fill="FFFFFF"/>
+            <w:tcMar>
+              <w:top w:w="80" w:type="dxa"/>
+              <w:bottom w:w="80" w:type="dxa"/>
+              <w:left w:w="100" w:type="dxa"/>
+              <w:right w:w="100" w:type="dxa"/>
+            </w:tcMar>
+          </w:tcPr>
+          <w:p>
+            <w:r>
+              <w:rPr>
+                <w:color w:val="0F172A"/>
+                <w:sz w:val="18"/>
+              </w:rPr>
+              <w:t>Bảo hành, bảo trì &amp; Hỗ trợ kỹ thuật sau Golive (06 tháng)</w:t>
+            </w:r>
+          </w:p>
+        </w:tc>
+        <w:tc>
+          <w:tcPr>
+            <w:tcW w:type="dxa" w:w="1921"/>
+            <w:shd w:fill="FFFFFF"/>
+            <w:tcMar>
+              <w:top w:w="80" w:type="dxa"/>
+              <w:bottom w:w="80" w:type="dxa"/>
+              <w:left w:w="100" w:type="dxa"/>
+              <w:right w:w="100" w:type="dxa"/>
+            </w:tcMar>
+          </w:tcPr>
+          <w:p>
+            <w:r>
+              <w:rPr>
+                <w:color w:val="0F172A"/>
+                <w:sz w:val="18"/>
+              </w:rPr>
+              <w:t>Trực hỗ trợ kỹ thuật 24/7, định kỳ sao lưu dữ liệu, bảo đảm hệ thống vận hành thông suốt, chuyển giao tài liệu kỹ thuật</w:t>
+            </w:r>
+          </w:p>
+        </w:tc>
+        <w:tc>
+          <w:tcPr>
+            <w:tcW w:type="dxa" w:w="1921"/>
+            <w:shd w:fill="FFFFFF"/>
+            <w:tcMar>
+              <w:top w:w="80" w:type="dxa"/>
+              <w:bottom w:w="80" w:type="dxa"/>
+              <w:left w:w="100" w:type="dxa"/>
+              <w:right w:w="100" w:type="dxa"/>
+            </w:tcMar>
+          </w:tcPr>
+          <w:p>
+            <w:pPr>
+              <w:jc w:val="center"/>
+            </w:pPr>
+            <w:r>
+              <w:rPr>
+                <w:color w:val="0F172A"/>
+                <w:sz w:val="18"/>
+              </w:rPr>
+              <w:t>Gói</w:t>
+            </w:r>
+          </w:p>
+        </w:tc>
+        <w:tc>
+          <w:tcPr>
+            <w:tcW w:type="dxa" w:w="1921"/>
+            <w:shd w:fill="FFFFFF"/>
+            <w:tcMar>
+              <w:top w:w="80" w:type="dxa"/>
+              <w:bottom w:w="80" w:type="dxa"/>
+              <w:left w:w="100" w:type="dxa"/>
+              <w:right w:w="100" w:type="dxa"/>
+            </w:tcMar>
+          </w:tcPr>
+          <w:p>
+            <w:pPr>
+              <w:jc w:val="right"/>
+            </w:pPr>
+            <w:r>
+              <w:rPr>
+                <w:b/>
+                <w:color w:val="1E3A8A"/>
+                <w:sz w:val="18"/>
+              </w:rPr>
+              <w:t>2.500.000</w:t>
+            </w:r>
+          </w:p>
+        </w:tc>
+      </w:tr>
+      <w:tr>
+        <w:tc>
+          <w:tcPr>
+            <w:tcW w:type="dxa" w:w="1921"/>
+            <w:shd w:fill="EFF6FF"/>
+            <w:tcMar>
+              <w:top w:w="100" w:type="dxa"/>
+              <w:bottom w:w="100" w:type="dxa"/>
+              <w:left w:w="100" w:type="dxa"/>
+              <w:right w:w="100" w:type="dxa"/>
+            </w:tcMar>
+          </w:tcPr>
+          <w:p/>
+        </w:tc>
+        <w:tc>
+          <w:tcPr>
+            <w:tcW w:type="dxa" w:w="1921"/>
+            <w:shd w:fill="EFF6FF"/>
+            <w:tcMar>
+              <w:top w:w="100" w:type="dxa"/>
+              <w:bottom w:w="100" w:type="dxa"/>
+              <w:left w:w="100" w:type="dxa"/>
+              <w:right w:w="100" w:type="dxa"/>
+            </w:tcMar>
+          </w:tcPr>
+          <w:p>
+            <w:r>
+              <w:rPr>
+                <w:b/>
+                <w:color w:val="1E3A8A"/>
+                <w:sz w:val="19"/>
+              </w:rPr>
+              <w:t>TỔNG CỘNG KINH PHÍ TƯ VẤN TRIỂN KHAI (TRỌN GÓI):</w:t>
+            </w:r>
+          </w:p>
+        </w:tc>
+        <w:tc>
+          <w:tcPr>
+            <w:tcW w:type="dxa" w:w="1921"/>
+            <w:shd w:fill="EFF6FF"/>
+            <w:tcMar>
+              <w:top w:w="100" w:type="dxa"/>
+              <w:bottom w:w="100" w:type="dxa"/>
+              <w:left w:w="100" w:type="dxa"/>
+              <w:right w:w="100" w:type="dxa"/>
+            </w:tcMar>
+          </w:tcPr>
+          <w:p/>
+        </w:tc>
+        <w:tc>
+          <w:tcPr>
+            <w:tcW w:type="dxa" w:w="1921"/>
+            <w:shd w:fill="EFF6FF"/>
+            <w:tcMar>
+              <w:top w:w="100" w:type="dxa"/>
+              <w:bottom w:w="100" w:type="dxa"/>
+              <w:left w:w="100" w:type="dxa"/>
+              <w:right w:w="100" w:type="dxa"/>
+            </w:tcMar>
+          </w:tcPr>
+          <w:p/>
+        </w:tc>
+        <w:tc>
+          <w:tcPr>
+            <w:tcW w:type="dxa" w:w="1921"/>
+            <w:shd w:fill="EFF6FF"/>
+            <w:tcMar>
+              <w:top w:w="100" w:type="dxa"/>
+              <w:bottom w:w="100" w:type="dxa"/>
+              <w:left w:w="100" w:type="dxa"/>
+              <w:right w:w="100" w:type="dxa"/>
+            </w:tcMar>
+          </w:tcPr>
+          <w:p>
+            <w:pPr>
+              <w:jc w:val="right"/>
+            </w:pPr>
+            <w:r>
+              <w:rPr>
+                <w:b/>
+                <w:color w:val="DC2626"/>
+                <w:sz w:val="22"/>
+              </w:rPr>
+              <w:t>15.000.000 đ</w:t>
+            </w:r>
+          </w:p>
+        </w:tc>
+      </w:tr>
+    </w:tbl>
+    <w:p>
+      <w:pPr>
+        <w:spacing w:after="80" w:line="276" w:lineRule="auto"/>
+      </w:pPr>
+      <w:r>
+        <w:rPr>
+          <w:i/>
+          <w:color w:val="0F172A"/>
+          <w:sz w:val="20"/>
+        </w:rPr>
+        <w:t>(Bằng chữ: Mười lăm triệu đồng chẵn. Đơn giá trên đã bao gồm toàn bộ chi phí khảo sát, cấu hình, chuyển đổi dữ liệu và đào tạo chuyển giao tại đơn vị.)</w:t>
+      </w:r>
+    </w:p>
+    <w:p>
+      <w:pPr>
+        <w:spacing w:after="80" w:line="276" w:lineRule="auto"/>
+      </w:pPr>
+      <w:r>
+        <w:rPr>
+          <w:b/>
+          <w:color w:val="1E3A8A"/>
+          <w:sz w:val="20"/>
+        </w:rPr>
+        <w:t xml:space="preserve">• </w:t>
+      </w:r>
+      <w:r>
+        <w:rPr>
+          <w:i w:val="0"/>
+          <w:color w:val="0F172A"/>
+          <w:sz w:val="20"/>
+        </w:rPr>
+        <w:t>Tiến độ thanh toán hợp đồng:</w:t>
+      </w:r>
+    </w:p>
+    <w:p>
+      <w:pPr>
+        <w:spacing w:after="80" w:line="276" w:lineRule="auto"/>
+      </w:pPr>
+      <w:r>
+        <w:rPr>
+          <w:i w:val="0"/>
+          <w:color w:val="0F172A"/>
+          <w:sz w:val="20"/>
+        </w:rPr>
+        <w:t>Đợt 1 (50% tương đương 7.500.000 VNĐ): Tạm ứng ngay sau khi ký kết hợp đồng tư vấn và bắt đầu tiếp nhận dữ liệu Excel từ xí nghiệp.</w:t>
+      </w:r>
+    </w:p>
+    <w:p>
+      <w:pPr>
+        <w:spacing w:after="80" w:line="276" w:lineRule="auto"/>
+      </w:pPr>
+      <w:r>
+        <w:rPr>
+          <w:i w:val="0"/>
+          <w:color w:val="0F172A"/>
+          <w:sz w:val="20"/>
+        </w:rPr>
+        <w:t>Đợt 2 (50% tương đương 7.500.000 VNĐ): Quyết toán sau khi hoàn thành công tác đào tạo UAT, nghiệm thu vận hành thử nghiệm và ký biên bản bàn giao chính thức.</w:t>
+      </w:r>
+    </w:p>
+    <w:p>
+      <w:pPr>
+        <w:spacing w:after="80" w:line="276" w:lineRule="auto"/>
+      </w:pPr>
+      <w:r>
+        <w:rPr>
+          <w:i w:val="0"/>
+          <w:color w:val="0F172A"/>
+          <w:sz w:val="20"/>
+        </w:rPr>
+        <w:t>Cam kết kinh phí: Mức kinh phí 15.000.000 VNĐ là chi phí trọn gói chìa khóa trao tay. Bên tư vấn cam kết không phát sinh bất kỳ khoản phụ phí nào ngoài hợp đồng trong suốt quá trình triển khai.</w:t>
+      </w:r>
+    </w:p>
+    <w:p>
+      <w:pPr>
+        <w:spacing w:before="240" w:after="120"/>
+      </w:pPr>
+      <w:r>
+        <w:rPr>
+          <w:rFonts w:ascii="Calibri" w:hAnsi="Calibri"/>
+          <w:b/>
+          <w:color w:val="0284C7"/>
+          <w:sz w:val="24"/>
+        </w:rPr>
+        <w:t>3. Cam kết chất lượng, bảo mật &amp; hỗ trợ kỹ thuật</w:t>
       </w:r>
     </w:p>
     <w:p>

--- a/QAROMI_ERP_Thuyet_Minh_Giai_Phap.docx
+++ b/QAROMI_ERP_Thuyet_Minh_Giai_Phap.docx
@@ -102,6 +102,51 @@
                 <w:sz w:val="19"/>
               </w:rPr>
               <w:t>Xí nghiệp Nước Hòn Gai — Công ty CP Nước sạch Quảng Ninh (QUAWACO)</w:t>
+            </w:r>
+          </w:p>
+        </w:tc>
+      </w:tr>
+      <w:tr>
+        <w:tc>
+          <w:tcPr>
+            <w:tcW w:type="dxa" w:w="4802"/>
+            <w:shd w:fill="F1F5F9"/>
+            <w:tcMar>
+              <w:top w:w="80" w:type="dxa"/>
+              <w:bottom w:w="80" w:type="dxa"/>
+              <w:left w:w="120" w:type="dxa"/>
+              <w:right w:w="120" w:type="dxa"/>
+            </w:tcMar>
+          </w:tcPr>
+          <w:p>
+            <w:r>
+              <w:rPr>
+                <w:b/>
+                <w:color w:val="1E3A8A"/>
+                <w:sz w:val="19"/>
+              </w:rPr>
+              <w:t>Đại diện đơn vị:</w:t>
+            </w:r>
+          </w:p>
+        </w:tc>
+        <w:tc>
+          <w:tcPr>
+            <w:tcW w:type="dxa" w:w="4802"/>
+            <w:shd w:fill="F8FAFC"/>
+            <w:tcMar>
+              <w:top w:w="80" w:type="dxa"/>
+              <w:bottom w:w="80" w:type="dxa"/>
+              <w:left w:w="120" w:type="dxa"/>
+              <w:right w:w="120" w:type="dxa"/>
+            </w:tcMar>
+          </w:tcPr>
+          <w:p>
+            <w:r>
+              <w:rPr>
+                <w:color w:val="0F172A"/>
+                <w:sz w:val="19"/>
+              </w:rPr>
+              <w:t>Đoàn Thị Nhung — Xí nghiệp Nước Hòn Gai</w:t>
             </w:r>
           </w:p>
         </w:tc>
@@ -327,7 +372,7 @@
                 <w:color w:val="0F172A"/>
                 <w:sz w:val="19"/>
               </w:rPr>
-              <w:t>Phiên bản 2.1.0 — Bản Trình Duyệt Chốt Phương Án (Kèm 23 ảnh minh chứng &amp; Dự toán)</w:t>
+              <w:t>Phiên bản 2.2.0 — Bản Trình Duyệt Chốt Phương Án (Kèm 23 ảnh minh chứng &amp; Dự toán)</w:t>
             </w:r>
           </w:p>
         </w:tc>
@@ -4667,7 +4712,7 @@
                 <w:color w:val="0F172A"/>
                 <w:sz w:val="22"/>
               </w:rPr>
-              <w:t>BAN GIÁM ĐỐC XÍ NGHIỆP</w:t>
+              <w:t>Đoàn Thị Nhung</w:t>
             </w:r>
           </w:p>
         </w:tc>

--- a/QAROMI_ERP_Thuyet_Minh_Giai_Phap.docx
+++ b/QAROMI_ERP_Thuyet_Minh_Giai_Phap.docx
@@ -3771,20 +3771,7 @@
           <w:color w:val="0284C7"/>
           <w:sz w:val="24"/>
         </w:rPr>
-        <w:t>2. Dự toán kinh phí tư vấn và triển khai giải pháp (15.000.000 VNĐ)</w:t>
-      </w:r>
-    </w:p>
-    <w:p>
-      <w:pPr>
-        <w:spacing w:after="80" w:line="276" w:lineRule="auto"/>
-      </w:pPr>
-      <w:r>
-        <w:rPr>
-          <w:i w:val="0"/>
-          <w:color w:val="0F172A"/>
-          <w:sz w:val="20"/>
-        </w:rPr>
-        <w:t>Chi phí tư vấn và triển khai phần mềm Quản trị doanh nghiệp QAROMI ERP được xây dựng theo hình thức trọn gói chìa khóa trao tay, bảo đảm tối ưu ngân sách cho xí nghiệp và tuyệt đối không phát sinh chi phí ẩn:</w:t>
+        <w:t>2. Kinh phí tư vấn và triển khai giải pháp (Trọn gói: 15.000.000 VNĐ)</w:t>
       </w:r>
     </w:p>
     <w:tbl>
@@ -3795,763 +3782,118 @@
         <w:tblLook w:firstColumn="1" w:firstRow="1" w:lastColumn="0" w:lastRow="0" w:noHBand="0" w:noVBand="1" w:val="04A0"/>
       </w:tblPr>
       <w:tblGrid>
-        <w:gridCol w:w="864"/>
-        <w:gridCol w:w="3744"/>
-        <w:gridCol w:w="2592"/>
-        <w:gridCol w:w="864"/>
-        <w:gridCol w:w="1728"/>
+        <w:gridCol w:w="9792"/>
       </w:tblGrid>
       <w:tr>
         <w:tc>
           <w:tcPr>
-            <w:tcW w:type="dxa" w:w="1921"/>
-            <w:shd w:fill="1E3A8A"/>
+            <w:tcW w:type="dxa" w:w="9605"/>
+            <w:shd w:fill="EFF6FF"/>
             <w:tcMar>
-              <w:top w:w="100" w:type="dxa"/>
-              <w:bottom w:w="100" w:type="dxa"/>
-              <w:left w:w="100" w:type="dxa"/>
-              <w:right w:w="100" w:type="dxa"/>
+              <w:top w:w="120" w:type="dxa"/>
+              <w:bottom w:w="120" w:type="dxa"/>
+              <w:left w:w="160" w:type="dxa"/>
+              <w:right w:w="160" w:type="dxa"/>
             </w:tcMar>
+            <w:tcBorders>
+              <w:top w:val="single" w:sz="8" w:space="0" w:color="93C5FD"/>
+              <w:left w:val="single" w:sz="24" w:space="0" w:color="1E3A8A"/>
+              <w:bottom w:val="single" w:sz="8" w:space="0" w:color="93C5FD"/>
+              <w:right w:val="single" w:sz="8" w:space="0" w:color="93C5FD"/>
+            </w:tcBorders>
           </w:tcPr>
           <w:p>
             <w:pPr>
-              <w:jc w:val="center"/>
-            </w:pPr>
-            <w:r>
-              <w:rPr>
-                <w:b/>
-                <w:color w:val="FFFFFF"/>
-                <w:sz w:val="18"/>
-              </w:rPr>
-              <w:t>STT</w:t>
-            </w:r>
-          </w:p>
-        </w:tc>
-        <w:tc>
-          <w:tcPr>
-            <w:tcW w:type="dxa" w:w="1921"/>
-            <w:shd w:fill="1E3A8A"/>
-            <w:tcMar>
-              <w:top w:w="100" w:type="dxa"/>
-              <w:bottom w:w="100" w:type="dxa"/>
-              <w:left w:w="100" w:type="dxa"/>
-              <w:right w:w="100" w:type="dxa"/>
-            </w:tcMar>
-          </w:tcPr>
-          <w:p>
-            <w:r>
-              <w:rPr>
-                <w:b/>
-                <w:color w:val="FFFFFF"/>
-                <w:sz w:val="18"/>
-              </w:rPr>
-              <w:t>Hạng mục công việc tư vấn &amp; triển khai</w:t>
-            </w:r>
-          </w:p>
-        </w:tc>
-        <w:tc>
-          <w:tcPr>
-            <w:tcW w:type="dxa" w:w="1921"/>
-            <w:shd w:fill="1E3A8A"/>
-            <w:tcMar>
-              <w:top w:w="100" w:type="dxa"/>
-              <w:bottom w:w="100" w:type="dxa"/>
-              <w:left w:w="100" w:type="dxa"/>
-              <w:right w:w="100" w:type="dxa"/>
-            </w:tcMar>
-          </w:tcPr>
-          <w:p>
-            <w:r>
-              <w:rPr>
-                <w:b/>
-                <w:color w:val="FFFFFF"/>
-                <w:sz w:val="18"/>
-              </w:rPr>
-              <w:t>Phạm vi thực hiện</w:t>
-            </w:r>
-          </w:p>
-        </w:tc>
-        <w:tc>
-          <w:tcPr>
-            <w:tcW w:type="dxa" w:w="1921"/>
-            <w:shd w:fill="1E3A8A"/>
-            <w:tcMar>
-              <w:top w:w="100" w:type="dxa"/>
-              <w:bottom w:w="100" w:type="dxa"/>
-              <w:left w:w="100" w:type="dxa"/>
-              <w:right w:w="100" w:type="dxa"/>
-            </w:tcMar>
-          </w:tcPr>
-          <w:p>
-            <w:pPr>
-              <w:jc w:val="center"/>
-            </w:pPr>
-            <w:r>
-              <w:rPr>
-                <w:b/>
-                <w:color w:val="FFFFFF"/>
-                <w:sz w:val="18"/>
-              </w:rPr>
-              <w:t>ĐVT</w:t>
-            </w:r>
-          </w:p>
-        </w:tc>
-        <w:tc>
-          <w:tcPr>
-            <w:tcW w:type="dxa" w:w="1921"/>
-            <w:shd w:fill="1E3A8A"/>
-            <w:tcMar>
-              <w:top w:w="100" w:type="dxa"/>
-              <w:bottom w:w="100" w:type="dxa"/>
-              <w:left w:w="100" w:type="dxa"/>
-              <w:right w:w="100" w:type="dxa"/>
-            </w:tcMar>
-          </w:tcPr>
-          <w:p>
-            <w:pPr>
-              <w:jc w:val="right"/>
-            </w:pPr>
-            <w:r>
-              <w:rPr>
-                <w:b/>
-                <w:color w:val="FFFFFF"/>
-                <w:sz w:val="18"/>
-              </w:rPr>
-              <w:t>Thành tiền (VNĐ)</w:t>
-            </w:r>
-          </w:p>
-        </w:tc>
-      </w:tr>
-      <w:tr>
-        <w:tc>
-          <w:tcPr>
-            <w:tcW w:type="dxa" w:w="1921"/>
-            <w:shd w:fill="F8FAFC"/>
-            <w:tcMar>
-              <w:top w:w="80" w:type="dxa"/>
-              <w:bottom w:w="80" w:type="dxa"/>
-              <w:left w:w="100" w:type="dxa"/>
-              <w:right w:w="100" w:type="dxa"/>
-            </w:tcMar>
-          </w:tcPr>
-          <w:p>
-            <w:pPr>
-              <w:jc w:val="center"/>
-            </w:pPr>
-            <w:r>
-              <w:rPr>
-                <w:color w:val="0F172A"/>
-                <w:sz w:val="18"/>
-              </w:rPr>
-              <w:t>1</w:t>
-            </w:r>
-          </w:p>
-        </w:tc>
-        <w:tc>
-          <w:tcPr>
-            <w:tcW w:type="dxa" w:w="1921"/>
-            <w:shd w:fill="F8FAFC"/>
-            <w:tcMar>
-              <w:top w:w="80" w:type="dxa"/>
-              <w:bottom w:w="80" w:type="dxa"/>
-              <w:left w:w="100" w:type="dxa"/>
-              <w:right w:w="100" w:type="dxa"/>
-            </w:tcMar>
-          </w:tcPr>
-          <w:p>
-            <w:r>
-              <w:rPr>
-                <w:color w:val="0F172A"/>
-                <w:sz w:val="18"/>
-              </w:rPr>
-              <w:t>Khảo sát hiện trạng &amp; Chuẩn hóa dữ liệu Master Data từ Excel</w:t>
-            </w:r>
-          </w:p>
-        </w:tc>
-        <w:tc>
-          <w:tcPr>
-            <w:tcW w:type="dxa" w:w="1921"/>
-            <w:shd w:fill="F8FAFC"/>
-            <w:tcMar>
-              <w:top w:w="80" w:type="dxa"/>
-              <w:bottom w:w="80" w:type="dxa"/>
-              <w:left w:w="100" w:type="dxa"/>
-              <w:right w:w="100" w:type="dxa"/>
-            </w:tcMar>
-          </w:tcPr>
-          <w:p>
-            <w:r>
-              <w:rPr>
-                <w:color w:val="0F172A"/>
-                <w:sz w:val="18"/>
-              </w:rPr>
-              <w:t>Bóc tách 13 sheets dữ liệu thực tế, xử lý triệt để 12 lỗi #REF!, làm sạch danh bạ 411 khách hàng, 202 CBCNV, 5 kho bãi</w:t>
-            </w:r>
-          </w:p>
-        </w:tc>
-        <w:tc>
-          <w:tcPr>
-            <w:tcW w:type="dxa" w:w="1921"/>
-            <w:shd w:fill="F8FAFC"/>
-            <w:tcMar>
-              <w:top w:w="80" w:type="dxa"/>
-              <w:bottom w:w="80" w:type="dxa"/>
-              <w:left w:w="100" w:type="dxa"/>
-              <w:right w:w="100" w:type="dxa"/>
-            </w:tcMar>
-          </w:tcPr>
-          <w:p>
-            <w:pPr>
-              <w:jc w:val="center"/>
-            </w:pPr>
-            <w:r>
-              <w:rPr>
-                <w:color w:val="0F172A"/>
-                <w:sz w:val="18"/>
-              </w:rPr>
-              <w:t>Gói</w:t>
-            </w:r>
-          </w:p>
-        </w:tc>
-        <w:tc>
-          <w:tcPr>
-            <w:tcW w:type="dxa" w:w="1921"/>
-            <w:shd w:fill="F8FAFC"/>
-            <w:tcMar>
-              <w:top w:w="80" w:type="dxa"/>
-              <w:bottom w:w="80" w:type="dxa"/>
-              <w:left w:w="100" w:type="dxa"/>
-              <w:right w:w="100" w:type="dxa"/>
-            </w:tcMar>
-          </w:tcPr>
-          <w:p>
-            <w:pPr>
-              <w:jc w:val="right"/>
+              <w:spacing w:after="120"/>
             </w:pPr>
             <w:r>
               <w:rPr>
                 <w:b/>
                 <w:color w:val="1E3A8A"/>
-                <w:sz w:val="18"/>
+                <w:sz w:val="22"/>
               </w:rPr>
-              <w:t>3.500.000</w:t>
+              <w:t xml:space="preserve">TỔNG KINH PHÍ TƯ VẤN &amp; TRIỂN KHAI TRỌN GÓI:  </w:t>
             </w:r>
-          </w:p>
-        </w:tc>
-      </w:tr>
-      <w:tr>
-        <w:tc>
-          <w:tcPr>
-            <w:tcW w:type="dxa" w:w="1921"/>
-            <w:shd w:fill="FFFFFF"/>
-            <w:tcMar>
-              <w:top w:w="80" w:type="dxa"/>
-              <w:bottom w:w="80" w:type="dxa"/>
-              <w:left w:w="100" w:type="dxa"/>
-              <w:right w:w="100" w:type="dxa"/>
-            </w:tcMar>
-          </w:tcPr>
-          <w:p>
-            <w:pPr>
-              <w:jc w:val="center"/>
-            </w:pPr>
-            <w:r>
-              <w:rPr>
-                <w:color w:val="0F172A"/>
-                <w:sz w:val="18"/>
-              </w:rPr>
-              <w:t>2</w:t>
-            </w:r>
-          </w:p>
-        </w:tc>
-        <w:tc>
-          <w:tcPr>
-            <w:tcW w:type="dxa" w:w="1921"/>
-            <w:shd w:fill="FFFFFF"/>
-            <w:tcMar>
-              <w:top w:w="80" w:type="dxa"/>
-              <w:bottom w:w="80" w:type="dxa"/>
-              <w:left w:w="100" w:type="dxa"/>
-              <w:right w:w="100" w:type="dxa"/>
-            </w:tcMar>
-          </w:tcPr>
-          <w:p>
-            <w:r>
-              <w:rPr>
-                <w:color w:val="0F172A"/>
-                <w:sz w:val="18"/>
-              </w:rPr>
-              <w:t>Cài đặt hệ thống lõi &amp; Cấu hình 23 phân hệ QAROMI ERP</w:t>
-            </w:r>
-          </w:p>
-        </w:tc>
-        <w:tc>
-          <w:tcPr>
-            <w:tcW w:type="dxa" w:w="1921"/>
-            <w:shd w:fill="FFFFFF"/>
-            <w:tcMar>
-              <w:top w:w="80" w:type="dxa"/>
-              <w:bottom w:w="80" w:type="dxa"/>
-              <w:left w:w="100" w:type="dxa"/>
-              <w:right w:w="100" w:type="dxa"/>
-            </w:tcMar>
-          </w:tcPr>
-          <w:p>
-            <w:r>
-              <w:rPr>
-                <w:color w:val="0F172A"/>
-                <w:sz w:val="18"/>
-              </w:rPr>
-              <w:t>Thiết lập CSDL quan hệ ACID, đóng gói logic tự động trừ kho, công thức chia đều thù lao vận chuyển, tách VAT 8%, sổ nợ vỏ 19L</w:t>
-            </w:r>
-          </w:p>
-        </w:tc>
-        <w:tc>
-          <w:tcPr>
-            <w:tcW w:type="dxa" w:w="1921"/>
-            <w:shd w:fill="FFFFFF"/>
-            <w:tcMar>
-              <w:top w:w="80" w:type="dxa"/>
-              <w:bottom w:w="80" w:type="dxa"/>
-              <w:left w:w="100" w:type="dxa"/>
-              <w:right w:w="100" w:type="dxa"/>
-            </w:tcMar>
-          </w:tcPr>
-          <w:p>
-            <w:pPr>
-              <w:jc w:val="center"/>
-            </w:pPr>
-            <w:r>
-              <w:rPr>
-                <w:color w:val="0F172A"/>
-                <w:sz w:val="18"/>
-              </w:rPr>
-              <w:t>Gói</w:t>
-            </w:r>
-          </w:p>
-        </w:tc>
-        <w:tc>
-          <w:tcPr>
-            <w:tcW w:type="dxa" w:w="1921"/>
-            <w:shd w:fill="FFFFFF"/>
-            <w:tcMar>
-              <w:top w:w="80" w:type="dxa"/>
-              <w:bottom w:w="80" w:type="dxa"/>
-              <w:left w:w="100" w:type="dxa"/>
-              <w:right w:w="100" w:type="dxa"/>
-            </w:tcMar>
-          </w:tcPr>
-          <w:p>
-            <w:pPr>
-              <w:jc w:val="right"/>
-            </w:pPr>
             <w:r>
               <w:rPr>
                 <w:b/>
-                <w:color w:val="1E3A8A"/>
-                <w:sz w:val="18"/>
+                <w:color w:val="DC2626"/>
+                <w:sz w:val="26"/>
               </w:rPr>
-              <w:t>5.500.000</w:t>
+              <w:t>15.000.000 VNĐ</w:t>
+            </w:r>
+            <w:r>
+              <w:rPr>
+                <w:i/>
+                <w:color w:val="0F172A"/>
+                <w:sz w:val="19"/>
+              </w:rPr>
+              <w:t xml:space="preserve">  (Mười lăm triệu đồng chẵn)</w:t>
             </w:r>
           </w:p>
-        </w:tc>
-      </w:tr>
-      <w:tr>
-        <w:tc>
-          <w:tcPr>
-            <w:tcW w:type="dxa" w:w="1921"/>
-            <w:shd w:fill="F8FAFC"/>
-            <w:tcMar>
-              <w:top w:w="80" w:type="dxa"/>
-              <w:bottom w:w="80" w:type="dxa"/>
-              <w:left w:w="100" w:type="dxa"/>
-              <w:right w:w="100" w:type="dxa"/>
-            </w:tcMar>
-          </w:tcPr>
           <w:p>
             <w:pPr>
-              <w:jc w:val="center"/>
+              <w:spacing w:after="60"/>
             </w:pPr>
-            <w:r>
-              <w:rPr>
-                <w:color w:val="0F172A"/>
-                <w:sz w:val="18"/>
-              </w:rPr>
-              <w:t>3</w:t>
-            </w:r>
-          </w:p>
-        </w:tc>
-        <w:tc>
-          <w:tcPr>
-            <w:tcW w:type="dxa" w:w="1921"/>
-            <w:shd w:fill="F8FAFC"/>
-            <w:tcMar>
-              <w:top w:w="80" w:type="dxa"/>
-              <w:bottom w:w="80" w:type="dxa"/>
-              <w:left w:w="100" w:type="dxa"/>
-              <w:right w:w="100" w:type="dxa"/>
-            </w:tcMar>
-          </w:tcPr>
-          <w:p>
-            <w:r>
-              <w:rPr>
-                <w:color w:val="0F172A"/>
-                <w:sz w:val="18"/>
-              </w:rPr>
-              <w:t>Đào tạo chuyển giao công nghệ &amp; Vận hành thử nghiệm (UAT)</w:t>
-            </w:r>
-          </w:p>
-        </w:tc>
-        <w:tc>
-          <w:tcPr>
-            <w:tcW w:type="dxa" w:w="1921"/>
-            <w:shd w:fill="F8FAFC"/>
-            <w:tcMar>
-              <w:top w:w="80" w:type="dxa"/>
-              <w:bottom w:w="80" w:type="dxa"/>
-              <w:left w:w="100" w:type="dxa"/>
-              <w:right w:w="100" w:type="dxa"/>
-            </w:tcMar>
-          </w:tcPr>
-          <w:p>
-            <w:r>
-              <w:rPr>
-                <w:color w:val="0F172A"/>
-                <w:sz w:val="18"/>
-              </w:rPr>
-              <w:t>Đào tạo thực chiến Ban Giám đốc, Kế toán, Thủ kho, Tiếp thị, Tài xế xe tải điện; hỗ trợ chạy song song 14 ngày</w:t>
-            </w:r>
-          </w:p>
-        </w:tc>
-        <w:tc>
-          <w:tcPr>
-            <w:tcW w:type="dxa" w:w="1921"/>
-            <w:shd w:fill="F8FAFC"/>
-            <w:tcMar>
-              <w:top w:w="80" w:type="dxa"/>
-              <w:bottom w:w="80" w:type="dxa"/>
-              <w:left w:w="100" w:type="dxa"/>
-              <w:right w:w="100" w:type="dxa"/>
-            </w:tcMar>
-          </w:tcPr>
-          <w:p>
-            <w:pPr>
-              <w:jc w:val="center"/>
-            </w:pPr>
-            <w:r>
-              <w:rPr>
-                <w:color w:val="0F172A"/>
-                <w:sz w:val="18"/>
-              </w:rPr>
-              <w:t>Gói</w:t>
-            </w:r>
-          </w:p>
-        </w:tc>
-        <w:tc>
-          <w:tcPr>
-            <w:tcW w:type="dxa" w:w="1921"/>
-            <w:shd w:fill="F8FAFC"/>
-            <w:tcMar>
-              <w:top w:w="80" w:type="dxa"/>
-              <w:bottom w:w="80" w:type="dxa"/>
-              <w:left w:w="100" w:type="dxa"/>
-              <w:right w:w="100" w:type="dxa"/>
-            </w:tcMar>
-          </w:tcPr>
-          <w:p>
-            <w:pPr>
-              <w:jc w:val="right"/>
-            </w:pPr>
-            <w:r>
-              <w:rPr>
-                <w:b/>
-                <w:color w:val="1E3A8A"/>
-                <w:sz w:val="18"/>
-              </w:rPr>
-              <w:t>3.500.000</w:t>
-            </w:r>
-          </w:p>
-        </w:tc>
-      </w:tr>
-      <w:tr>
-        <w:tc>
-          <w:tcPr>
-            <w:tcW w:type="dxa" w:w="1921"/>
-            <w:shd w:fill="FFFFFF"/>
-            <w:tcMar>
-              <w:top w:w="80" w:type="dxa"/>
-              <w:bottom w:w="80" w:type="dxa"/>
-              <w:left w:w="100" w:type="dxa"/>
-              <w:right w:w="100" w:type="dxa"/>
-            </w:tcMar>
-          </w:tcPr>
-          <w:p>
-            <w:pPr>
-              <w:jc w:val="center"/>
-            </w:pPr>
-            <w:r>
-              <w:rPr>
-                <w:color w:val="0F172A"/>
-                <w:sz w:val="18"/>
-              </w:rPr>
-              <w:t>4</w:t>
-            </w:r>
-          </w:p>
-        </w:tc>
-        <w:tc>
-          <w:tcPr>
-            <w:tcW w:type="dxa" w:w="1921"/>
-            <w:shd w:fill="FFFFFF"/>
-            <w:tcMar>
-              <w:top w:w="80" w:type="dxa"/>
-              <w:bottom w:w="80" w:type="dxa"/>
-              <w:left w:w="100" w:type="dxa"/>
-              <w:right w:w="100" w:type="dxa"/>
-            </w:tcMar>
-          </w:tcPr>
-          <w:p>
-            <w:r>
-              <w:rPr>
-                <w:color w:val="0F172A"/>
-                <w:sz w:val="18"/>
-              </w:rPr>
-              <w:t>Bảo hành, bảo trì &amp; Hỗ trợ kỹ thuật sau Golive (06 tháng)</w:t>
-            </w:r>
-          </w:p>
-        </w:tc>
-        <w:tc>
-          <w:tcPr>
-            <w:tcW w:type="dxa" w:w="1921"/>
-            <w:shd w:fill="FFFFFF"/>
-            <w:tcMar>
-              <w:top w:w="80" w:type="dxa"/>
-              <w:bottom w:w="80" w:type="dxa"/>
-              <w:left w:w="100" w:type="dxa"/>
-              <w:right w:w="100" w:type="dxa"/>
-            </w:tcMar>
-          </w:tcPr>
-          <w:p>
-            <w:r>
-              <w:rPr>
-                <w:color w:val="0F172A"/>
-                <w:sz w:val="18"/>
-              </w:rPr>
-              <w:t>Trực hỗ trợ kỹ thuật 24/7, định kỳ sao lưu dữ liệu, bảo đảm hệ thống vận hành thông suốt, chuyển giao tài liệu kỹ thuật</w:t>
-            </w:r>
-          </w:p>
-        </w:tc>
-        <w:tc>
-          <w:tcPr>
-            <w:tcW w:type="dxa" w:w="1921"/>
-            <w:shd w:fill="FFFFFF"/>
-            <w:tcMar>
-              <w:top w:w="80" w:type="dxa"/>
-              <w:bottom w:w="80" w:type="dxa"/>
-              <w:left w:w="100" w:type="dxa"/>
-              <w:right w:w="100" w:type="dxa"/>
-            </w:tcMar>
-          </w:tcPr>
-          <w:p>
-            <w:pPr>
-              <w:jc w:val="center"/>
-            </w:pPr>
-            <w:r>
-              <w:rPr>
-                <w:color w:val="0F172A"/>
-                <w:sz w:val="18"/>
-              </w:rPr>
-              <w:t>Gói</w:t>
-            </w:r>
-          </w:p>
-        </w:tc>
-        <w:tc>
-          <w:tcPr>
-            <w:tcW w:type="dxa" w:w="1921"/>
-            <w:shd w:fill="FFFFFF"/>
-            <w:tcMar>
-              <w:top w:w="80" w:type="dxa"/>
-              <w:bottom w:w="80" w:type="dxa"/>
-              <w:left w:w="100" w:type="dxa"/>
-              <w:right w:w="100" w:type="dxa"/>
-            </w:tcMar>
-          </w:tcPr>
-          <w:p>
-            <w:pPr>
-              <w:jc w:val="right"/>
-            </w:pPr>
-            <w:r>
-              <w:rPr>
-                <w:b/>
-                <w:color w:val="1E3A8A"/>
-                <w:sz w:val="18"/>
-              </w:rPr>
-              <w:t>2.500.000</w:t>
-            </w:r>
-          </w:p>
-        </w:tc>
-      </w:tr>
-      <w:tr>
-        <w:tc>
-          <w:tcPr>
-            <w:tcW w:type="dxa" w:w="1921"/>
-            <w:shd w:fill="EFF6FF"/>
-            <w:tcMar>
-              <w:top w:w="100" w:type="dxa"/>
-              <w:bottom w:w="100" w:type="dxa"/>
-              <w:left w:w="100" w:type="dxa"/>
-              <w:right w:w="100" w:type="dxa"/>
-            </w:tcMar>
-          </w:tcPr>
-          <w:p/>
-        </w:tc>
-        <w:tc>
-          <w:tcPr>
-            <w:tcW w:type="dxa" w:w="1921"/>
-            <w:shd w:fill="EFF6FF"/>
-            <w:tcMar>
-              <w:top w:w="100" w:type="dxa"/>
-              <w:bottom w:w="100" w:type="dxa"/>
-              <w:left w:w="100" w:type="dxa"/>
-              <w:right w:w="100" w:type="dxa"/>
-            </w:tcMar>
-          </w:tcPr>
-          <w:p>
             <w:r>
               <w:rPr>
                 <w:b/>
                 <w:color w:val="1E3A8A"/>
                 <w:sz w:val="19"/>
               </w:rPr>
-              <w:t>TỔNG CỘNG KINH PHÍ TƯ VẤN TRIỂN KHAI (TRỌN GÓI):</w:t>
+              <w:t xml:space="preserve">• Phạm vi thực hiện trọn gói: </w:t>
+            </w:r>
+            <w:r>
+              <w:rPr>
+                <w:color w:val="0F172A"/>
+                <w:sz w:val="19"/>
+              </w:rPr>
+              <w:t>Chuẩn hóa toàn diện Master Data từ Excel cũ (xử lý triệt để 12 lỗi #REF!), cài đặt hệ thống lõi &amp; cấu hình đầy đủ 23 phân hệ, đào tạo chuyển giao UAT thực chiến và bảo hành bảo trì kỹ thuật 06 tháng sau Golive.</w:t>
             </w:r>
           </w:p>
-        </w:tc>
-        <w:tc>
-          <w:tcPr>
-            <w:tcW w:type="dxa" w:w="1921"/>
-            <w:shd w:fill="EFF6FF"/>
-            <w:tcMar>
-              <w:top w:w="100" w:type="dxa"/>
-              <w:bottom w:w="100" w:type="dxa"/>
-              <w:left w:w="100" w:type="dxa"/>
-              <w:right w:w="100" w:type="dxa"/>
-            </w:tcMar>
-          </w:tcPr>
-          <w:p/>
-        </w:tc>
-        <w:tc>
-          <w:tcPr>
-            <w:tcW w:type="dxa" w:w="1921"/>
-            <w:shd w:fill="EFF6FF"/>
-            <w:tcMar>
-              <w:top w:w="100" w:type="dxa"/>
-              <w:bottom w:w="100" w:type="dxa"/>
-              <w:left w:w="100" w:type="dxa"/>
-              <w:right w:w="100" w:type="dxa"/>
-            </w:tcMar>
-          </w:tcPr>
-          <w:p/>
-        </w:tc>
-        <w:tc>
-          <w:tcPr>
-            <w:tcW w:type="dxa" w:w="1921"/>
-            <w:shd w:fill="EFF6FF"/>
-            <w:tcMar>
-              <w:top w:w="100" w:type="dxa"/>
-              <w:bottom w:w="100" w:type="dxa"/>
-              <w:left w:w="100" w:type="dxa"/>
-              <w:right w:w="100" w:type="dxa"/>
-            </w:tcMar>
-          </w:tcPr>
           <w:p>
             <w:pPr>
-              <w:jc w:val="right"/>
+              <w:spacing w:after="60"/>
             </w:pPr>
             <w:r>
               <w:rPr>
                 <w:b/>
-                <w:color w:val="DC2626"/>
-                <w:sz w:val="22"/>
+                <w:color w:val="1E3A8A"/>
+                <w:sz w:val="19"/>
               </w:rPr>
-              <w:t>15.000.000 đ</w:t>
+              <w:t xml:space="preserve">• Tiến độ thanh toán (02 đợt): </w:t>
+            </w:r>
+            <w:r>
+              <w:rPr>
+                <w:color w:val="0F172A"/>
+                <w:sz w:val="19"/>
+              </w:rPr>
+              <w:t>Đợt 1 (50% = 7.500.000 VNĐ) tạm ứng khi ký hợp đồng và bàn giao dữ liệu; Đợt 2 (50% = 7.500.000 VNĐ) quyết toán sau khi hoàn thành đào tạo UAT và ký biên bản nghiệm thu.</w:t>
+            </w:r>
+          </w:p>
+          <w:p>
+            <w:pPr>
+              <w:spacing w:after="0"/>
+            </w:pPr>
+            <w:r>
+              <w:rPr>
+                <w:b/>
+                <w:color w:val="1E3A8A"/>
+                <w:sz w:val="19"/>
+              </w:rPr>
+              <w:t xml:space="preserve">• Cam kết chìa khóa trao tay: </w:t>
+            </w:r>
+            <w:r>
+              <w:rPr>
+                <w:color w:val="0F172A"/>
+                <w:sz w:val="19"/>
+              </w:rPr>
+              <w:t>Chi phí cố định trọn gói, bảo đảm 100% không phát sinh bất kỳ khoản phụ phí nào ngoài hợp đồng trong suốt quá trình triển khai.</w:t>
             </w:r>
           </w:p>
         </w:tc>
       </w:tr>
     </w:tbl>
-    <w:p>
-      <w:pPr>
-        <w:spacing w:after="80" w:line="276" w:lineRule="auto"/>
-      </w:pPr>
-      <w:r>
-        <w:rPr>
-          <w:i/>
-          <w:color w:val="0F172A"/>
-          <w:sz w:val="20"/>
-        </w:rPr>
-        <w:t>(Bằng chữ: Mười lăm triệu đồng chẵn. Đơn giá trên đã bao gồm toàn bộ chi phí khảo sát, cấu hình, chuyển đổi dữ liệu và đào tạo chuyển giao tại đơn vị.)</w:t>
-      </w:r>
-    </w:p>
-    <w:p>
-      <w:pPr>
-        <w:spacing w:after="80" w:line="276" w:lineRule="auto"/>
-      </w:pPr>
-      <w:r>
-        <w:rPr>
-          <w:b/>
-          <w:color w:val="1E3A8A"/>
-          <w:sz w:val="20"/>
-        </w:rPr>
-        <w:t xml:space="preserve">• </w:t>
-      </w:r>
-      <w:r>
-        <w:rPr>
-          <w:i w:val="0"/>
-          <w:color w:val="0F172A"/>
-          <w:sz w:val="20"/>
-        </w:rPr>
-        <w:t>Tiến độ thanh toán hợp đồng:</w:t>
-      </w:r>
-    </w:p>
-    <w:p>
-      <w:pPr>
-        <w:spacing w:after="80" w:line="276" w:lineRule="auto"/>
-      </w:pPr>
-      <w:r>
-        <w:rPr>
-          <w:i w:val="0"/>
-          <w:color w:val="0F172A"/>
-          <w:sz w:val="20"/>
-        </w:rPr>
-        <w:t>Đợt 1 (50% tương đương 7.500.000 VNĐ): Tạm ứng ngay sau khi ký kết hợp đồng tư vấn và bắt đầu tiếp nhận dữ liệu Excel từ xí nghiệp.</w:t>
-      </w:r>
-    </w:p>
-    <w:p>
-      <w:pPr>
-        <w:spacing w:after="80" w:line="276" w:lineRule="auto"/>
-      </w:pPr>
-      <w:r>
-        <w:rPr>
-          <w:i w:val="0"/>
-          <w:color w:val="0F172A"/>
-          <w:sz w:val="20"/>
-        </w:rPr>
-        <w:t>Đợt 2 (50% tương đương 7.500.000 VNĐ): Quyết toán sau khi hoàn thành công tác đào tạo UAT, nghiệm thu vận hành thử nghiệm và ký biên bản bàn giao chính thức.</w:t>
-      </w:r>
-    </w:p>
-    <w:p>
-      <w:pPr>
-        <w:spacing w:after="80" w:line="276" w:lineRule="auto"/>
-      </w:pPr>
-      <w:r>
-        <w:rPr>
-          <w:i w:val="0"/>
-          <w:color w:val="0F172A"/>
-          <w:sz w:val="20"/>
-        </w:rPr>
-        <w:t>Cam kết kinh phí: Mức kinh phí 15.000.000 VNĐ là chi phí trọn gói chìa khóa trao tay. Bên tư vấn cam kết không phát sinh bất kỳ khoản phụ phí nào ngoài hợp đồng trong suốt quá trình triển khai.</w:t>
-      </w:r>
-    </w:p>
     <w:p>
       <w:pPr>
         <w:spacing w:before="240" w:after="120"/>
